--- a/3. INTERMEDIATE C#/LEARN C# - LINQ/LINQ.docx
+++ b/3. INTERMEDIATE C#/LEARN C# - LINQ/LINQ.docx
@@ -16944,37 +16944,7021 @@
     <w:p>
       <w:pPr>
         <w:rPr>
-          <w:color w:val="000000" w:themeColor="text1"/>
-          <w:lang w:val="en-US"/>
-        </w:rPr>
-      </w:pPr>
-    </w:p>
-    <w:p>
-      <w:pPr>
-        <w:rPr>
-          <w:color w:val="C00000"/>
-        </w:rPr>
-      </w:pPr>
-    </w:p>
-    <w:p>
-      <w:pPr>
-        <w:rPr>
-          <w:color w:val="C00000"/>
-          <w:lang w:val="en-US"/>
-        </w:rPr>
-      </w:pPr>
-    </w:p>
-    <w:p>
-      <w:pPr>
-        <w:rPr>
-          <w:color w:val="000000" w:themeColor="text1"/>
-          <w:lang w:val="en-US"/>
-        </w:rPr>
-      </w:pPr>
-    </w:p>
-    <w:p>
-      <w:pPr>
-        <w:rPr>
+          <w:b/>
+          <w:bCs/>
+          <w:color w:val="000000" w:themeColor="text1"/>
+          <w:lang w:val="en-US"/>
+        </w:rPr>
+      </w:pPr>
+      <w:r>
+        <w:rPr>
+          <w:b/>
+          <w:bCs/>
+          <w:color w:val="000000" w:themeColor="text1"/>
+          <w:lang w:val="en-US"/>
+        </w:rPr>
+        <w:t>Programming Languages</w:t>
+      </w:r>
+    </w:p>
+    <w:p>
+      <w:pPr>
+        <w:rPr>
+          <w:color w:val="000000" w:themeColor="text1"/>
+          <w:lang w:val="en-US"/>
+        </w:rPr>
+      </w:pPr>
+      <w:r>
+        <w:rPr>
+          <w:color w:val="000000" w:themeColor="text1"/>
+          <w:lang w:val="en-US"/>
+        </w:rPr>
+        <w:t>Do you know when C# was invented? How about your other favorite programming languages, like JavaScript, Ruby, and R?</w:t>
+      </w:r>
+    </w:p>
+    <w:p>
+      <w:pPr>
+        <w:rPr>
+          <w:color w:val="000000" w:themeColor="text1"/>
+          <w:lang w:val="en-US"/>
+        </w:rPr>
+      </w:pPr>
+      <w:r>
+        <w:rPr>
+          <w:color w:val="000000" w:themeColor="text1"/>
+          <w:lang w:val="en-US"/>
+        </w:rPr>
+        <w:t>In this project, you’ll be using lists and LINQ to search a database for answers!</w:t>
+      </w:r>
+    </w:p>
+    <w:p>
+      <w:pPr>
+        <w:rPr>
+          <w:color w:val="000000" w:themeColor="text1"/>
+          <w:lang w:val="en-US"/>
+        </w:rPr>
+      </w:pPr>
+      <w:r>
+        <w:rPr>
+          <w:color w:val="000000" w:themeColor="text1"/>
+          <w:lang w:val="en-US"/>
+        </w:rPr>
+        <w:t>The data is stored in a TSV file, which stands for tab-separated values. It’s a common way to export data from a spreadsheet or database — you might see this file type when you try to download data from apps like Microsoft Excel and Google Sheets.</w:t>
+      </w:r>
+    </w:p>
+    <w:p>
+      <w:pPr>
+        <w:rPr>
+          <w:color w:val="000000" w:themeColor="text1"/>
+          <w:lang w:val="en-US"/>
+        </w:rPr>
+      </w:pPr>
+      <w:r>
+        <w:rPr>
+          <w:color w:val="000000" w:themeColor="text1"/>
+          <w:lang w:val="en-US"/>
+        </w:rPr>
+        <w:t>Here is what the data would look like as a table (just a few random rows included):</w:t>
+      </w:r>
+    </w:p>
+    <w:tbl>
+      <w:tblPr>
+        <w:tblW w:w="6631" w:type="dxa"/>
+        <w:tblCellMar>
+          <w:top w:w="15" w:type="dxa"/>
+          <w:left w:w="15" w:type="dxa"/>
+          <w:bottom w:w="15" w:type="dxa"/>
+          <w:right w:w="15" w:type="dxa"/>
+        </w:tblCellMar>
+        <w:tblLook w:val="04A0" w:firstRow="1" w:lastRow="0" w:firstColumn="1" w:lastColumn="0" w:noHBand="0" w:noVBand="1"/>
+      </w:tblPr>
+      <w:tblGrid>
+        <w:gridCol w:w="517"/>
+        <w:gridCol w:w="951"/>
+        <w:gridCol w:w="2591"/>
+        <w:gridCol w:w="2572"/>
+      </w:tblGrid>
+      <w:tr>
+        <w:trPr>
+          <w:tblHeader/>
+        </w:trPr>
+        <w:tc>
+          <w:tcPr>
+            <w:tcW w:w="0" w:type="auto"/>
+            <w:shd w:val="clear" w:color="auto" w:fill="FFFFFF"/>
+            <w:vAlign w:val="center"/>
+            <w:hideMark/>
+          </w:tcPr>
+          <w:p>
+            <w:pPr>
+              <w:rPr>
+                <w:b/>
+                <w:bCs/>
+                <w:color w:val="000000" w:themeColor="text1"/>
+              </w:rPr>
+            </w:pPr>
+            <w:r>
+              <w:rPr>
+                <w:b/>
+                <w:bCs/>
+                <w:color w:val="000000" w:themeColor="text1"/>
+              </w:rPr>
+              <w:t>Year</w:t>
+            </w:r>
+          </w:p>
+        </w:tc>
+        <w:tc>
+          <w:tcPr>
+            <w:tcW w:w="0" w:type="auto"/>
+            <w:shd w:val="clear" w:color="auto" w:fill="FFFFFF"/>
+            <w:vAlign w:val="center"/>
+            <w:hideMark/>
+          </w:tcPr>
+          <w:p>
+            <w:pPr>
+              <w:rPr>
+                <w:b/>
+                <w:bCs/>
+                <w:color w:val="000000" w:themeColor="text1"/>
+              </w:rPr>
+            </w:pPr>
+            <w:r>
+              <w:rPr>
+                <w:b/>
+                <w:bCs/>
+                <w:color w:val="000000" w:themeColor="text1"/>
+              </w:rPr>
+              <w:t>Name</w:t>
+            </w:r>
+          </w:p>
+        </w:tc>
+        <w:tc>
+          <w:tcPr>
+            <w:tcW w:w="0" w:type="auto"/>
+            <w:shd w:val="clear" w:color="auto" w:fill="FFFFFF"/>
+            <w:vAlign w:val="center"/>
+            <w:hideMark/>
+          </w:tcPr>
+          <w:p>
+            <w:pPr>
+              <w:rPr>
+                <w:b/>
+                <w:bCs/>
+                <w:color w:val="000000" w:themeColor="text1"/>
+              </w:rPr>
+            </w:pPr>
+            <w:r>
+              <w:rPr>
+                <w:b/>
+                <w:bCs/>
+                <w:color w:val="000000" w:themeColor="text1"/>
+              </w:rPr>
+              <w:t>Chief Developer</w:t>
+            </w:r>
+          </w:p>
+        </w:tc>
+        <w:tc>
+          <w:tcPr>
+            <w:tcW w:w="0" w:type="auto"/>
+            <w:shd w:val="clear" w:color="auto" w:fill="FFFFFF"/>
+            <w:vAlign w:val="center"/>
+            <w:hideMark/>
+          </w:tcPr>
+          <w:p>
+            <w:pPr>
+              <w:rPr>
+                <w:b/>
+                <w:bCs/>
+                <w:color w:val="000000" w:themeColor="text1"/>
+              </w:rPr>
+            </w:pPr>
+            <w:proofErr w:type="spellStart"/>
+            <w:r>
+              <w:rPr>
+                <w:b/>
+                <w:bCs/>
+                <w:color w:val="000000" w:themeColor="text1"/>
+              </w:rPr>
+              <w:t>Predecessors</w:t>
+            </w:r>
+            <w:proofErr w:type="spellEnd"/>
+          </w:p>
+        </w:tc>
+      </w:tr>
+      <w:tr>
+        <w:tc>
+          <w:tcPr>
+            <w:tcW w:w="0" w:type="auto"/>
+            <w:shd w:val="clear" w:color="auto" w:fill="F5F5F5"/>
+            <w:vAlign w:val="center"/>
+            <w:hideMark/>
+          </w:tcPr>
+          <w:p>
+            <w:pPr>
+              <w:rPr>
+                <w:color w:val="000000" w:themeColor="text1"/>
+              </w:rPr>
+            </w:pPr>
+            <w:r>
+              <w:rPr>
+                <w:color w:val="000000" w:themeColor="text1"/>
+              </w:rPr>
+              <w:t>1990</w:t>
+            </w:r>
+          </w:p>
+        </w:tc>
+        <w:tc>
+          <w:tcPr>
+            <w:tcW w:w="0" w:type="auto"/>
+            <w:shd w:val="clear" w:color="auto" w:fill="F5F5F5"/>
+            <w:vAlign w:val="center"/>
+            <w:hideMark/>
+          </w:tcPr>
+          <w:p>
+            <w:pPr>
+              <w:rPr>
+                <w:color w:val="000000" w:themeColor="text1"/>
+              </w:rPr>
+            </w:pPr>
+            <w:r>
+              <w:rPr>
+                <w:color w:val="000000" w:themeColor="text1"/>
+              </w:rPr>
+              <w:t>AMOS BASIC</w:t>
+            </w:r>
+          </w:p>
+        </w:tc>
+        <w:tc>
+          <w:tcPr>
+            <w:tcW w:w="0" w:type="auto"/>
+            <w:shd w:val="clear" w:color="auto" w:fill="F5F5F5"/>
+            <w:vAlign w:val="center"/>
+            <w:hideMark/>
+          </w:tcPr>
+          <w:p>
+            <w:pPr>
+              <w:rPr>
+                <w:color w:val="000000" w:themeColor="text1"/>
+              </w:rPr>
+            </w:pPr>
+            <w:proofErr w:type="spellStart"/>
+            <w:r>
+              <w:rPr>
+                <w:color w:val="000000" w:themeColor="text1"/>
+              </w:rPr>
+              <w:t>François</w:t>
+            </w:r>
+            <w:proofErr w:type="spellEnd"/>
+            <w:r>
+              <w:rPr>
+                <w:color w:val="000000" w:themeColor="text1"/>
+              </w:rPr>
+              <w:t xml:space="preserve"> </w:t>
+            </w:r>
+            <w:proofErr w:type="spellStart"/>
+            <w:r>
+              <w:rPr>
+                <w:color w:val="000000" w:themeColor="text1"/>
+              </w:rPr>
+              <w:t>Lionet</w:t>
+            </w:r>
+            <w:proofErr w:type="spellEnd"/>
+            <w:r>
+              <w:rPr>
+                <w:color w:val="000000" w:themeColor="text1"/>
+              </w:rPr>
+              <w:t xml:space="preserve">, </w:t>
+            </w:r>
+            <w:proofErr w:type="spellStart"/>
+            <w:r>
+              <w:rPr>
+                <w:color w:val="000000" w:themeColor="text1"/>
+              </w:rPr>
+              <w:t>Constantin</w:t>
+            </w:r>
+            <w:proofErr w:type="spellEnd"/>
+            <w:r>
+              <w:rPr>
+                <w:color w:val="000000" w:themeColor="text1"/>
+              </w:rPr>
+              <w:t xml:space="preserve"> </w:t>
+            </w:r>
+            <w:proofErr w:type="spellStart"/>
+            <w:r>
+              <w:rPr>
+                <w:color w:val="000000" w:themeColor="text1"/>
+              </w:rPr>
+              <w:t>Sotiropoulos</w:t>
+            </w:r>
+            <w:proofErr w:type="spellEnd"/>
+          </w:p>
+        </w:tc>
+        <w:tc>
+          <w:tcPr>
+            <w:tcW w:w="0" w:type="auto"/>
+            <w:shd w:val="clear" w:color="auto" w:fill="F5F5F5"/>
+            <w:vAlign w:val="center"/>
+            <w:hideMark/>
+          </w:tcPr>
+          <w:p>
+            <w:pPr>
+              <w:rPr>
+                <w:color w:val="000000" w:themeColor="text1"/>
+              </w:rPr>
+            </w:pPr>
+            <w:r>
+              <w:rPr>
+                <w:color w:val="000000" w:themeColor="text1"/>
+              </w:rPr>
+              <w:t>STOS BASIC</w:t>
+            </w:r>
+          </w:p>
+        </w:tc>
+      </w:tr>
+      <w:tr>
+        <w:tc>
+          <w:tcPr>
+            <w:tcW w:w="0" w:type="auto"/>
+            <w:shd w:val="clear" w:color="auto" w:fill="FFFFFF"/>
+            <w:vAlign w:val="center"/>
+            <w:hideMark/>
+          </w:tcPr>
+          <w:p>
+            <w:pPr>
+              <w:rPr>
+                <w:color w:val="000000" w:themeColor="text1"/>
+              </w:rPr>
+            </w:pPr>
+            <w:r>
+              <w:rPr>
+                <w:color w:val="000000" w:themeColor="text1"/>
+              </w:rPr>
+              <w:t>1991</w:t>
+            </w:r>
+          </w:p>
+        </w:tc>
+        <w:tc>
+          <w:tcPr>
+            <w:tcW w:w="0" w:type="auto"/>
+            <w:shd w:val="clear" w:color="auto" w:fill="FFFFFF"/>
+            <w:vAlign w:val="center"/>
+            <w:hideMark/>
+          </w:tcPr>
+          <w:p>
+            <w:pPr>
+              <w:rPr>
+                <w:color w:val="000000" w:themeColor="text1"/>
+              </w:rPr>
+            </w:pPr>
+            <w:r>
+              <w:rPr>
+                <w:color w:val="000000" w:themeColor="text1"/>
+              </w:rPr>
+              <w:t>Visual Basic</w:t>
+            </w:r>
+          </w:p>
+        </w:tc>
+        <w:tc>
+          <w:tcPr>
+            <w:tcW w:w="0" w:type="auto"/>
+            <w:shd w:val="clear" w:color="auto" w:fill="FFFFFF"/>
+            <w:vAlign w:val="center"/>
+            <w:hideMark/>
+          </w:tcPr>
+          <w:p>
+            <w:pPr>
+              <w:rPr>
+                <w:color w:val="000000" w:themeColor="text1"/>
+                <w:lang w:val="en-US"/>
+              </w:rPr>
+            </w:pPr>
+            <w:r>
+              <w:rPr>
+                <w:color w:val="000000" w:themeColor="text1"/>
+                <w:lang w:val="en-US"/>
+              </w:rPr>
+              <w:t>Alan Cooper (sold to Microsoft)</w:t>
+            </w:r>
+          </w:p>
+        </w:tc>
+        <w:tc>
+          <w:tcPr>
+            <w:tcW w:w="0" w:type="auto"/>
+            <w:shd w:val="clear" w:color="auto" w:fill="FFFFFF"/>
+            <w:vAlign w:val="center"/>
+            <w:hideMark/>
+          </w:tcPr>
+          <w:p>
+            <w:pPr>
+              <w:rPr>
+                <w:color w:val="000000" w:themeColor="text1"/>
+              </w:rPr>
+            </w:pPr>
+            <w:proofErr w:type="spellStart"/>
+            <w:r>
+              <w:rPr>
+                <w:color w:val="000000" w:themeColor="text1"/>
+              </w:rPr>
+              <w:t>QuickBASIC</w:t>
+            </w:r>
+            <w:proofErr w:type="spellEnd"/>
+          </w:p>
+        </w:tc>
+      </w:tr>
+      <w:tr>
+        <w:tc>
+          <w:tcPr>
+            <w:tcW w:w="0" w:type="auto"/>
+            <w:shd w:val="clear" w:color="auto" w:fill="F5F5F5"/>
+            <w:vAlign w:val="center"/>
+            <w:hideMark/>
+          </w:tcPr>
+          <w:p>
+            <w:pPr>
+              <w:rPr>
+                <w:color w:val="000000" w:themeColor="text1"/>
+              </w:rPr>
+            </w:pPr>
+            <w:r>
+              <w:rPr>
+                <w:color w:val="000000" w:themeColor="text1"/>
+              </w:rPr>
+              <w:t>1995</w:t>
+            </w:r>
+          </w:p>
+        </w:tc>
+        <w:tc>
+          <w:tcPr>
+            <w:tcW w:w="0" w:type="auto"/>
+            <w:shd w:val="clear" w:color="auto" w:fill="F5F5F5"/>
+            <w:vAlign w:val="center"/>
+            <w:hideMark/>
+          </w:tcPr>
+          <w:p>
+            <w:pPr>
+              <w:rPr>
+                <w:color w:val="000000" w:themeColor="text1"/>
+              </w:rPr>
+            </w:pPr>
+            <w:r>
+              <w:rPr>
+                <w:color w:val="000000" w:themeColor="text1"/>
+              </w:rPr>
+              <w:t>Ruby</w:t>
+            </w:r>
+          </w:p>
+        </w:tc>
+        <w:tc>
+          <w:tcPr>
+            <w:tcW w:w="0" w:type="auto"/>
+            <w:shd w:val="clear" w:color="auto" w:fill="F5F5F5"/>
+            <w:vAlign w:val="center"/>
+            <w:hideMark/>
+          </w:tcPr>
+          <w:p>
+            <w:pPr>
+              <w:rPr>
+                <w:color w:val="000000" w:themeColor="text1"/>
+              </w:rPr>
+            </w:pPr>
+            <w:proofErr w:type="spellStart"/>
+            <w:r>
+              <w:rPr>
+                <w:color w:val="000000" w:themeColor="text1"/>
+              </w:rPr>
+              <w:t>Yukihiro</w:t>
+            </w:r>
+            <w:proofErr w:type="spellEnd"/>
+            <w:r>
+              <w:rPr>
+                <w:color w:val="000000" w:themeColor="text1"/>
+              </w:rPr>
+              <w:t xml:space="preserve"> </w:t>
+            </w:r>
+            <w:proofErr w:type="spellStart"/>
+            <w:r>
+              <w:rPr>
+                <w:color w:val="000000" w:themeColor="text1"/>
+              </w:rPr>
+              <w:t>Matsumoto</w:t>
+            </w:r>
+            <w:proofErr w:type="spellEnd"/>
+          </w:p>
+        </w:tc>
+        <w:tc>
+          <w:tcPr>
+            <w:tcW w:w="0" w:type="auto"/>
+            <w:shd w:val="clear" w:color="auto" w:fill="F5F5F5"/>
+            <w:vAlign w:val="center"/>
+            <w:hideMark/>
+          </w:tcPr>
+          <w:p>
+            <w:pPr>
+              <w:rPr>
+                <w:color w:val="000000" w:themeColor="text1"/>
+              </w:rPr>
+            </w:pPr>
+            <w:proofErr w:type="spellStart"/>
+            <w:r>
+              <w:rPr>
+                <w:color w:val="000000" w:themeColor="text1"/>
+              </w:rPr>
+              <w:t>Smalltalk;Perl</w:t>
+            </w:r>
+            <w:proofErr w:type="spellEnd"/>
+          </w:p>
+        </w:tc>
+      </w:tr>
+      <w:tr>
+        <w:tc>
+          <w:tcPr>
+            <w:tcW w:w="0" w:type="auto"/>
+            <w:shd w:val="clear" w:color="auto" w:fill="FFFFFF"/>
+            <w:vAlign w:val="center"/>
+            <w:hideMark/>
+          </w:tcPr>
+          <w:p>
+            <w:pPr>
+              <w:rPr>
+                <w:color w:val="000000" w:themeColor="text1"/>
+              </w:rPr>
+            </w:pPr>
+            <w:r>
+              <w:rPr>
+                <w:color w:val="000000" w:themeColor="text1"/>
+              </w:rPr>
+              <w:t>2009</w:t>
+            </w:r>
+          </w:p>
+        </w:tc>
+        <w:tc>
+          <w:tcPr>
+            <w:tcW w:w="0" w:type="auto"/>
+            <w:shd w:val="clear" w:color="auto" w:fill="FFFFFF"/>
+            <w:vAlign w:val="center"/>
+            <w:hideMark/>
+          </w:tcPr>
+          <w:p>
+            <w:pPr>
+              <w:rPr>
+                <w:color w:val="000000" w:themeColor="text1"/>
+              </w:rPr>
+            </w:pPr>
+            <w:r>
+              <w:rPr>
+                <w:color w:val="000000" w:themeColor="text1"/>
+              </w:rPr>
+              <w:t>Go</w:t>
+            </w:r>
+          </w:p>
+        </w:tc>
+        <w:tc>
+          <w:tcPr>
+            <w:tcW w:w="0" w:type="auto"/>
+            <w:shd w:val="clear" w:color="auto" w:fill="FFFFFF"/>
+            <w:vAlign w:val="center"/>
+            <w:hideMark/>
+          </w:tcPr>
+          <w:p>
+            <w:pPr>
+              <w:rPr>
+                <w:color w:val="000000" w:themeColor="text1"/>
+              </w:rPr>
+            </w:pPr>
+            <w:r>
+              <w:rPr>
+                <w:color w:val="000000" w:themeColor="text1"/>
+              </w:rPr>
+              <w:t>Google</w:t>
+            </w:r>
+          </w:p>
+        </w:tc>
+        <w:tc>
+          <w:tcPr>
+            <w:tcW w:w="0" w:type="auto"/>
+            <w:shd w:val="clear" w:color="auto" w:fill="FFFFFF"/>
+            <w:vAlign w:val="center"/>
+            <w:hideMark/>
+          </w:tcPr>
+          <w:p>
+            <w:pPr>
+              <w:rPr>
+                <w:color w:val="000000" w:themeColor="text1"/>
+              </w:rPr>
+            </w:pPr>
+            <w:proofErr w:type="spellStart"/>
+            <w:r>
+              <w:rPr>
+                <w:color w:val="000000" w:themeColor="text1"/>
+              </w:rPr>
+              <w:t>C;Oberon;Limbo;Smalltalk</w:t>
+            </w:r>
+            <w:proofErr w:type="spellEnd"/>
+          </w:p>
+        </w:tc>
+      </w:tr>
+    </w:tbl>
+    <w:p>
+      <w:pPr>
+        <w:rPr>
+          <w:color w:val="000000" w:themeColor="text1"/>
+          <w:lang w:val="en-US"/>
+        </w:rPr>
+      </w:pPr>
+      <w:r>
+        <w:rPr>
+          <w:color w:val="000000" w:themeColor="text1"/>
+          <w:lang w:val="en-US"/>
+        </w:rPr>
+        <w:t>In </w:t>
+      </w:r>
+      <w:proofErr w:type="spellStart"/>
+      <w:r>
+        <w:rPr>
+          <w:color w:val="000000" w:themeColor="text1"/>
+          <w:lang w:val="en-US"/>
+        </w:rPr>
+        <w:t>Program.cs</w:t>
+      </w:r>
+      <w:proofErr w:type="spellEnd"/>
+      <w:r>
+        <w:rPr>
+          <w:color w:val="000000" w:themeColor="text1"/>
+          <w:lang w:val="en-US"/>
+        </w:rPr>
+        <w:t>, the data import has already been taken care of, so you can focus on the queries! The data is stored in languages, which is a list of type List&lt;Language&gt;. You can find the definition for the Language class in </w:t>
+      </w:r>
+      <w:proofErr w:type="spellStart"/>
+      <w:r>
+        <w:rPr>
+          <w:color w:val="000000" w:themeColor="text1"/>
+          <w:lang w:val="en-US"/>
+        </w:rPr>
+        <w:t>Language.cs</w:t>
+      </w:r>
+      <w:proofErr w:type="spellEnd"/>
+      <w:r>
+        <w:rPr>
+          <w:color w:val="000000" w:themeColor="text1"/>
+          <w:lang w:val="en-US"/>
+        </w:rPr>
+        <w:t>. Here are the class’s important members:</w:t>
+      </w:r>
+    </w:p>
+    <w:p>
+      <w:pPr>
+        <w:numPr>
+          <w:ilvl w:val="0"/>
+          <w:numId w:val="18"/>
+        </w:numPr>
+        <w:rPr>
+          <w:color w:val="000000" w:themeColor="text1"/>
+          <w:lang w:val="en-US"/>
+        </w:rPr>
+      </w:pPr>
+      <w:r>
+        <w:rPr>
+          <w:color w:val="000000" w:themeColor="text1"/>
+          <w:lang w:val="en-US"/>
+        </w:rPr>
+        <w:t>int Year — when the language was invented</w:t>
+      </w:r>
+    </w:p>
+    <w:p>
+      <w:pPr>
+        <w:numPr>
+          <w:ilvl w:val="0"/>
+          <w:numId w:val="18"/>
+        </w:numPr>
+        <w:rPr>
+          <w:color w:val="000000" w:themeColor="text1"/>
+          <w:lang w:val="en-US"/>
+        </w:rPr>
+      </w:pPr>
+      <w:r>
+        <w:rPr>
+          <w:color w:val="000000" w:themeColor="text1"/>
+          <w:lang w:val="en-US"/>
+        </w:rPr>
+        <w:t>string Name — the name of the language</w:t>
+      </w:r>
+    </w:p>
+    <w:p>
+      <w:pPr>
+        <w:numPr>
+          <w:ilvl w:val="0"/>
+          <w:numId w:val="18"/>
+        </w:numPr>
+        <w:rPr>
+          <w:color w:val="000000" w:themeColor="text1"/>
+          <w:lang w:val="en-US"/>
+        </w:rPr>
+      </w:pPr>
+      <w:r>
+        <w:rPr>
+          <w:color w:val="000000" w:themeColor="text1"/>
+          <w:lang w:val="en-US"/>
+        </w:rPr>
+        <w:t xml:space="preserve">string </w:t>
+      </w:r>
+      <w:proofErr w:type="spellStart"/>
+      <w:r>
+        <w:rPr>
+          <w:color w:val="000000" w:themeColor="text1"/>
+          <w:lang w:val="en-US"/>
+        </w:rPr>
+        <w:t>ChiefDeveloper</w:t>
+      </w:r>
+      <w:proofErr w:type="spellEnd"/>
+      <w:r>
+        <w:rPr>
+          <w:color w:val="000000" w:themeColor="text1"/>
+          <w:lang w:val="en-US"/>
+        </w:rPr>
+        <w:t> — the head developer and/or company responsible for making the language</w:t>
+      </w:r>
+    </w:p>
+    <w:p>
+      <w:pPr>
+        <w:numPr>
+          <w:ilvl w:val="0"/>
+          <w:numId w:val="18"/>
+        </w:numPr>
+        <w:rPr>
+          <w:color w:val="000000" w:themeColor="text1"/>
+          <w:lang w:val="en-US"/>
+        </w:rPr>
+      </w:pPr>
+      <w:r>
+        <w:rPr>
+          <w:color w:val="000000" w:themeColor="text1"/>
+          <w:lang w:val="en-US"/>
+        </w:rPr>
+        <w:t>string Predecessors — the other programming languages that this language is based on</w:t>
+      </w:r>
+    </w:p>
+    <w:p>
+      <w:pPr>
+        <w:numPr>
+          <w:ilvl w:val="0"/>
+          <w:numId w:val="18"/>
+        </w:numPr>
+        <w:rPr>
+          <w:color w:val="000000" w:themeColor="text1"/>
+          <w:lang w:val="en-US"/>
+        </w:rPr>
+      </w:pPr>
+      <w:r>
+        <w:rPr>
+          <w:color w:val="000000" w:themeColor="text1"/>
+          <w:lang w:val="en-US"/>
+        </w:rPr>
+        <w:t>string Prettify() — returns a nicely formatted string version of the object</w:t>
+      </w:r>
+    </w:p>
+    <w:p>
+      <w:pPr>
+        <w:rPr>
+          <w:color w:val="000000" w:themeColor="text1"/>
+          <w:lang w:val="en-US"/>
+        </w:rPr>
+      </w:pPr>
+      <w:r>
+        <w:rPr>
+          <w:color w:val="000000" w:themeColor="text1"/>
+          <w:lang w:val="en-US"/>
+        </w:rPr>
+        <w:t>Let’s get started!</w:t>
+      </w:r>
+    </w:p>
+    <w:p>
+      <w:pPr>
+        <w:rPr>
+          <w:b/>
+          <w:bCs/>
+          <w:color w:val="000000" w:themeColor="text1"/>
+          <w:lang w:val="en-US"/>
+        </w:rPr>
+      </w:pPr>
+      <w:r>
+        <w:rPr>
+          <w:b/>
+          <w:bCs/>
+          <w:color w:val="000000" w:themeColor="text1"/>
+          <w:lang w:val="en-US"/>
+        </w:rPr>
+        <w:t>Tasks</w:t>
+      </w:r>
+    </w:p>
+    <w:p>
+      <w:pPr>
+        <w:rPr>
+          <w:color w:val="000000" w:themeColor="text1"/>
+          <w:lang w:val="en-US"/>
+        </w:rPr>
+      </w:pPr>
+      <w:r>
+        <w:rPr>
+          <w:color w:val="000000" w:themeColor="text1"/>
+          <w:lang w:val="en-US"/>
+        </w:rPr>
+        <w:t>12/12 complete</w:t>
+      </w:r>
+    </w:p>
+    <w:p>
+      <w:pPr>
+        <w:rPr>
+          <w:color w:val="000000" w:themeColor="text1"/>
+          <w:lang w:val="en-US"/>
+        </w:rPr>
+      </w:pPr>
+      <w:r>
+        <w:rPr>
+          <w:color w:val="000000" w:themeColor="text1"/>
+          <w:lang w:val="en-US"/>
+        </w:rPr>
+        <w:t>Mark the tasks as complete by checking them off</w:t>
+      </w:r>
+    </w:p>
+    <w:p>
+      <w:pPr>
+        <w:rPr>
+          <w:b/>
+          <w:bCs/>
+          <w:color w:val="000000" w:themeColor="text1"/>
+          <w:lang w:val="en-US"/>
+        </w:rPr>
+      </w:pPr>
+      <w:r>
+        <w:rPr>
+          <w:b/>
+          <w:bCs/>
+          <w:color w:val="000000" w:themeColor="text1"/>
+          <w:lang w:val="en-US"/>
+        </w:rPr>
+        <w:t>Explore the Data</w:t>
+      </w:r>
+    </w:p>
+    <w:p>
+      <w:pPr>
+        <w:rPr>
+          <w:color w:val="000000" w:themeColor="text1"/>
+          <w:lang w:val="en-US"/>
+        </w:rPr>
+      </w:pPr>
+      <w:r>
+        <w:rPr>
+          <w:b/>
+          <w:bCs/>
+          <w:color w:val="000000" w:themeColor="text1"/>
+          <w:lang w:val="en-US"/>
+        </w:rPr>
+        <w:t>1.</w:t>
+      </w:r>
+    </w:p>
+    <w:p>
+      <w:pPr>
+        <w:rPr>
+          <w:color w:val="000000" w:themeColor="text1"/>
+          <w:lang w:val="en-US"/>
+        </w:rPr>
+      </w:pPr>
+      <w:r>
+        <w:rPr>
+          <w:color w:val="000000" w:themeColor="text1"/>
+          <w:lang w:val="en-US"/>
+        </w:rPr>
+        <w:t>Let’s start by printing all of the languages: print each item in languages by calling its Prettify() method.</w:t>
+      </w:r>
+    </w:p>
+    <w:p>
+      <w:pPr>
+        <w:rPr>
+          <w:color w:val="000000" w:themeColor="text1"/>
+          <w:lang w:val="en-US"/>
+        </w:rPr>
+      </w:pPr>
+      <w:r>
+        <w:rPr>
+          <w:color w:val="000000" w:themeColor="text1"/>
+          <w:lang w:val="en-US"/>
+        </w:rPr>
+        <w:t>Use a foreach loop that iterates for each var in languages.</w:t>
+      </w:r>
+    </w:p>
+    <w:p>
+      <w:pPr>
+        <w:rPr>
+          <w:color w:val="000000" w:themeColor="text1"/>
+          <w:lang w:val="en-US"/>
+        </w:rPr>
+      </w:pPr>
+      <w:r>
+        <w:rPr>
+          <w:b/>
+          <w:bCs/>
+          <w:color w:val="000000" w:themeColor="text1"/>
+          <w:lang w:val="en-US"/>
+        </w:rPr>
+        <w:t>2.</w:t>
+      </w:r>
+    </w:p>
+    <w:p>
+      <w:pPr>
+        <w:rPr>
+          <w:color w:val="000000" w:themeColor="text1"/>
+          <w:lang w:val="en-US"/>
+        </w:rPr>
+      </w:pPr>
+      <w:r>
+        <w:rPr>
+          <w:color w:val="000000" w:themeColor="text1"/>
+          <w:lang w:val="en-US"/>
+        </w:rPr>
+        <w:t>Write a query that returns a string for each language. It should include the year, name, and chief developer of each language.</w:t>
+      </w:r>
+    </w:p>
+    <w:p>
+      <w:pPr>
+        <w:rPr>
+          <w:color w:val="000000" w:themeColor="text1"/>
+          <w:lang w:val="en-US"/>
+        </w:rPr>
+      </w:pPr>
+      <w:r>
+        <w:rPr>
+          <w:color w:val="000000" w:themeColor="text1"/>
+          <w:lang w:val="en-US"/>
+        </w:rPr>
+        <w:t>Print each one to the console.</w:t>
+      </w:r>
+    </w:p>
+    <w:p>
+      <w:pPr>
+        <w:rPr>
+          <w:color w:val="000000" w:themeColor="text1"/>
+          <w:lang w:val="en-US"/>
+        </w:rPr>
+      </w:pPr>
+      <w:r>
+        <w:rPr>
+          <w:color w:val="000000" w:themeColor="text1"/>
+          <w:lang w:val="en-US"/>
+        </w:rPr>
+        <w:t>Use a Select operator and use a lambda expression that returns a string.</w:t>
+      </w:r>
+    </w:p>
+    <w:p>
+      <w:pPr>
+        <w:rPr>
+          <w:color w:val="000000" w:themeColor="text1"/>
+          <w:lang w:val="en-US"/>
+        </w:rPr>
+      </w:pPr>
+      <w:r>
+        <w:rPr>
+          <w:color w:val="000000" w:themeColor="text1"/>
+          <w:lang w:val="en-US"/>
+        </w:rPr>
+        <w:t>Iterate through the result and print each to the console.</w:t>
+      </w:r>
+    </w:p>
+    <w:p>
+      <w:pPr>
+        <w:rPr>
+          <w:b/>
+          <w:bCs/>
+          <w:color w:val="000000" w:themeColor="text1"/>
+          <w:lang w:val="en-US"/>
+        </w:rPr>
+      </w:pPr>
+      <w:r>
+        <w:rPr>
+          <w:b/>
+          <w:bCs/>
+          <w:color w:val="000000" w:themeColor="text1"/>
+          <w:lang w:val="en-US"/>
+        </w:rPr>
+        <w:t>Microsoft Languages</w:t>
+      </w:r>
+    </w:p>
+    <w:p>
+      <w:pPr>
+        <w:rPr>
+          <w:color w:val="000000" w:themeColor="text1"/>
+          <w:lang w:val="en-US"/>
+        </w:rPr>
+      </w:pPr>
+      <w:r>
+        <w:rPr>
+          <w:b/>
+          <w:bCs/>
+          <w:color w:val="000000" w:themeColor="text1"/>
+          <w:lang w:val="en-US"/>
+        </w:rPr>
+        <w:t>3.</w:t>
+      </w:r>
+    </w:p>
+    <w:p>
+      <w:pPr>
+        <w:rPr>
+          <w:color w:val="000000" w:themeColor="text1"/>
+          <w:lang w:val="en-US"/>
+        </w:rPr>
+      </w:pPr>
+      <w:r>
+        <w:rPr>
+          <w:color w:val="000000" w:themeColor="text1"/>
+          <w:lang w:val="en-US"/>
+        </w:rPr>
+        <w:t>When was C# first released?</w:t>
+      </w:r>
+    </w:p>
+    <w:p>
+      <w:pPr>
+        <w:rPr>
+          <w:color w:val="000000" w:themeColor="text1"/>
+          <w:lang w:val="en-US"/>
+        </w:rPr>
+      </w:pPr>
+      <w:r>
+        <w:rPr>
+          <w:color w:val="000000" w:themeColor="text1"/>
+          <w:lang w:val="en-US"/>
+        </w:rPr>
+        <w:t>Find the language(s) with the name "C#". Use the Prettify() method to print the results to the console.</w:t>
+      </w:r>
+    </w:p>
+    <w:p>
+      <w:pPr>
+        <w:rPr>
+          <w:color w:val="000000" w:themeColor="text1"/>
+          <w:lang w:val="en-US"/>
+        </w:rPr>
+      </w:pPr>
+      <w:r>
+        <w:rPr>
+          <w:color w:val="000000" w:themeColor="text1"/>
+          <w:lang w:val="en-US"/>
+        </w:rPr>
+        <w:t>Note: As you write more of these LINQ queries and print the results, your console output might get too long to read. We suggest you comment out the print statements of the previous query before writing the next one.</w:t>
+      </w:r>
+    </w:p>
+    <w:p>
+      <w:pPr>
+        <w:rPr>
+          <w:color w:val="000000" w:themeColor="text1"/>
+          <w:lang w:val="en-US"/>
+        </w:rPr>
+      </w:pPr>
+      <w:r>
+        <w:rPr>
+          <w:color w:val="000000" w:themeColor="text1"/>
+          <w:lang w:val="en-US"/>
+        </w:rPr>
+        <w:t>Use a Where operator and check the Name property.</w:t>
+      </w:r>
+    </w:p>
+    <w:p>
+      <w:pPr>
+        <w:rPr>
+          <w:color w:val="000000" w:themeColor="text1"/>
+          <w:lang w:val="en-US"/>
+        </w:rPr>
+      </w:pPr>
+      <w:r>
+        <w:rPr>
+          <w:color w:val="000000" w:themeColor="text1"/>
+          <w:lang w:val="en-US"/>
+        </w:rPr>
+        <w:t>Remember that a query returns a collection of items, so you’ll have to iterate through the list, even if it has a count of 1.</w:t>
+      </w:r>
+    </w:p>
+    <w:p>
+      <w:pPr>
+        <w:rPr>
+          <w:color w:val="000000" w:themeColor="text1"/>
+          <w:lang w:val="en-US"/>
+        </w:rPr>
+      </w:pPr>
+      <w:r>
+        <w:rPr>
+          <w:b/>
+          <w:bCs/>
+          <w:color w:val="000000" w:themeColor="text1"/>
+          <w:lang w:val="en-US"/>
+        </w:rPr>
+        <w:t>4.</w:t>
+      </w:r>
+    </w:p>
+    <w:p>
+      <w:pPr>
+        <w:rPr>
+          <w:color w:val="000000" w:themeColor="text1"/>
+          <w:lang w:val="en-US"/>
+        </w:rPr>
+      </w:pPr>
+      <w:r>
+        <w:rPr>
+          <w:color w:val="000000" w:themeColor="text1"/>
+          <w:lang w:val="en-US"/>
+        </w:rPr>
+        <w:t>Microsoft invented a bunch of languages, not just C#!</w:t>
+      </w:r>
+    </w:p>
+    <w:p>
+      <w:pPr>
+        <w:rPr>
+          <w:color w:val="000000" w:themeColor="text1"/>
+          <w:lang w:val="en-US"/>
+        </w:rPr>
+      </w:pPr>
+      <w:r>
+        <w:rPr>
+          <w:color w:val="000000" w:themeColor="text1"/>
+          <w:lang w:val="en-US"/>
+        </w:rPr>
+        <w:t>Find all of the languages that have "Microsoft" included in their </w:t>
+      </w:r>
+      <w:proofErr w:type="spellStart"/>
+      <w:r>
+        <w:rPr>
+          <w:color w:val="000000" w:themeColor="text1"/>
+          <w:lang w:val="en-US"/>
+        </w:rPr>
+        <w:t>ChiefDeveloper</w:t>
+      </w:r>
+      <w:proofErr w:type="spellEnd"/>
+      <w:r>
+        <w:rPr>
+          <w:color w:val="000000" w:themeColor="text1"/>
+          <w:lang w:val="en-US"/>
+        </w:rPr>
+        <w:t> property.</w:t>
+      </w:r>
+    </w:p>
+    <w:p>
+      <w:pPr>
+        <w:rPr>
+          <w:color w:val="000000" w:themeColor="text1"/>
+          <w:lang w:val="en-US"/>
+        </w:rPr>
+      </w:pPr>
+      <w:r>
+        <w:rPr>
+          <w:color w:val="000000" w:themeColor="text1"/>
+          <w:lang w:val="en-US"/>
+        </w:rPr>
+        <w:t>Use a Where operator and check if the </w:t>
+      </w:r>
+      <w:proofErr w:type="spellStart"/>
+      <w:r>
+        <w:rPr>
+          <w:color w:val="000000" w:themeColor="text1"/>
+          <w:lang w:val="en-US"/>
+        </w:rPr>
+        <w:t>ChiefDeveloper</w:t>
+      </w:r>
+      <w:proofErr w:type="spellEnd"/>
+      <w:r>
+        <w:rPr>
+          <w:color w:val="000000" w:themeColor="text1"/>
+          <w:lang w:val="en-US"/>
+        </w:rPr>
+        <w:t> property Contains() the string "Microsoft".</w:t>
+      </w:r>
+    </w:p>
+    <w:p>
+      <w:pPr>
+        <w:rPr>
+          <w:color w:val="000000" w:themeColor="text1"/>
+          <w:lang w:val="en-US"/>
+        </w:rPr>
+      </w:pPr>
+      <w:r>
+        <w:rPr>
+          <w:color w:val="000000" w:themeColor="text1"/>
+          <w:lang w:val="en-US"/>
+        </w:rPr>
+        <w:t>You should have 6 languages in your query results.</w:t>
+      </w:r>
+    </w:p>
+    <w:p>
+      <w:pPr>
+        <w:rPr>
+          <w:b/>
+          <w:bCs/>
+          <w:color w:val="000000" w:themeColor="text1"/>
+          <w:lang w:val="en-US"/>
+        </w:rPr>
+      </w:pPr>
+      <w:r>
+        <w:rPr>
+          <w:b/>
+          <w:bCs/>
+          <w:color w:val="000000" w:themeColor="text1"/>
+          <w:lang w:val="en-US"/>
+        </w:rPr>
+        <w:t>Good Programmers Copy...</w:t>
+      </w:r>
+    </w:p>
+    <w:p>
+      <w:pPr>
+        <w:rPr>
+          <w:color w:val="000000" w:themeColor="text1"/>
+          <w:lang w:val="en-US"/>
+        </w:rPr>
+      </w:pPr>
+      <w:r>
+        <w:rPr>
+          <w:b/>
+          <w:bCs/>
+          <w:color w:val="000000" w:themeColor="text1"/>
+          <w:lang w:val="en-US"/>
+        </w:rPr>
+        <w:t>5.</w:t>
+      </w:r>
+    </w:p>
+    <w:p>
+      <w:pPr>
+        <w:rPr>
+          <w:color w:val="000000" w:themeColor="text1"/>
+          <w:lang w:val="en-US"/>
+        </w:rPr>
+      </w:pPr>
+      <w:r>
+        <w:rPr>
+          <w:color w:val="000000" w:themeColor="text1"/>
+          <w:lang w:val="en-US"/>
+        </w:rPr>
+        <w:t>A few early languages laid the foundation for many of the advanced languages we use now. One of those languages is Lisp, which looks like this:</w:t>
+      </w:r>
+    </w:p>
+    <w:p>
+      <w:pPr>
+        <w:rPr>
+          <w:color w:val="000000" w:themeColor="text1"/>
+          <w:lang w:val="en-US"/>
+        </w:rPr>
+      </w:pPr>
+      <w:proofErr w:type="gramStart"/>
+      <w:r>
+        <w:rPr>
+          <w:color w:val="000000" w:themeColor="text1"/>
+          <w:lang w:val="en-US"/>
+        </w:rPr>
+        <w:t>;;;</w:t>
+      </w:r>
+      <w:proofErr w:type="gramEnd"/>
+      <w:r>
+        <w:rPr>
+          <w:color w:val="000000" w:themeColor="text1"/>
+          <w:lang w:val="en-US"/>
+        </w:rPr>
+        <w:t xml:space="preserve"> Here's a comment</w:t>
+      </w:r>
+      <w:r>
+        <w:rPr>
+          <w:color w:val="000000" w:themeColor="text1"/>
+          <w:lang w:val="en-US"/>
+        </w:rPr>
+        <w:br/>
+        <w:t>(print "Hello world")</w:t>
+      </w:r>
+      <w:r>
+        <w:rPr>
+          <w:color w:val="000000" w:themeColor="text1"/>
+          <w:lang w:val="en-US"/>
+        </w:rPr>
+        <w:br/>
+        <w:t>(+ 3 4)</w:t>
+      </w:r>
+      <w:r>
+        <w:rPr>
+          <w:color w:val="000000" w:themeColor="text1"/>
+          <w:lang w:val="en-US"/>
+        </w:rPr>
+        <w:br/>
+        <w:t>(let x 29)</w:t>
+      </w:r>
+      <w:r>
+        <w:rPr>
+          <w:color w:val="000000" w:themeColor="text1"/>
+          <w:lang w:val="en-US"/>
+        </w:rPr>
+        <w:br/>
+      </w:r>
+    </w:p>
+    <w:p>
+      <w:pPr>
+        <w:rPr>
+          <w:color w:val="000000" w:themeColor="text1"/>
+          <w:lang w:val="en-US"/>
+        </w:rPr>
+      </w:pPr>
+      <w:r>
+        <w:rPr>
+          <w:color w:val="000000" w:themeColor="text1"/>
+          <w:lang w:val="en-US"/>
+        </w:rPr>
+        <w:t>Copy to Clipboard</w:t>
+      </w:r>
+    </w:p>
+    <w:p>
+      <w:pPr>
+        <w:rPr>
+          <w:color w:val="000000" w:themeColor="text1"/>
+          <w:lang w:val="en-US"/>
+        </w:rPr>
+      </w:pPr>
+      <w:r>
+        <w:rPr>
+          <w:color w:val="000000" w:themeColor="text1"/>
+          <w:lang w:val="en-US"/>
+        </w:rPr>
+        <w:t>Find all of the languages that descend from Lisp.</w:t>
+      </w:r>
+    </w:p>
+    <w:p>
+      <w:pPr>
+        <w:rPr>
+          <w:color w:val="000000" w:themeColor="text1"/>
+          <w:lang w:val="en-US"/>
+        </w:rPr>
+      </w:pPr>
+      <w:r>
+        <w:rPr>
+          <w:color w:val="000000" w:themeColor="text1"/>
+          <w:lang w:val="en-US"/>
+        </w:rPr>
+        <w:t>Use a Where operator that checks whether the Predecessors property Contains() the string "Lisp".</w:t>
+      </w:r>
+    </w:p>
+    <w:p>
+      <w:pPr>
+        <w:rPr>
+          <w:color w:val="000000" w:themeColor="text1"/>
+          <w:lang w:val="en-US"/>
+        </w:rPr>
+      </w:pPr>
+      <w:r>
+        <w:rPr>
+          <w:color w:val="000000" w:themeColor="text1"/>
+          <w:lang w:val="en-US"/>
+        </w:rPr>
+        <w:t>You should have 14 languages in your query results.</w:t>
+      </w:r>
+    </w:p>
+    <w:p>
+      <w:pPr>
+        <w:rPr>
+          <w:color w:val="000000" w:themeColor="text1"/>
+          <w:lang w:val="en-US"/>
+        </w:rPr>
+      </w:pPr>
+      <w:r>
+        <w:rPr>
+          <w:b/>
+          <w:bCs/>
+          <w:color w:val="000000" w:themeColor="text1"/>
+          <w:lang w:val="en-US"/>
+        </w:rPr>
+        <w:t>6.</w:t>
+      </w:r>
+    </w:p>
+    <w:p>
+      <w:pPr>
+        <w:rPr>
+          <w:color w:val="000000" w:themeColor="text1"/>
+          <w:lang w:val="en-US"/>
+        </w:rPr>
+      </w:pPr>
+      <w:r>
+        <w:rPr>
+          <w:color w:val="000000" w:themeColor="text1"/>
+          <w:lang w:val="en-US"/>
+        </w:rPr>
+        <w:t>Programmers really like to call their languages “scripts”.</w:t>
+      </w:r>
+    </w:p>
+    <w:p>
+      <w:pPr>
+        <w:rPr>
+          <w:color w:val="000000" w:themeColor="text1"/>
+          <w:lang w:val="en-US"/>
+        </w:rPr>
+      </w:pPr>
+      <w:r>
+        <w:rPr>
+          <w:color w:val="000000" w:themeColor="text1"/>
+          <w:lang w:val="en-US"/>
+        </w:rPr>
+        <w:t>Find all of the language names that contain the word "Script" (capital S). Make sure the query only selects the name of each language.</w:t>
+      </w:r>
+    </w:p>
+    <w:p>
+      <w:pPr>
+        <w:numPr>
+          <w:ilvl w:val="1"/>
+          <w:numId w:val="19"/>
+        </w:numPr>
+        <w:rPr>
+          <w:color w:val="000000" w:themeColor="text1"/>
+          <w:lang w:val="en-US"/>
+        </w:rPr>
+      </w:pPr>
+      <w:r>
+        <w:rPr>
+          <w:color w:val="000000" w:themeColor="text1"/>
+          <w:lang w:val="en-US"/>
+        </w:rPr>
+        <w:t>The Where operator should check the Name property.</w:t>
+      </w:r>
+    </w:p>
+    <w:p>
+      <w:pPr>
+        <w:numPr>
+          <w:ilvl w:val="1"/>
+          <w:numId w:val="19"/>
+        </w:numPr>
+        <w:rPr>
+          <w:color w:val="000000" w:themeColor="text1"/>
+          <w:lang w:val="en-US"/>
+        </w:rPr>
+      </w:pPr>
+      <w:r>
+        <w:rPr>
+          <w:color w:val="000000" w:themeColor="text1"/>
+          <w:lang w:val="en-US"/>
+        </w:rPr>
+        <w:t>The Select operator should select the Name property for each language.</w:t>
+      </w:r>
+    </w:p>
+    <w:p>
+      <w:pPr>
+        <w:rPr>
+          <w:color w:val="000000" w:themeColor="text1"/>
+          <w:lang w:val="en-US"/>
+        </w:rPr>
+      </w:pPr>
+      <w:r>
+        <w:rPr>
+          <w:color w:val="000000" w:themeColor="text1"/>
+          <w:lang w:val="en-US"/>
+        </w:rPr>
+        <w:t>You should have 11 languages in your query results.</w:t>
+      </w:r>
+    </w:p>
+    <w:p>
+      <w:pPr>
+        <w:rPr>
+          <w:b/>
+          <w:bCs/>
+          <w:color w:val="000000" w:themeColor="text1"/>
+          <w:lang w:val="en-US"/>
+        </w:rPr>
+      </w:pPr>
+      <w:r>
+        <w:rPr>
+          <w:b/>
+          <w:bCs/>
+          <w:color w:val="000000" w:themeColor="text1"/>
+          <w:lang w:val="en-US"/>
+        </w:rPr>
+        <w:t>Y2K</w:t>
+      </w:r>
+    </w:p>
+    <w:p>
+      <w:pPr>
+        <w:rPr>
+          <w:color w:val="000000" w:themeColor="text1"/>
+          <w:lang w:val="en-US"/>
+        </w:rPr>
+      </w:pPr>
+      <w:r>
+        <w:rPr>
+          <w:b/>
+          <w:bCs/>
+          <w:color w:val="000000" w:themeColor="text1"/>
+          <w:lang w:val="en-US"/>
+        </w:rPr>
+        <w:t>7.</w:t>
+      </w:r>
+    </w:p>
+    <w:p>
+      <w:pPr>
+        <w:rPr>
+          <w:color w:val="000000" w:themeColor="text1"/>
+          <w:lang w:val="en-US"/>
+        </w:rPr>
+      </w:pPr>
+      <w:r>
+        <w:rPr>
+          <w:color w:val="000000" w:themeColor="text1"/>
+          <w:lang w:val="en-US"/>
+        </w:rPr>
+        <w:t>How many languages are included in the languages list?</w:t>
+      </w:r>
+    </w:p>
+    <w:p>
+      <w:pPr>
+        <w:rPr>
+          <w:color w:val="000000" w:themeColor="text1"/>
+          <w:lang w:val="en-US"/>
+        </w:rPr>
+      </w:pPr>
+      <w:r>
+        <w:rPr>
+          <w:color w:val="000000" w:themeColor="text1"/>
+          <w:lang w:val="en-US"/>
+        </w:rPr>
+        <w:t>Use the Count property or Count() method.</w:t>
+      </w:r>
+    </w:p>
+    <w:p>
+      <w:pPr>
+        <w:rPr>
+          <w:color w:val="000000" w:themeColor="text1"/>
+          <w:lang w:val="en-US"/>
+        </w:rPr>
+      </w:pPr>
+      <w:r>
+        <w:rPr>
+          <w:color w:val="000000" w:themeColor="text1"/>
+          <w:lang w:val="en-US"/>
+        </w:rPr>
+        <w:t>If you’re surprised by the number, just remember that the list only covers languages developed in the 1990s and 2000s!</w:t>
+      </w:r>
+    </w:p>
+    <w:p>
+      <w:pPr>
+        <w:rPr>
+          <w:color w:val="000000" w:themeColor="text1"/>
+          <w:lang w:val="en-US"/>
+        </w:rPr>
+      </w:pPr>
+      <w:r>
+        <w:rPr>
+          <w:b/>
+          <w:bCs/>
+          <w:color w:val="000000" w:themeColor="text1"/>
+          <w:lang w:val="en-US"/>
+        </w:rPr>
+        <w:t>8.</w:t>
+      </w:r>
+    </w:p>
+    <w:p>
+      <w:pPr>
+        <w:rPr>
+          <w:color w:val="000000" w:themeColor="text1"/>
+          <w:lang w:val="en-US"/>
+        </w:rPr>
+      </w:pPr>
+      <w:r>
+        <w:rPr>
+          <w:color w:val="000000" w:themeColor="text1"/>
+          <w:lang w:val="en-US"/>
+        </w:rPr>
+        <w:t>How many languages were launched between 1995 and 2005?</w:t>
+      </w:r>
+    </w:p>
+    <w:p>
+      <w:pPr>
+        <w:numPr>
+          <w:ilvl w:val="1"/>
+          <w:numId w:val="20"/>
+        </w:numPr>
+        <w:rPr>
+          <w:color w:val="000000" w:themeColor="text1"/>
+          <w:lang w:val="en-US"/>
+        </w:rPr>
+      </w:pPr>
+      <w:r>
+        <w:rPr>
+          <w:color w:val="000000" w:themeColor="text1"/>
+          <w:lang w:val="en-US"/>
+        </w:rPr>
+        <w:t>The Where operator should check that the Year property is greater than or equal to 1995 and less than or equal to 2005.</w:t>
+      </w:r>
+    </w:p>
+    <w:p>
+      <w:pPr>
+        <w:numPr>
+          <w:ilvl w:val="1"/>
+          <w:numId w:val="20"/>
+        </w:numPr>
+        <w:rPr>
+          <w:color w:val="000000" w:themeColor="text1"/>
+          <w:lang w:val="en-US"/>
+        </w:rPr>
+      </w:pPr>
+      <w:r>
+        <w:rPr>
+          <w:color w:val="000000" w:themeColor="text1"/>
+          <w:lang w:val="en-US"/>
+        </w:rPr>
+        <w:t>Remember that we use Count(), not Count, with query results.</w:t>
+      </w:r>
+    </w:p>
+    <w:p>
+      <w:pPr>
+        <w:rPr>
+          <w:color w:val="000000" w:themeColor="text1"/>
+          <w:lang w:val="en-US"/>
+        </w:rPr>
+      </w:pPr>
+      <w:r>
+        <w:rPr>
+          <w:color w:val="000000" w:themeColor="text1"/>
+          <w:lang w:val="en-US"/>
+        </w:rPr>
+        <w:t>You should find 66 languages.</w:t>
+      </w:r>
+    </w:p>
+    <w:p>
+      <w:pPr>
+        <w:rPr>
+          <w:color w:val="000000" w:themeColor="text1"/>
+          <w:lang w:val="en-US"/>
+        </w:rPr>
+      </w:pPr>
+      <w:r>
+        <w:rPr>
+          <w:b/>
+          <w:bCs/>
+          <w:color w:val="000000" w:themeColor="text1"/>
+          <w:lang w:val="en-US"/>
+        </w:rPr>
+        <w:t>9.</w:t>
+      </w:r>
+    </w:p>
+    <w:p>
+      <w:pPr>
+        <w:rPr>
+          <w:color w:val="000000" w:themeColor="text1"/>
+          <w:lang w:val="en-US"/>
+        </w:rPr>
+      </w:pPr>
+      <w:r>
+        <w:rPr>
+          <w:color w:val="000000" w:themeColor="text1"/>
+          <w:lang w:val="en-US"/>
+        </w:rPr>
+        <w:t>Print a string for each of those near-millennium languages.</w:t>
+      </w:r>
+    </w:p>
+    <w:p>
+      <w:pPr>
+        <w:rPr>
+          <w:color w:val="000000" w:themeColor="text1"/>
+          <w:lang w:val="en-US"/>
+        </w:rPr>
+      </w:pPr>
+      <w:r>
+        <w:rPr>
+          <w:color w:val="000000" w:themeColor="text1"/>
+          <w:lang w:val="en-US"/>
+        </w:rPr>
+        <w:t>In your query add a Select operation that returns a string of this format for each element:</w:t>
+      </w:r>
+    </w:p>
+    <w:p>
+      <w:pPr>
+        <w:rPr>
+          <w:color w:val="000000" w:themeColor="text1"/>
+          <w:lang w:val="en-US"/>
+        </w:rPr>
+      </w:pPr>
+      <w:r>
+        <w:rPr>
+          <w:color w:val="000000" w:themeColor="text1"/>
+          <w:lang w:val="en-US"/>
+        </w:rPr>
+        <w:t>NAME was invented in YEAR</w:t>
+      </w:r>
+      <w:r>
+        <w:rPr>
+          <w:color w:val="000000" w:themeColor="text1"/>
+          <w:lang w:val="en-US"/>
+        </w:rPr>
+        <w:br/>
+      </w:r>
+    </w:p>
+    <w:p>
+      <w:pPr>
+        <w:rPr>
+          <w:color w:val="000000" w:themeColor="text1"/>
+          <w:lang w:val="en-US"/>
+        </w:rPr>
+      </w:pPr>
+      <w:r>
+        <w:rPr>
+          <w:color w:val="000000" w:themeColor="text1"/>
+          <w:lang w:val="en-US"/>
+        </w:rPr>
+        <w:t>Copy to Clipboard</w:t>
+      </w:r>
+    </w:p>
+    <w:p>
+      <w:pPr>
+        <w:rPr>
+          <w:color w:val="000000" w:themeColor="text1"/>
+          <w:lang w:val="en-US"/>
+        </w:rPr>
+      </w:pPr>
+      <w:r>
+        <w:rPr>
+          <w:color w:val="000000" w:themeColor="text1"/>
+          <w:lang w:val="en-US"/>
+        </w:rPr>
+        <w:t>Add a Select operator to the previous query. It should use string interpolation to create a new string for each element.</w:t>
+      </w:r>
+    </w:p>
+    <w:p>
+      <w:pPr>
+        <w:rPr>
+          <w:b/>
+          <w:bCs/>
+          <w:color w:val="000000" w:themeColor="text1"/>
+          <w:lang w:val="en-US"/>
+        </w:rPr>
+      </w:pPr>
+      <w:r>
+        <w:rPr>
+          <w:b/>
+          <w:bCs/>
+          <w:color w:val="000000" w:themeColor="text1"/>
+          <w:lang w:val="en-US"/>
+        </w:rPr>
+        <w:t>Print Methods</w:t>
+      </w:r>
+    </w:p>
+    <w:p>
+      <w:pPr>
+        <w:rPr>
+          <w:color w:val="000000" w:themeColor="text1"/>
+          <w:lang w:val="en-US"/>
+        </w:rPr>
+      </w:pPr>
+      <w:r>
+        <w:rPr>
+          <w:b/>
+          <w:bCs/>
+          <w:color w:val="000000" w:themeColor="text1"/>
+          <w:lang w:val="en-US"/>
+        </w:rPr>
+        <w:t>10.</w:t>
+      </w:r>
+    </w:p>
+    <w:p>
+      <w:pPr>
+        <w:rPr>
+          <w:color w:val="000000" w:themeColor="text1"/>
+          <w:lang w:val="en-US"/>
+        </w:rPr>
+      </w:pPr>
+      <w:r>
+        <w:rPr>
+          <w:color w:val="000000" w:themeColor="text1"/>
+          <w:lang w:val="en-US"/>
+        </w:rPr>
+        <w:t>You might have used foreach loops to print every Language in this project. Write a method </w:t>
+      </w:r>
+      <w:proofErr w:type="spellStart"/>
+      <w:r>
+        <w:rPr>
+          <w:color w:val="000000" w:themeColor="text1"/>
+          <w:lang w:val="en-US"/>
+        </w:rPr>
+        <w:t>PrettyPrintAll</w:t>
+      </w:r>
+      <w:proofErr w:type="spellEnd"/>
+      <w:r>
+        <w:rPr>
+          <w:color w:val="000000" w:themeColor="text1"/>
+          <w:lang w:val="en-US"/>
+        </w:rPr>
+        <w:t>() that handles that for us. It should:</w:t>
+      </w:r>
+    </w:p>
+    <w:p>
+      <w:pPr>
+        <w:numPr>
+          <w:ilvl w:val="1"/>
+          <w:numId w:val="21"/>
+        </w:numPr>
+        <w:rPr>
+          <w:color w:val="000000" w:themeColor="text1"/>
+        </w:rPr>
+      </w:pPr>
+      <w:proofErr w:type="spellStart"/>
+      <w:r>
+        <w:rPr>
+          <w:color w:val="000000" w:themeColor="text1"/>
+        </w:rPr>
+        <w:t>return</w:t>
+      </w:r>
+      <w:proofErr w:type="spellEnd"/>
+      <w:r>
+        <w:rPr>
+          <w:color w:val="000000" w:themeColor="text1"/>
+        </w:rPr>
+        <w:t xml:space="preserve"> </w:t>
+      </w:r>
+      <w:proofErr w:type="spellStart"/>
+      <w:r>
+        <w:rPr>
+          <w:color w:val="000000" w:themeColor="text1"/>
+        </w:rPr>
+        <w:t>nothing</w:t>
+      </w:r>
+      <w:proofErr w:type="spellEnd"/>
+    </w:p>
+    <w:p>
+      <w:pPr>
+        <w:numPr>
+          <w:ilvl w:val="1"/>
+          <w:numId w:val="21"/>
+        </w:numPr>
+        <w:rPr>
+          <w:color w:val="000000" w:themeColor="text1"/>
+          <w:lang w:val="en-US"/>
+        </w:rPr>
+      </w:pPr>
+      <w:r>
+        <w:rPr>
+          <w:color w:val="000000" w:themeColor="text1"/>
+          <w:lang w:val="en-US"/>
+        </w:rPr>
+        <w:t>accept an argument of type </w:t>
+      </w:r>
+      <w:proofErr w:type="spellStart"/>
+      <w:r>
+        <w:rPr>
+          <w:color w:val="000000" w:themeColor="text1"/>
+          <w:lang w:val="en-US"/>
+        </w:rPr>
+        <w:t>IEnumerable</w:t>
+      </w:r>
+      <w:proofErr w:type="spellEnd"/>
+      <w:r>
+        <w:rPr>
+          <w:color w:val="000000" w:themeColor="text1"/>
+          <w:lang w:val="en-US"/>
+        </w:rPr>
+        <w:t>&lt;Language&gt;</w:t>
+      </w:r>
+    </w:p>
+    <w:p>
+      <w:pPr>
+        <w:numPr>
+          <w:ilvl w:val="1"/>
+          <w:numId w:val="21"/>
+        </w:numPr>
+        <w:rPr>
+          <w:color w:val="000000" w:themeColor="text1"/>
+          <w:lang w:val="en-US"/>
+        </w:rPr>
+      </w:pPr>
+      <w:r>
+        <w:rPr>
+          <w:color w:val="000000" w:themeColor="text1"/>
+          <w:lang w:val="en-US"/>
+        </w:rPr>
+        <w:t>pretty print every language in the argument</w:t>
+      </w:r>
+    </w:p>
+    <w:p>
+      <w:pPr>
+        <w:rPr>
+          <w:color w:val="000000" w:themeColor="text1"/>
+          <w:lang w:val="en-US"/>
+        </w:rPr>
+      </w:pPr>
+      <w:r>
+        <w:rPr>
+          <w:color w:val="000000" w:themeColor="text1"/>
+          <w:lang w:val="en-US"/>
+        </w:rPr>
+        <w:t>Here’s the first line of the method definition:</w:t>
+      </w:r>
+    </w:p>
+    <w:p>
+      <w:pPr>
+        <w:rPr>
+          <w:color w:val="000000" w:themeColor="text1"/>
+          <w:lang w:val="en-US"/>
+        </w:rPr>
+      </w:pPr>
+      <w:r>
+        <w:rPr>
+          <w:color w:val="000000" w:themeColor="text1"/>
+          <w:lang w:val="en-US"/>
+        </w:rPr>
+        <w:t xml:space="preserve">public static void </w:t>
+      </w:r>
+      <w:proofErr w:type="spellStart"/>
+      <w:r>
+        <w:rPr>
+          <w:color w:val="000000" w:themeColor="text1"/>
+          <w:lang w:val="en-US"/>
+        </w:rPr>
+        <w:t>PrettyPrintAll</w:t>
+      </w:r>
+      <w:proofErr w:type="spellEnd"/>
+      <w:r>
+        <w:rPr>
+          <w:color w:val="000000" w:themeColor="text1"/>
+          <w:lang w:val="en-US"/>
+        </w:rPr>
+        <w:t>(</w:t>
+      </w:r>
+      <w:proofErr w:type="spellStart"/>
+      <w:r>
+        <w:rPr>
+          <w:color w:val="000000" w:themeColor="text1"/>
+          <w:lang w:val="en-US"/>
+        </w:rPr>
+        <w:t>IEnumerable</w:t>
+      </w:r>
+      <w:proofErr w:type="spellEnd"/>
+      <w:r>
+        <w:rPr>
+          <w:color w:val="000000" w:themeColor="text1"/>
+          <w:lang w:val="en-US"/>
+        </w:rPr>
+        <w:t xml:space="preserve">&lt;Language&gt; </w:t>
+      </w:r>
+      <w:proofErr w:type="spellStart"/>
+      <w:r>
+        <w:rPr>
+          <w:color w:val="000000" w:themeColor="text1"/>
+          <w:lang w:val="en-US"/>
+        </w:rPr>
+        <w:t>langs</w:t>
+      </w:r>
+      <w:proofErr w:type="spellEnd"/>
+      <w:r>
+        <w:rPr>
+          <w:color w:val="000000" w:themeColor="text1"/>
+          <w:lang w:val="en-US"/>
+        </w:rPr>
+        <w:t>)</w:t>
+      </w:r>
+      <w:r>
+        <w:rPr>
+          <w:color w:val="000000" w:themeColor="text1"/>
+          <w:lang w:val="en-US"/>
+        </w:rPr>
+        <w:br/>
+      </w:r>
+    </w:p>
+    <w:p>
+      <w:pPr>
+        <w:rPr>
+          <w:color w:val="000000" w:themeColor="text1"/>
+        </w:rPr>
+      </w:pPr>
+      <w:proofErr w:type="spellStart"/>
+      <w:r>
+        <w:rPr>
+          <w:color w:val="000000" w:themeColor="text1"/>
+        </w:rPr>
+        <w:t>Copy</w:t>
+      </w:r>
+      <w:proofErr w:type="spellEnd"/>
+      <w:r>
+        <w:rPr>
+          <w:color w:val="000000" w:themeColor="text1"/>
+        </w:rPr>
+        <w:t xml:space="preserve"> </w:t>
+      </w:r>
+      <w:proofErr w:type="spellStart"/>
+      <w:r>
+        <w:rPr>
+          <w:color w:val="000000" w:themeColor="text1"/>
+        </w:rPr>
+        <w:t>to</w:t>
+      </w:r>
+      <w:proofErr w:type="spellEnd"/>
+      <w:r>
+        <w:rPr>
+          <w:color w:val="000000" w:themeColor="text1"/>
+        </w:rPr>
+        <w:t xml:space="preserve"> </w:t>
+      </w:r>
+      <w:proofErr w:type="spellStart"/>
+      <w:r>
+        <w:rPr>
+          <w:color w:val="000000" w:themeColor="text1"/>
+        </w:rPr>
+        <w:t>Clipboard</w:t>
+      </w:r>
+      <w:proofErr w:type="spellEnd"/>
+    </w:p>
+    <w:p>
+      <w:pPr>
+        <w:numPr>
+          <w:ilvl w:val="1"/>
+          <w:numId w:val="21"/>
+        </w:numPr>
+        <w:rPr>
+          <w:color w:val="000000" w:themeColor="text1"/>
+          <w:lang w:val="en-US"/>
+        </w:rPr>
+      </w:pPr>
+      <w:r>
+        <w:rPr>
+          <w:color w:val="000000" w:themeColor="text1"/>
+          <w:lang w:val="en-US"/>
+        </w:rPr>
+        <w:t>The method should contain a foreach loop that loops through every element in the argument.</w:t>
+      </w:r>
+    </w:p>
+    <w:p>
+      <w:pPr>
+        <w:numPr>
+          <w:ilvl w:val="1"/>
+          <w:numId w:val="21"/>
+        </w:numPr>
+        <w:rPr>
+          <w:color w:val="000000" w:themeColor="text1"/>
+          <w:lang w:val="en-US"/>
+        </w:rPr>
+      </w:pPr>
+      <w:r>
+        <w:rPr>
+          <w:color w:val="000000" w:themeColor="text1"/>
+          <w:lang w:val="en-US"/>
+        </w:rPr>
+        <w:t>Within the loop, it should call Prettify() and print the result to the console.</w:t>
+      </w:r>
+    </w:p>
+    <w:p>
+      <w:pPr>
+        <w:rPr>
+          <w:color w:val="000000" w:themeColor="text1"/>
+          <w:lang w:val="en-US"/>
+        </w:rPr>
+      </w:pPr>
+      <w:r>
+        <w:rPr>
+          <w:b/>
+          <w:bCs/>
+          <w:color w:val="000000" w:themeColor="text1"/>
+          <w:lang w:val="en-US"/>
+        </w:rPr>
+        <w:t>11.</w:t>
+      </w:r>
+    </w:p>
+    <w:p>
+      <w:pPr>
+        <w:rPr>
+          <w:color w:val="000000" w:themeColor="text1"/>
+          <w:lang w:val="en-US"/>
+        </w:rPr>
+      </w:pPr>
+      <w:r>
+        <w:rPr>
+          <w:color w:val="000000" w:themeColor="text1"/>
+          <w:lang w:val="en-US"/>
+        </w:rPr>
+        <w:t>You might have also used foreach loops to print every query result in this project. Write a method </w:t>
+      </w:r>
+      <w:proofErr w:type="spellStart"/>
+      <w:r>
+        <w:rPr>
+          <w:color w:val="000000" w:themeColor="text1"/>
+          <w:lang w:val="en-US"/>
+        </w:rPr>
+        <w:t>PrintAll</w:t>
+      </w:r>
+      <w:proofErr w:type="spellEnd"/>
+      <w:r>
+        <w:rPr>
+          <w:color w:val="000000" w:themeColor="text1"/>
+          <w:lang w:val="en-US"/>
+        </w:rPr>
+        <w:t>() that handles that for us. It should:</w:t>
+      </w:r>
+    </w:p>
+    <w:p>
+      <w:pPr>
+        <w:numPr>
+          <w:ilvl w:val="1"/>
+          <w:numId w:val="21"/>
+        </w:numPr>
+        <w:rPr>
+          <w:color w:val="000000" w:themeColor="text1"/>
+        </w:rPr>
+      </w:pPr>
+      <w:proofErr w:type="spellStart"/>
+      <w:r>
+        <w:rPr>
+          <w:color w:val="000000" w:themeColor="text1"/>
+        </w:rPr>
+        <w:t>return</w:t>
+      </w:r>
+      <w:proofErr w:type="spellEnd"/>
+      <w:r>
+        <w:rPr>
+          <w:color w:val="000000" w:themeColor="text1"/>
+        </w:rPr>
+        <w:t xml:space="preserve"> </w:t>
+      </w:r>
+      <w:proofErr w:type="spellStart"/>
+      <w:r>
+        <w:rPr>
+          <w:color w:val="000000" w:themeColor="text1"/>
+        </w:rPr>
+        <w:t>nothing</w:t>
+      </w:r>
+      <w:proofErr w:type="spellEnd"/>
+    </w:p>
+    <w:p>
+      <w:pPr>
+        <w:numPr>
+          <w:ilvl w:val="1"/>
+          <w:numId w:val="21"/>
+        </w:numPr>
+        <w:rPr>
+          <w:color w:val="000000" w:themeColor="text1"/>
+          <w:lang w:val="en-US"/>
+        </w:rPr>
+      </w:pPr>
+      <w:r>
+        <w:rPr>
+          <w:color w:val="000000" w:themeColor="text1"/>
+          <w:lang w:val="en-US"/>
+        </w:rPr>
+        <w:t>accept an argument of type </w:t>
+      </w:r>
+      <w:proofErr w:type="spellStart"/>
+      <w:r>
+        <w:rPr>
+          <w:color w:val="000000" w:themeColor="text1"/>
+          <w:lang w:val="en-US"/>
+        </w:rPr>
+        <w:t>IEnumerable</w:t>
+      </w:r>
+      <w:proofErr w:type="spellEnd"/>
+      <w:r>
+        <w:rPr>
+          <w:color w:val="000000" w:themeColor="text1"/>
+          <w:lang w:val="en-US"/>
+        </w:rPr>
+        <w:t>&lt;Object&gt;</w:t>
+      </w:r>
+    </w:p>
+    <w:p>
+      <w:pPr>
+        <w:numPr>
+          <w:ilvl w:val="1"/>
+          <w:numId w:val="21"/>
+        </w:numPr>
+        <w:rPr>
+          <w:color w:val="000000" w:themeColor="text1"/>
+          <w:lang w:val="en-US"/>
+        </w:rPr>
+      </w:pPr>
+      <w:r>
+        <w:rPr>
+          <w:color w:val="000000" w:themeColor="text1"/>
+          <w:lang w:val="en-US"/>
+        </w:rPr>
+        <w:t>prints every object in the argument</w:t>
+      </w:r>
+    </w:p>
+    <w:p>
+      <w:pPr>
+        <w:rPr>
+          <w:color w:val="000000" w:themeColor="text1"/>
+          <w:lang w:val="en-US"/>
+        </w:rPr>
+      </w:pPr>
+      <w:r>
+        <w:rPr>
+          <w:color w:val="000000" w:themeColor="text1"/>
+          <w:lang w:val="en-US"/>
+        </w:rPr>
+        <w:t>Here’s the first line of the method definition:</w:t>
+      </w:r>
+    </w:p>
+    <w:p>
+      <w:pPr>
+        <w:rPr>
+          <w:color w:val="000000" w:themeColor="text1"/>
+          <w:lang w:val="en-US"/>
+        </w:rPr>
+      </w:pPr>
+      <w:r>
+        <w:rPr>
+          <w:color w:val="000000" w:themeColor="text1"/>
+          <w:lang w:val="en-US"/>
+        </w:rPr>
+        <w:t xml:space="preserve">public static void </w:t>
+      </w:r>
+      <w:proofErr w:type="spellStart"/>
+      <w:r>
+        <w:rPr>
+          <w:color w:val="000000" w:themeColor="text1"/>
+          <w:lang w:val="en-US"/>
+        </w:rPr>
+        <w:t>PrintAll</w:t>
+      </w:r>
+      <w:proofErr w:type="spellEnd"/>
+      <w:r>
+        <w:rPr>
+          <w:color w:val="000000" w:themeColor="text1"/>
+          <w:lang w:val="en-US"/>
+        </w:rPr>
+        <w:t>(</w:t>
+      </w:r>
+      <w:proofErr w:type="spellStart"/>
+      <w:r>
+        <w:rPr>
+          <w:color w:val="000000" w:themeColor="text1"/>
+          <w:lang w:val="en-US"/>
+        </w:rPr>
+        <w:t>IEnumerable</w:t>
+      </w:r>
+      <w:proofErr w:type="spellEnd"/>
+      <w:r>
+        <w:rPr>
+          <w:color w:val="000000" w:themeColor="text1"/>
+          <w:lang w:val="en-US"/>
+        </w:rPr>
+        <w:t>&lt;Object&gt; sequence)</w:t>
+      </w:r>
+      <w:r>
+        <w:rPr>
+          <w:color w:val="000000" w:themeColor="text1"/>
+          <w:lang w:val="en-US"/>
+        </w:rPr>
+        <w:br/>
+      </w:r>
+    </w:p>
+    <w:p>
+      <w:pPr>
+        <w:rPr>
+          <w:color w:val="000000" w:themeColor="text1"/>
+        </w:rPr>
+      </w:pPr>
+      <w:proofErr w:type="spellStart"/>
+      <w:r>
+        <w:rPr>
+          <w:color w:val="000000" w:themeColor="text1"/>
+        </w:rPr>
+        <w:t>Copy</w:t>
+      </w:r>
+      <w:proofErr w:type="spellEnd"/>
+      <w:r>
+        <w:rPr>
+          <w:color w:val="000000" w:themeColor="text1"/>
+        </w:rPr>
+        <w:t xml:space="preserve"> </w:t>
+      </w:r>
+      <w:proofErr w:type="spellStart"/>
+      <w:r>
+        <w:rPr>
+          <w:color w:val="000000" w:themeColor="text1"/>
+        </w:rPr>
+        <w:t>to</w:t>
+      </w:r>
+      <w:proofErr w:type="spellEnd"/>
+      <w:r>
+        <w:rPr>
+          <w:color w:val="000000" w:themeColor="text1"/>
+        </w:rPr>
+        <w:t xml:space="preserve"> </w:t>
+      </w:r>
+      <w:proofErr w:type="spellStart"/>
+      <w:r>
+        <w:rPr>
+          <w:color w:val="000000" w:themeColor="text1"/>
+        </w:rPr>
+        <w:t>Clipboard</w:t>
+      </w:r>
+      <w:proofErr w:type="spellEnd"/>
+    </w:p>
+    <w:p>
+      <w:pPr>
+        <w:numPr>
+          <w:ilvl w:val="1"/>
+          <w:numId w:val="21"/>
+        </w:numPr>
+        <w:rPr>
+          <w:color w:val="000000" w:themeColor="text1"/>
+          <w:lang w:val="en-US"/>
+        </w:rPr>
+      </w:pPr>
+      <w:r>
+        <w:rPr>
+          <w:color w:val="000000" w:themeColor="text1"/>
+          <w:lang w:val="en-US"/>
+        </w:rPr>
+        <w:t>The method should contain a foreach loop that loops through each Object in the argument.</w:t>
+      </w:r>
+    </w:p>
+    <w:p>
+      <w:pPr>
+        <w:numPr>
+          <w:ilvl w:val="1"/>
+          <w:numId w:val="21"/>
+        </w:numPr>
+        <w:rPr>
+          <w:color w:val="000000" w:themeColor="text1"/>
+          <w:lang w:val="en-US"/>
+        </w:rPr>
+      </w:pPr>
+      <w:r>
+        <w:rPr>
+          <w:color w:val="000000" w:themeColor="text1"/>
+          <w:lang w:val="en-US"/>
+        </w:rPr>
+        <w:t>Within the loop, it should print each element to the console.</w:t>
+      </w:r>
+    </w:p>
+    <w:p>
+      <w:pPr>
+        <w:rPr>
+          <w:b/>
+          <w:bCs/>
+          <w:color w:val="000000" w:themeColor="text1"/>
+          <w:lang w:val="en-US"/>
+        </w:rPr>
+      </w:pPr>
+      <w:r>
+        <w:rPr>
+          <w:b/>
+          <w:bCs/>
+          <w:color w:val="000000" w:themeColor="text1"/>
+          <w:lang w:val="en-US"/>
+        </w:rPr>
+        <w:t>Extensions</w:t>
+      </w:r>
+    </w:p>
+    <w:p>
+      <w:pPr>
+        <w:rPr>
+          <w:color w:val="000000" w:themeColor="text1"/>
+          <w:lang w:val="en-US"/>
+        </w:rPr>
+      </w:pPr>
+      <w:r>
+        <w:rPr>
+          <w:b/>
+          <w:bCs/>
+          <w:color w:val="000000" w:themeColor="text1"/>
+          <w:lang w:val="en-US"/>
+        </w:rPr>
+        <w:t>12.</w:t>
+      </w:r>
+    </w:p>
+    <w:p>
+      <w:pPr>
+        <w:rPr>
+          <w:color w:val="000000" w:themeColor="text1"/>
+          <w:lang w:val="en-US"/>
+        </w:rPr>
+      </w:pPr>
+      <w:proofErr w:type="gramStart"/>
+      <w:r>
+        <w:rPr>
+          <w:color w:val="000000" w:themeColor="text1"/>
+          <w:lang w:val="en-US"/>
+        </w:rPr>
+        <w:t>Well</w:t>
+      </w:r>
+      <w:proofErr w:type="gramEnd"/>
+      <w:r>
+        <w:rPr>
+          <w:color w:val="000000" w:themeColor="text1"/>
+          <w:lang w:val="en-US"/>
+        </w:rPr>
+        <w:t xml:space="preserve"> done! You’ve completed the main project. If you’d like to dive deeper into LINQ, try these optional challenges:</w:t>
+      </w:r>
+    </w:p>
+    <w:p>
+      <w:pPr>
+        <w:rPr>
+          <w:color w:val="000000" w:themeColor="text1"/>
+          <w:lang w:val="en-US"/>
+        </w:rPr>
+      </w:pPr>
+      <w:r>
+        <w:rPr>
+          <w:color w:val="000000" w:themeColor="text1"/>
+          <w:lang w:val="en-US"/>
+        </w:rPr>
+        <w:t>Take a look at the first query in </w:t>
+      </w:r>
+      <w:proofErr w:type="spellStart"/>
+      <w:r>
+        <w:rPr>
+          <w:color w:val="000000" w:themeColor="text1"/>
+          <w:lang w:val="en-US"/>
+        </w:rPr>
+        <w:t>Program.cs</w:t>
+      </w:r>
+      <w:proofErr w:type="spellEnd"/>
+      <w:r>
+        <w:rPr>
+          <w:color w:val="000000" w:themeColor="text1"/>
+          <w:lang w:val="en-US"/>
+        </w:rPr>
+        <w:t>. It uses the File class and the </w:t>
+      </w:r>
+      <w:proofErr w:type="spellStart"/>
+      <w:r>
+        <w:rPr>
+          <w:color w:val="000000" w:themeColor="text1"/>
+          <w:lang w:val="en-US"/>
+        </w:rPr>
+        <w:t>ReadAllLines</w:t>
+      </w:r>
+      <w:proofErr w:type="spellEnd"/>
+      <w:r>
+        <w:rPr>
+          <w:color w:val="000000" w:themeColor="text1"/>
+          <w:lang w:val="en-US"/>
+        </w:rPr>
+        <w:t>() method, then it uses three LINQ methods: Skip(), Select(), </w:t>
+      </w:r>
+      <w:proofErr w:type="spellStart"/>
+      <w:r>
+        <w:rPr>
+          <w:color w:val="000000" w:themeColor="text1"/>
+          <w:lang w:val="en-US"/>
+        </w:rPr>
+        <w:t>ToList</w:t>
+      </w:r>
+      <w:proofErr w:type="spellEnd"/>
+      <w:r>
+        <w:rPr>
+          <w:color w:val="000000" w:themeColor="text1"/>
+          <w:lang w:val="en-US"/>
+        </w:rPr>
+        <w:t>(). Try to explain what each method call does, in simple terms. Use the .NET API Browser to learn more about any unfamiliar methods.</w:t>
+      </w:r>
+    </w:p>
+    <w:p>
+      <w:pPr>
+        <w:rPr>
+          <w:color w:val="000000" w:themeColor="text1"/>
+          <w:lang w:val="en-US"/>
+        </w:rPr>
+      </w:pPr>
+      <w:r>
+        <w:rPr>
+          <w:color w:val="000000" w:themeColor="text1"/>
+          <w:lang w:val="en-US"/>
+        </w:rPr>
+        <w:t>Your queries are currently sorted by year since the languages list was sorted by year. Try sorting a query alphabetically (on the name of each language) using the </w:t>
+      </w:r>
+      <w:proofErr w:type="spellStart"/>
+      <w:r>
+        <w:rPr>
+          <w:color w:val="000000" w:themeColor="text1"/>
+          <w:lang w:val="en-US"/>
+        </w:rPr>
+        <w:t>OrderBy</w:t>
+      </w:r>
+      <w:proofErr w:type="spellEnd"/>
+      <w:r>
+        <w:rPr>
+          <w:color w:val="000000" w:themeColor="text1"/>
+          <w:lang w:val="en-US"/>
+        </w:rPr>
+        <w:t>() method.</w:t>
+      </w:r>
+    </w:p>
+    <w:p>
+      <w:pPr>
+        <w:rPr>
+          <w:color w:val="000000" w:themeColor="text1"/>
+          <w:lang w:val="en-US"/>
+        </w:rPr>
+      </w:pPr>
+      <w:r>
+        <w:rPr>
+          <w:color w:val="000000" w:themeColor="text1"/>
+          <w:lang w:val="en-US"/>
+        </w:rPr>
+        <w:t>Find the oldest language in the list using the Min() method.</w:t>
+      </w:r>
+    </w:p>
+    <w:p>
+      <w:pPr>
+        <w:rPr>
+          <w:color w:val="000000" w:themeColor="text1"/>
+          <w:lang w:val="en-US"/>
+        </w:rPr>
+      </w:pPr>
+      <w:r>
+        <w:rPr>
+          <w:color w:val="000000" w:themeColor="text1"/>
+          <w:lang w:val="en-US"/>
+        </w:rPr>
+        <w:t>The methods used in the first query are documented below:</w:t>
+      </w:r>
+    </w:p>
+    <w:p>
+      <w:pPr>
+        <w:numPr>
+          <w:ilvl w:val="1"/>
+          <w:numId w:val="22"/>
+        </w:numPr>
+        <w:rPr>
+          <w:color w:val="000000" w:themeColor="text1"/>
+          <w:lang w:val="en-US"/>
+        </w:rPr>
+      </w:pPr>
+      <w:proofErr w:type="spellStart"/>
+      <w:r>
+        <w:rPr>
+          <w:color w:val="000000" w:themeColor="text1"/>
+          <w:lang w:val="en-US"/>
+        </w:rPr>
+        <w:t>ReadAllLines</w:t>
+      </w:r>
+      <w:proofErr w:type="spellEnd"/>
+      <w:r>
+        <w:rPr>
+          <w:color w:val="000000" w:themeColor="text1"/>
+          <w:lang w:val="en-US"/>
+        </w:rPr>
+        <w:t>(), defined in the </w:t>
+      </w:r>
+      <w:proofErr w:type="spellStart"/>
+      <w:r>
+        <w:rPr>
+          <w:color w:val="000000" w:themeColor="text1"/>
+          <w:lang w:val="en-US"/>
+        </w:rPr>
+        <w:t>System.IO.File</w:t>
+      </w:r>
+      <w:proofErr w:type="spellEnd"/>
+      <w:r>
+        <w:rPr>
+          <w:color w:val="000000" w:themeColor="text1"/>
+          <w:lang w:val="en-US"/>
+        </w:rPr>
+        <w:t> class</w:t>
+      </w:r>
+    </w:p>
+    <w:p>
+      <w:pPr>
+        <w:numPr>
+          <w:ilvl w:val="1"/>
+          <w:numId w:val="22"/>
+        </w:numPr>
+        <w:rPr>
+          <w:color w:val="000000" w:themeColor="text1"/>
+          <w:lang w:val="en-US"/>
+        </w:rPr>
+      </w:pPr>
+      <w:r>
+        <w:rPr>
+          <w:color w:val="000000" w:themeColor="text1"/>
+          <w:lang w:val="en-US"/>
+        </w:rPr>
+        <w:t>Skip(), defined in the </w:t>
+      </w:r>
+      <w:proofErr w:type="spellStart"/>
+      <w:r>
+        <w:rPr>
+          <w:color w:val="000000" w:themeColor="text1"/>
+          <w:lang w:val="en-US"/>
+        </w:rPr>
+        <w:t>System.Linq.Enumerable</w:t>
+      </w:r>
+      <w:proofErr w:type="spellEnd"/>
+      <w:r>
+        <w:rPr>
+          <w:color w:val="000000" w:themeColor="text1"/>
+          <w:lang w:val="en-US"/>
+        </w:rPr>
+        <w:t> class</w:t>
+      </w:r>
+    </w:p>
+    <w:p>
+      <w:pPr>
+        <w:numPr>
+          <w:ilvl w:val="1"/>
+          <w:numId w:val="22"/>
+        </w:numPr>
+        <w:rPr>
+          <w:color w:val="000000" w:themeColor="text1"/>
+          <w:lang w:val="en-US"/>
+        </w:rPr>
+      </w:pPr>
+      <w:proofErr w:type="spellStart"/>
+      <w:r>
+        <w:rPr>
+          <w:color w:val="000000" w:themeColor="text1"/>
+          <w:lang w:val="en-US"/>
+        </w:rPr>
+        <w:t>ToList</w:t>
+      </w:r>
+      <w:proofErr w:type="spellEnd"/>
+      <w:r>
+        <w:rPr>
+          <w:color w:val="000000" w:themeColor="text1"/>
+          <w:lang w:val="en-US"/>
+        </w:rPr>
+        <w:t>(), defined in the </w:t>
+      </w:r>
+      <w:proofErr w:type="spellStart"/>
+      <w:r>
+        <w:rPr>
+          <w:color w:val="000000" w:themeColor="text1"/>
+          <w:lang w:val="en-US"/>
+        </w:rPr>
+        <w:t>System.Linq.Enumerable</w:t>
+      </w:r>
+      <w:proofErr w:type="spellEnd"/>
+      <w:r>
+        <w:rPr>
+          <w:color w:val="000000" w:themeColor="text1"/>
+          <w:lang w:val="en-US"/>
+        </w:rPr>
+        <w:t> class</w:t>
+      </w:r>
+    </w:p>
+    <w:p>
+      <w:pPr>
+        <w:rPr>
+          <w:color w:val="000000" w:themeColor="text1"/>
+          <w:lang w:val="en-US"/>
+        </w:rPr>
+      </w:pPr>
+      <w:r>
+        <w:rPr>
+          <w:color w:val="000000" w:themeColor="text1"/>
+          <w:lang w:val="en-US"/>
+        </w:rPr>
+        <w:t>The </w:t>
+      </w:r>
+      <w:proofErr w:type="spellStart"/>
+      <w:r>
+        <w:rPr>
+          <w:color w:val="000000" w:themeColor="text1"/>
+          <w:lang w:val="en-US"/>
+        </w:rPr>
+        <w:t>OrderBy</w:t>
+      </w:r>
+      <w:proofErr w:type="spellEnd"/>
+      <w:r>
+        <w:rPr>
+          <w:color w:val="000000" w:themeColor="text1"/>
+          <w:lang w:val="en-US"/>
+        </w:rPr>
+        <w:t>() method expects a lambda expression as input. In this case, the lambda expression should return the Name property for each element. For example:</w:t>
+      </w:r>
+    </w:p>
+    <w:p>
+      <w:pPr>
+        <w:rPr>
+          <w:color w:val="000000" w:themeColor="text1"/>
+          <w:lang w:val="en-US"/>
+        </w:rPr>
+      </w:pPr>
+      <w:r>
+        <w:rPr>
+          <w:color w:val="000000" w:themeColor="text1"/>
+          <w:lang w:val="en-US"/>
+        </w:rPr>
+        <w:t xml:space="preserve">var </w:t>
+      </w:r>
+      <w:proofErr w:type="spellStart"/>
+      <w:r>
+        <w:rPr>
+          <w:color w:val="000000" w:themeColor="text1"/>
+          <w:lang w:val="en-US"/>
+        </w:rPr>
+        <w:t>sortedByChiefDeveloper</w:t>
+      </w:r>
+      <w:proofErr w:type="spellEnd"/>
+      <w:r>
+        <w:rPr>
+          <w:color w:val="000000" w:themeColor="text1"/>
+          <w:lang w:val="en-US"/>
+        </w:rPr>
+        <w:t xml:space="preserve"> = </w:t>
+      </w:r>
+      <w:proofErr w:type="spellStart"/>
+      <w:r>
+        <w:rPr>
+          <w:color w:val="000000" w:themeColor="text1"/>
+          <w:lang w:val="en-US"/>
+        </w:rPr>
+        <w:t>languages.OrderBy</w:t>
+      </w:r>
+      <w:proofErr w:type="spellEnd"/>
+      <w:r>
+        <w:rPr>
+          <w:color w:val="000000" w:themeColor="text1"/>
+          <w:lang w:val="en-US"/>
+        </w:rPr>
+        <w:t xml:space="preserve">(x =&gt; </w:t>
+      </w:r>
+      <w:proofErr w:type="spellStart"/>
+      <w:r>
+        <w:rPr>
+          <w:color w:val="000000" w:themeColor="text1"/>
+          <w:lang w:val="en-US"/>
+        </w:rPr>
+        <w:t>x.ChiefDeveloper</w:t>
+      </w:r>
+      <w:proofErr w:type="spellEnd"/>
+      <w:r>
+        <w:rPr>
+          <w:color w:val="000000" w:themeColor="text1"/>
+          <w:lang w:val="en-US"/>
+        </w:rPr>
+        <w:t>);</w:t>
+      </w:r>
+      <w:r>
+        <w:rPr>
+          <w:color w:val="000000" w:themeColor="text1"/>
+          <w:lang w:val="en-US"/>
+        </w:rPr>
+        <w:br/>
+      </w:r>
+    </w:p>
+    <w:p>
+      <w:pPr>
+        <w:rPr>
+          <w:color w:val="000000" w:themeColor="text1"/>
+          <w:lang w:val="en-US"/>
+        </w:rPr>
+      </w:pPr>
+      <w:r>
+        <w:rPr>
+          <w:color w:val="000000" w:themeColor="text1"/>
+          <w:lang w:val="en-US"/>
+        </w:rPr>
+        <w:t>Copy to Clipboard</w:t>
+      </w:r>
+    </w:p>
+    <w:p>
+      <w:pPr>
+        <w:rPr>
+          <w:color w:val="000000" w:themeColor="text1"/>
+          <w:lang w:val="en-US"/>
+        </w:rPr>
+      </w:pPr>
+      <w:r>
+        <w:rPr>
+          <w:color w:val="000000" w:themeColor="text1"/>
+          <w:lang w:val="en-US"/>
+        </w:rPr>
+        <w:t>The Min() method also expects a lambda expression. This one should return the Year property for each element.</w:t>
+      </w:r>
+    </w:p>
+    <w:p>
+      <w:pPr>
+        <w:rPr>
+          <w:color w:val="000000" w:themeColor="text1"/>
+          <w:lang w:val="en-US"/>
+        </w:rPr>
+      </w:pPr>
+    </w:p>
+    <w:p>
+      <w:pPr>
+        <w:rPr>
+          <w:color w:val="000000" w:themeColor="text1"/>
+          <w:lang w:val="en-US"/>
+        </w:rPr>
+      </w:pPr>
+    </w:p>
+    <w:p>
+      <w:pPr>
+        <w:rPr>
+          <w:color w:val="C00000"/>
+          <w:lang w:val="en-US"/>
+        </w:rPr>
+      </w:pPr>
+    </w:p>
+    <w:p>
+      <w:pPr>
+        <w:rPr>
+          <w:color w:val="C00000"/>
+          <w:lang w:val="en-US"/>
+        </w:rPr>
+      </w:pPr>
+    </w:p>
+    <w:p>
+      <w:pPr>
+        <w:rPr>
+          <w:color w:val="000000" w:themeColor="text1"/>
+          <w:lang w:val="en-US"/>
+        </w:rPr>
+      </w:pPr>
+    </w:p>
+    <w:p>
+      <w:pPr>
+        <w:rPr>
+          <w:b/>
+          <w:bCs/>
+          <w:color w:val="000000" w:themeColor="text1"/>
+          <w:lang w:val="en-US"/>
+        </w:rPr>
+      </w:pPr>
+      <w:proofErr w:type="spellStart"/>
+      <w:r>
+        <w:rPr>
+          <w:b/>
+          <w:bCs/>
+          <w:color w:val="000000" w:themeColor="text1"/>
+          <w:lang w:val="en-US"/>
+        </w:rPr>
+        <w:t>Program.cs</w:t>
+      </w:r>
+      <w:proofErr w:type="spellEnd"/>
+    </w:p>
+    <w:p>
+      <w:pPr>
+        <w:rPr>
+          <w:color w:val="C00000"/>
+          <w:lang w:val="en-US"/>
+        </w:rPr>
+      </w:pPr>
+      <w:r>
+        <w:rPr>
+          <w:color w:val="C00000"/>
+          <w:lang w:val="en-US"/>
+        </w:rPr>
+        <w:t>using System;</w:t>
+      </w:r>
+    </w:p>
+    <w:p>
+      <w:pPr>
+        <w:rPr>
+          <w:color w:val="C00000"/>
+          <w:lang w:val="en-US"/>
+        </w:rPr>
+      </w:pPr>
+      <w:r>
+        <w:rPr>
+          <w:color w:val="C00000"/>
+          <w:lang w:val="en-US"/>
+        </w:rPr>
+        <w:t xml:space="preserve">using </w:t>
+      </w:r>
+      <w:proofErr w:type="spellStart"/>
+      <w:r>
+        <w:rPr>
+          <w:color w:val="C00000"/>
+          <w:lang w:val="en-US"/>
+        </w:rPr>
+        <w:t>System.Collections.Generic</w:t>
+      </w:r>
+      <w:proofErr w:type="spellEnd"/>
+      <w:r>
+        <w:rPr>
+          <w:color w:val="C00000"/>
+          <w:lang w:val="en-US"/>
+        </w:rPr>
+        <w:t>;</w:t>
+      </w:r>
+    </w:p>
+    <w:p>
+      <w:pPr>
+        <w:rPr>
+          <w:color w:val="C00000"/>
+          <w:lang w:val="en-US"/>
+        </w:rPr>
+      </w:pPr>
+      <w:r>
+        <w:rPr>
+          <w:color w:val="C00000"/>
+          <w:lang w:val="en-US"/>
+        </w:rPr>
+        <w:t>using System.IO;</w:t>
+      </w:r>
+    </w:p>
+    <w:p>
+      <w:pPr>
+        <w:rPr>
+          <w:color w:val="C00000"/>
+          <w:lang w:val="en-US"/>
+        </w:rPr>
+      </w:pPr>
+      <w:r>
+        <w:rPr>
+          <w:color w:val="C00000"/>
+          <w:lang w:val="en-US"/>
+        </w:rPr>
+        <w:t xml:space="preserve">using </w:t>
+      </w:r>
+      <w:proofErr w:type="spellStart"/>
+      <w:r>
+        <w:rPr>
+          <w:color w:val="C00000"/>
+          <w:lang w:val="en-US"/>
+        </w:rPr>
+        <w:t>System.Linq</w:t>
+      </w:r>
+      <w:proofErr w:type="spellEnd"/>
+      <w:r>
+        <w:rPr>
+          <w:color w:val="C00000"/>
+          <w:lang w:val="en-US"/>
+        </w:rPr>
+        <w:t>;</w:t>
+      </w:r>
+    </w:p>
+    <w:p>
+      <w:pPr>
+        <w:rPr>
+          <w:color w:val="C00000"/>
+          <w:lang w:val="en-US"/>
+        </w:rPr>
+      </w:pPr>
+    </w:p>
+    <w:p>
+      <w:pPr>
+        <w:rPr>
+          <w:color w:val="C00000"/>
+          <w:lang w:val="en-US"/>
+        </w:rPr>
+      </w:pPr>
+      <w:r>
+        <w:rPr>
+          <w:color w:val="C00000"/>
+          <w:lang w:val="en-US"/>
+        </w:rPr>
+        <w:t xml:space="preserve">namespace </w:t>
+      </w:r>
+      <w:proofErr w:type="spellStart"/>
+      <w:r>
+        <w:rPr>
+          <w:color w:val="C00000"/>
+          <w:lang w:val="en-US"/>
+        </w:rPr>
+        <w:t>ProgrammingLanguages</w:t>
+      </w:r>
+      <w:proofErr w:type="spellEnd"/>
+    </w:p>
+    <w:p>
+      <w:pPr>
+        <w:rPr>
+          <w:color w:val="C00000"/>
+          <w:lang w:val="en-US"/>
+        </w:rPr>
+      </w:pPr>
+      <w:r>
+        <w:rPr>
+          <w:color w:val="C00000"/>
+          <w:lang w:val="en-US"/>
+        </w:rPr>
+        <w:t>{</w:t>
+      </w:r>
+    </w:p>
+    <w:p>
+      <w:pPr>
+        <w:rPr>
+          <w:color w:val="C00000"/>
+          <w:lang w:val="en-US"/>
+        </w:rPr>
+      </w:pPr>
+      <w:r>
+        <w:rPr>
+          <w:color w:val="C00000"/>
+          <w:lang w:val="en-US"/>
+        </w:rPr>
+        <w:t>  class Program</w:t>
+      </w:r>
+    </w:p>
+    <w:p>
+      <w:pPr>
+        <w:rPr>
+          <w:color w:val="C00000"/>
+          <w:lang w:val="en-US"/>
+        </w:rPr>
+      </w:pPr>
+      <w:r>
+        <w:rPr>
+          <w:color w:val="C00000"/>
+          <w:lang w:val="en-US"/>
+        </w:rPr>
+        <w:t>  {</w:t>
+      </w:r>
+    </w:p>
+    <w:p>
+      <w:pPr>
+        <w:rPr>
+          <w:color w:val="C00000"/>
+          <w:lang w:val="en-US"/>
+        </w:rPr>
+      </w:pPr>
+      <w:r>
+        <w:rPr>
+          <w:color w:val="C00000"/>
+          <w:lang w:val="en-US"/>
+        </w:rPr>
+        <w:t>    static void Main()</w:t>
+      </w:r>
+    </w:p>
+    <w:p>
+      <w:pPr>
+        <w:rPr>
+          <w:color w:val="C00000"/>
+          <w:lang w:val="en-US"/>
+        </w:rPr>
+      </w:pPr>
+      <w:r>
+        <w:rPr>
+          <w:color w:val="C00000"/>
+          <w:lang w:val="en-US"/>
+        </w:rPr>
+        <w:t>    {</w:t>
+      </w:r>
+    </w:p>
+    <w:p>
+      <w:pPr>
+        <w:rPr>
+          <w:color w:val="C00000"/>
+          <w:lang w:val="en-US"/>
+        </w:rPr>
+      </w:pPr>
+      <w:r>
+        <w:rPr>
+          <w:color w:val="C00000"/>
+          <w:lang w:val="en-US"/>
+        </w:rPr>
+        <w:t xml:space="preserve">      List&lt;Language&gt; languages = </w:t>
+      </w:r>
+      <w:proofErr w:type="spellStart"/>
+      <w:r>
+        <w:rPr>
+          <w:color w:val="C00000"/>
+          <w:lang w:val="en-US"/>
+        </w:rPr>
+        <w:t>File.ReadAllLines</w:t>
+      </w:r>
+      <w:proofErr w:type="spellEnd"/>
+      <w:r>
+        <w:rPr>
+          <w:color w:val="C00000"/>
+          <w:lang w:val="en-US"/>
+        </w:rPr>
+        <w:t>("./</w:t>
+      </w:r>
+      <w:proofErr w:type="spellStart"/>
+      <w:r>
+        <w:rPr>
+          <w:color w:val="C00000"/>
+          <w:lang w:val="en-US"/>
+        </w:rPr>
+        <w:t>languages.tsv</w:t>
+      </w:r>
+      <w:proofErr w:type="spellEnd"/>
+      <w:r>
+        <w:rPr>
+          <w:color w:val="C00000"/>
+          <w:lang w:val="en-US"/>
+        </w:rPr>
+        <w:t>")</w:t>
+      </w:r>
+    </w:p>
+    <w:p>
+      <w:pPr>
+        <w:rPr>
+          <w:color w:val="C00000"/>
+          <w:lang w:val="en-US"/>
+        </w:rPr>
+      </w:pPr>
+      <w:r>
+        <w:rPr>
+          <w:color w:val="C00000"/>
+          <w:lang w:val="en-US"/>
+        </w:rPr>
+        <w:t>        .Skip(1)</w:t>
+      </w:r>
+    </w:p>
+    <w:p>
+      <w:pPr>
+        <w:rPr>
+          <w:color w:val="C00000"/>
+          <w:lang w:val="en-US"/>
+        </w:rPr>
+      </w:pPr>
+      <w:r>
+        <w:rPr>
+          <w:color w:val="C00000"/>
+          <w:lang w:val="en-US"/>
+        </w:rPr>
+        <w:t xml:space="preserve">        .Select(line =&gt; </w:t>
+      </w:r>
+      <w:proofErr w:type="spellStart"/>
+      <w:r>
+        <w:rPr>
+          <w:color w:val="C00000"/>
+          <w:lang w:val="en-US"/>
+        </w:rPr>
+        <w:t>Language.FromTsv</w:t>
+      </w:r>
+      <w:proofErr w:type="spellEnd"/>
+      <w:r>
+        <w:rPr>
+          <w:color w:val="C00000"/>
+          <w:lang w:val="en-US"/>
+        </w:rPr>
+        <w:t>(line))</w:t>
+      </w:r>
+    </w:p>
+    <w:p>
+      <w:pPr>
+        <w:rPr>
+          <w:color w:val="C00000"/>
+          <w:lang w:val="en-US"/>
+        </w:rPr>
+      </w:pPr>
+      <w:r>
+        <w:rPr>
+          <w:color w:val="C00000"/>
+          <w:lang w:val="en-US"/>
+        </w:rPr>
+        <w:t>        .</w:t>
+      </w:r>
+      <w:proofErr w:type="spellStart"/>
+      <w:r>
+        <w:rPr>
+          <w:color w:val="C00000"/>
+          <w:lang w:val="en-US"/>
+        </w:rPr>
+        <w:t>ToList</w:t>
+      </w:r>
+      <w:proofErr w:type="spellEnd"/>
+      <w:r>
+        <w:rPr>
+          <w:color w:val="C00000"/>
+          <w:lang w:val="en-US"/>
+        </w:rPr>
+        <w:t>();</w:t>
+      </w:r>
+    </w:p>
+    <w:p>
+      <w:pPr>
+        <w:rPr>
+          <w:color w:val="C00000"/>
+          <w:lang w:val="en-US"/>
+        </w:rPr>
+      </w:pPr>
+    </w:p>
+    <w:p>
+      <w:pPr>
+        <w:rPr>
+          <w:color w:val="C00000"/>
+          <w:lang w:val="en-US"/>
+        </w:rPr>
+      </w:pPr>
+      <w:r>
+        <w:rPr>
+          <w:color w:val="C00000"/>
+          <w:lang w:val="en-US"/>
+        </w:rPr>
+        <w:t>      foreach(var l in languages)</w:t>
+      </w:r>
+    </w:p>
+    <w:p>
+      <w:pPr>
+        <w:rPr>
+          <w:color w:val="C00000"/>
+          <w:lang w:val="en-US"/>
+        </w:rPr>
+      </w:pPr>
+      <w:r>
+        <w:rPr>
+          <w:color w:val="C00000"/>
+          <w:lang w:val="en-US"/>
+        </w:rPr>
+        <w:t>      {</w:t>
+      </w:r>
+    </w:p>
+    <w:p>
+      <w:pPr>
+        <w:rPr>
+          <w:color w:val="C00000"/>
+          <w:lang w:val="en-US"/>
+        </w:rPr>
+      </w:pPr>
+      <w:r>
+        <w:rPr>
+          <w:color w:val="C00000"/>
+          <w:lang w:val="en-US"/>
+        </w:rPr>
+        <w:t xml:space="preserve">        </w:t>
+      </w:r>
+      <w:proofErr w:type="spellStart"/>
+      <w:r>
+        <w:rPr>
+          <w:color w:val="C00000"/>
+          <w:lang w:val="en-US"/>
+        </w:rPr>
+        <w:t>Console.WriteLine</w:t>
+      </w:r>
+      <w:proofErr w:type="spellEnd"/>
+      <w:r>
+        <w:rPr>
+          <w:color w:val="C00000"/>
+          <w:lang w:val="en-US"/>
+        </w:rPr>
+        <w:t>(</w:t>
+      </w:r>
+      <w:proofErr w:type="spellStart"/>
+      <w:r>
+        <w:rPr>
+          <w:color w:val="C00000"/>
+          <w:lang w:val="en-US"/>
+        </w:rPr>
+        <w:t>l.Prettify</w:t>
+      </w:r>
+      <w:proofErr w:type="spellEnd"/>
+      <w:r>
+        <w:rPr>
+          <w:color w:val="C00000"/>
+          <w:lang w:val="en-US"/>
+        </w:rPr>
+        <w:t>());</w:t>
+      </w:r>
+    </w:p>
+    <w:p>
+      <w:pPr>
+        <w:rPr>
+          <w:color w:val="C00000"/>
+          <w:lang w:val="en-US"/>
+        </w:rPr>
+      </w:pPr>
+      <w:r>
+        <w:rPr>
+          <w:color w:val="C00000"/>
+          <w:lang w:val="en-US"/>
+        </w:rPr>
+        <w:t>      }</w:t>
+      </w:r>
+    </w:p>
+    <w:p>
+      <w:pPr>
+        <w:rPr>
+          <w:color w:val="C00000"/>
+          <w:lang w:val="en-US"/>
+        </w:rPr>
+      </w:pPr>
+    </w:p>
+    <w:p>
+      <w:pPr>
+        <w:rPr>
+          <w:color w:val="C00000"/>
+          <w:lang w:val="en-US"/>
+        </w:rPr>
+      </w:pPr>
+      <w:r>
+        <w:rPr>
+          <w:color w:val="C00000"/>
+          <w:lang w:val="en-US"/>
+        </w:rPr>
+        <w:t>      var result = from l in languages</w:t>
+      </w:r>
+    </w:p>
+    <w:p>
+      <w:pPr>
+        <w:rPr>
+          <w:color w:val="C00000"/>
+          <w:lang w:val="en-US"/>
+        </w:rPr>
+      </w:pPr>
+      <w:r>
+        <w:rPr>
+          <w:color w:val="C00000"/>
+          <w:lang w:val="en-US"/>
+        </w:rPr>
+        <w:t>      select l;</w:t>
+      </w:r>
+    </w:p>
+    <w:p>
+      <w:pPr>
+        <w:rPr>
+          <w:color w:val="C00000"/>
+          <w:lang w:val="en-US"/>
+        </w:rPr>
+      </w:pPr>
+    </w:p>
+    <w:p>
+      <w:pPr>
+        <w:rPr>
+          <w:color w:val="C00000"/>
+          <w:lang w:val="en-US"/>
+        </w:rPr>
+      </w:pPr>
+      <w:r>
+        <w:rPr>
+          <w:color w:val="C00000"/>
+          <w:lang w:val="en-US"/>
+        </w:rPr>
+        <w:t>      foreach (var l in result)</w:t>
+      </w:r>
+    </w:p>
+    <w:p>
+      <w:pPr>
+        <w:rPr>
+          <w:color w:val="C00000"/>
+          <w:lang w:val="en-US"/>
+        </w:rPr>
+      </w:pPr>
+      <w:r>
+        <w:rPr>
+          <w:color w:val="C00000"/>
+          <w:lang w:val="en-US"/>
+        </w:rPr>
+        <w:t>      {</w:t>
+      </w:r>
+    </w:p>
+    <w:p>
+      <w:pPr>
+        <w:rPr>
+          <w:color w:val="C00000"/>
+          <w:lang w:val="en-US"/>
+        </w:rPr>
+      </w:pPr>
+      <w:r>
+        <w:rPr>
+          <w:color w:val="C00000"/>
+          <w:lang w:val="en-US"/>
+        </w:rPr>
+        <w:t xml:space="preserve">        </w:t>
+      </w:r>
+      <w:proofErr w:type="spellStart"/>
+      <w:r>
+        <w:rPr>
+          <w:color w:val="C00000"/>
+          <w:lang w:val="en-US"/>
+        </w:rPr>
+        <w:t>Console.WriteLine</w:t>
+      </w:r>
+      <w:proofErr w:type="spellEnd"/>
+      <w:r>
+        <w:rPr>
+          <w:color w:val="C00000"/>
+          <w:lang w:val="en-US"/>
+        </w:rPr>
+        <w:t>($"{</w:t>
+      </w:r>
+      <w:proofErr w:type="spellStart"/>
+      <w:r>
+        <w:rPr>
+          <w:color w:val="C00000"/>
+          <w:lang w:val="en-US"/>
+        </w:rPr>
+        <w:t>l.Year</w:t>
+      </w:r>
+      <w:proofErr w:type="spellEnd"/>
+      <w:r>
+        <w:rPr>
+          <w:color w:val="C00000"/>
+          <w:lang w:val="en-US"/>
+        </w:rPr>
+        <w:t>} {</w:t>
+      </w:r>
+      <w:proofErr w:type="spellStart"/>
+      <w:r>
+        <w:rPr>
+          <w:color w:val="C00000"/>
+          <w:lang w:val="en-US"/>
+        </w:rPr>
+        <w:t>l.Name</w:t>
+      </w:r>
+      <w:proofErr w:type="spellEnd"/>
+      <w:r>
+        <w:rPr>
+          <w:color w:val="C00000"/>
+          <w:lang w:val="en-US"/>
+        </w:rPr>
+        <w:t>} {</w:t>
+      </w:r>
+      <w:proofErr w:type="spellStart"/>
+      <w:r>
+        <w:rPr>
+          <w:color w:val="C00000"/>
+          <w:lang w:val="en-US"/>
+        </w:rPr>
+        <w:t>l.ChiefDeveloper</w:t>
+      </w:r>
+      <w:proofErr w:type="spellEnd"/>
+      <w:r>
+        <w:rPr>
+          <w:color w:val="C00000"/>
+          <w:lang w:val="en-US"/>
+        </w:rPr>
+        <w:t>}");</w:t>
+      </w:r>
+    </w:p>
+    <w:p>
+      <w:pPr>
+        <w:rPr>
+          <w:color w:val="C00000"/>
+          <w:lang w:val="en-US"/>
+        </w:rPr>
+      </w:pPr>
+      <w:r>
+        <w:rPr>
+          <w:color w:val="C00000"/>
+          <w:lang w:val="en-US"/>
+        </w:rPr>
+        <w:t>      }</w:t>
+      </w:r>
+    </w:p>
+    <w:p>
+      <w:pPr>
+        <w:rPr>
+          <w:color w:val="C00000"/>
+          <w:lang w:val="en-US"/>
+        </w:rPr>
+      </w:pPr>
+    </w:p>
+    <w:p>
+      <w:pPr>
+        <w:rPr>
+          <w:color w:val="C00000"/>
+          <w:lang w:val="en-US"/>
+        </w:rPr>
+      </w:pPr>
+      <w:r>
+        <w:rPr>
+          <w:color w:val="C00000"/>
+          <w:lang w:val="en-US"/>
+        </w:rPr>
+        <w:t>      var result1 = languages</w:t>
+      </w:r>
+    </w:p>
+    <w:p>
+      <w:pPr>
+        <w:rPr>
+          <w:color w:val="C00000"/>
+          <w:lang w:val="en-US"/>
+        </w:rPr>
+      </w:pPr>
+      <w:r>
+        <w:rPr>
+          <w:color w:val="C00000"/>
+          <w:lang w:val="en-US"/>
+        </w:rPr>
+        <w:t xml:space="preserve">      .Where(x =&gt; </w:t>
+      </w:r>
+      <w:proofErr w:type="spellStart"/>
+      <w:r>
+        <w:rPr>
+          <w:color w:val="C00000"/>
+          <w:lang w:val="en-US"/>
+        </w:rPr>
+        <w:t>x.Name</w:t>
+      </w:r>
+      <w:proofErr w:type="spellEnd"/>
+      <w:r>
+        <w:rPr>
+          <w:color w:val="C00000"/>
+          <w:lang w:val="en-US"/>
+        </w:rPr>
+        <w:t xml:space="preserve"> == "C#");</w:t>
+      </w:r>
+    </w:p>
+    <w:p>
+      <w:pPr>
+        <w:rPr>
+          <w:color w:val="C00000"/>
+          <w:lang w:val="en-US"/>
+        </w:rPr>
+      </w:pPr>
+    </w:p>
+    <w:p>
+      <w:pPr>
+        <w:rPr>
+          <w:color w:val="C00000"/>
+          <w:lang w:val="en-US"/>
+        </w:rPr>
+      </w:pPr>
+      <w:r>
+        <w:rPr>
+          <w:color w:val="C00000"/>
+          <w:lang w:val="en-US"/>
+        </w:rPr>
+        <w:t>      foreach (var lang in result1)</w:t>
+      </w:r>
+    </w:p>
+    <w:p>
+      <w:pPr>
+        <w:rPr>
+          <w:color w:val="C00000"/>
+          <w:lang w:val="en-US"/>
+        </w:rPr>
+      </w:pPr>
+      <w:r>
+        <w:rPr>
+          <w:color w:val="C00000"/>
+          <w:lang w:val="en-US"/>
+        </w:rPr>
+        <w:t>      {</w:t>
+      </w:r>
+    </w:p>
+    <w:p>
+      <w:pPr>
+        <w:rPr>
+          <w:color w:val="C00000"/>
+          <w:lang w:val="en-US"/>
+        </w:rPr>
+      </w:pPr>
+      <w:r>
+        <w:rPr>
+          <w:color w:val="C00000"/>
+          <w:lang w:val="en-US"/>
+        </w:rPr>
+        <w:t xml:space="preserve">        </w:t>
+      </w:r>
+      <w:proofErr w:type="spellStart"/>
+      <w:r>
+        <w:rPr>
+          <w:color w:val="C00000"/>
+          <w:lang w:val="en-US"/>
+        </w:rPr>
+        <w:t>Console.WriteLine</w:t>
+      </w:r>
+      <w:proofErr w:type="spellEnd"/>
+      <w:r>
+        <w:rPr>
+          <w:color w:val="C00000"/>
+          <w:lang w:val="en-US"/>
+        </w:rPr>
+        <w:t>(</w:t>
+      </w:r>
+      <w:proofErr w:type="spellStart"/>
+      <w:r>
+        <w:rPr>
+          <w:color w:val="C00000"/>
+          <w:lang w:val="en-US"/>
+        </w:rPr>
+        <w:t>lang.Prettify</w:t>
+      </w:r>
+      <w:proofErr w:type="spellEnd"/>
+      <w:r>
+        <w:rPr>
+          <w:color w:val="C00000"/>
+          <w:lang w:val="en-US"/>
+        </w:rPr>
+        <w:t>());</w:t>
+      </w:r>
+    </w:p>
+    <w:p>
+      <w:pPr>
+        <w:rPr>
+          <w:color w:val="C00000"/>
+          <w:lang w:val="en-US"/>
+        </w:rPr>
+      </w:pPr>
+      <w:r>
+        <w:rPr>
+          <w:color w:val="C00000"/>
+          <w:lang w:val="en-US"/>
+        </w:rPr>
+        <w:t>      }</w:t>
+      </w:r>
+    </w:p>
+    <w:p>
+      <w:pPr>
+        <w:rPr>
+          <w:color w:val="C00000"/>
+          <w:lang w:val="en-US"/>
+        </w:rPr>
+      </w:pPr>
+    </w:p>
+    <w:p>
+      <w:pPr>
+        <w:rPr>
+          <w:color w:val="C00000"/>
+          <w:lang w:val="en-US"/>
+        </w:rPr>
+      </w:pPr>
+      <w:r>
+        <w:rPr>
+          <w:color w:val="C00000"/>
+          <w:lang w:val="en-US"/>
+        </w:rPr>
+        <w:t xml:space="preserve">      var </w:t>
+      </w:r>
+      <w:proofErr w:type="spellStart"/>
+      <w:r>
+        <w:rPr>
+          <w:color w:val="C00000"/>
+          <w:lang w:val="en-US"/>
+        </w:rPr>
+        <w:t>resultMicrosoft</w:t>
+      </w:r>
+      <w:proofErr w:type="spellEnd"/>
+      <w:r>
+        <w:rPr>
+          <w:color w:val="C00000"/>
+          <w:lang w:val="en-US"/>
+        </w:rPr>
+        <w:t xml:space="preserve"> = languages</w:t>
+      </w:r>
+    </w:p>
+    <w:p>
+      <w:pPr>
+        <w:rPr>
+          <w:color w:val="C00000"/>
+          <w:lang w:val="en-US"/>
+        </w:rPr>
+      </w:pPr>
+      <w:r>
+        <w:rPr>
+          <w:color w:val="C00000"/>
+          <w:lang w:val="en-US"/>
+        </w:rPr>
+        <w:t xml:space="preserve">      .Where(x =&gt; </w:t>
+      </w:r>
+      <w:proofErr w:type="spellStart"/>
+      <w:r>
+        <w:rPr>
+          <w:color w:val="C00000"/>
+          <w:lang w:val="en-US"/>
+        </w:rPr>
+        <w:t>x.ChiefDeveloper.Contains</w:t>
+      </w:r>
+      <w:proofErr w:type="spellEnd"/>
+      <w:r>
+        <w:rPr>
+          <w:color w:val="C00000"/>
+          <w:lang w:val="en-US"/>
+        </w:rPr>
+        <w:t>("Microsoft"));</w:t>
+      </w:r>
+    </w:p>
+    <w:p>
+      <w:pPr>
+        <w:rPr>
+          <w:color w:val="C00000"/>
+          <w:lang w:val="en-US"/>
+        </w:rPr>
+      </w:pPr>
+    </w:p>
+    <w:p>
+      <w:pPr>
+        <w:rPr>
+          <w:color w:val="C00000"/>
+          <w:lang w:val="en-US"/>
+        </w:rPr>
+      </w:pPr>
+      <w:r>
+        <w:rPr>
+          <w:color w:val="C00000"/>
+          <w:lang w:val="en-US"/>
+        </w:rPr>
+        <w:t xml:space="preserve">      foreach (var lang in </w:t>
+      </w:r>
+      <w:proofErr w:type="spellStart"/>
+      <w:r>
+        <w:rPr>
+          <w:color w:val="C00000"/>
+          <w:lang w:val="en-US"/>
+        </w:rPr>
+        <w:t>resultMicrosoft</w:t>
+      </w:r>
+      <w:proofErr w:type="spellEnd"/>
+      <w:r>
+        <w:rPr>
+          <w:color w:val="C00000"/>
+          <w:lang w:val="en-US"/>
+        </w:rPr>
+        <w:t>)</w:t>
+      </w:r>
+    </w:p>
+    <w:p>
+      <w:pPr>
+        <w:rPr>
+          <w:color w:val="C00000"/>
+          <w:lang w:val="en-US"/>
+        </w:rPr>
+      </w:pPr>
+      <w:r>
+        <w:rPr>
+          <w:color w:val="C00000"/>
+          <w:lang w:val="en-US"/>
+        </w:rPr>
+        <w:t>      {</w:t>
+      </w:r>
+    </w:p>
+    <w:p>
+      <w:pPr>
+        <w:rPr>
+          <w:color w:val="C00000"/>
+          <w:lang w:val="en-US"/>
+        </w:rPr>
+      </w:pPr>
+      <w:r>
+        <w:rPr>
+          <w:color w:val="C00000"/>
+          <w:lang w:val="en-US"/>
+        </w:rPr>
+        <w:t xml:space="preserve">        </w:t>
+      </w:r>
+      <w:proofErr w:type="spellStart"/>
+      <w:r>
+        <w:rPr>
+          <w:color w:val="C00000"/>
+          <w:lang w:val="en-US"/>
+        </w:rPr>
+        <w:t>Console.WriteLine</w:t>
+      </w:r>
+      <w:proofErr w:type="spellEnd"/>
+      <w:r>
+        <w:rPr>
+          <w:color w:val="C00000"/>
+          <w:lang w:val="en-US"/>
+        </w:rPr>
+        <w:t>(</w:t>
+      </w:r>
+      <w:proofErr w:type="spellStart"/>
+      <w:r>
+        <w:rPr>
+          <w:color w:val="C00000"/>
+          <w:lang w:val="en-US"/>
+        </w:rPr>
+        <w:t>lang.Prettify</w:t>
+      </w:r>
+      <w:proofErr w:type="spellEnd"/>
+      <w:r>
+        <w:rPr>
+          <w:color w:val="C00000"/>
+          <w:lang w:val="en-US"/>
+        </w:rPr>
+        <w:t>());</w:t>
+      </w:r>
+    </w:p>
+    <w:p>
+      <w:pPr>
+        <w:rPr>
+          <w:color w:val="C00000"/>
+          <w:lang w:val="en-US"/>
+        </w:rPr>
+      </w:pPr>
+      <w:r>
+        <w:rPr>
+          <w:color w:val="C00000"/>
+          <w:lang w:val="en-US"/>
+        </w:rPr>
+        <w:t>      }</w:t>
+      </w:r>
+    </w:p>
+    <w:p>
+      <w:pPr>
+        <w:rPr>
+          <w:color w:val="C00000"/>
+          <w:lang w:val="en-US"/>
+        </w:rPr>
+      </w:pPr>
+    </w:p>
+    <w:p>
+      <w:pPr>
+        <w:rPr>
+          <w:color w:val="C00000"/>
+          <w:lang w:val="en-US"/>
+        </w:rPr>
+      </w:pPr>
+      <w:r>
+        <w:rPr>
+          <w:color w:val="C00000"/>
+          <w:lang w:val="en-US"/>
+        </w:rPr>
+        <w:t xml:space="preserve">      var </w:t>
+      </w:r>
+      <w:proofErr w:type="spellStart"/>
+      <w:r>
+        <w:rPr>
+          <w:color w:val="C00000"/>
+          <w:lang w:val="en-US"/>
+        </w:rPr>
+        <w:t>resultLisp</w:t>
+      </w:r>
+      <w:proofErr w:type="spellEnd"/>
+      <w:r>
+        <w:rPr>
+          <w:color w:val="C00000"/>
+          <w:lang w:val="en-US"/>
+        </w:rPr>
+        <w:t xml:space="preserve"> = languages</w:t>
+      </w:r>
+    </w:p>
+    <w:p>
+      <w:pPr>
+        <w:rPr>
+          <w:color w:val="C00000"/>
+          <w:lang w:val="en-US"/>
+        </w:rPr>
+      </w:pPr>
+      <w:r>
+        <w:rPr>
+          <w:color w:val="C00000"/>
+          <w:lang w:val="en-US"/>
+        </w:rPr>
+        <w:t xml:space="preserve">      .Where(x =&gt; </w:t>
+      </w:r>
+      <w:proofErr w:type="spellStart"/>
+      <w:r>
+        <w:rPr>
+          <w:color w:val="C00000"/>
+          <w:lang w:val="en-US"/>
+        </w:rPr>
+        <w:t>x.Predecessors.Contains</w:t>
+      </w:r>
+      <w:proofErr w:type="spellEnd"/>
+      <w:r>
+        <w:rPr>
+          <w:color w:val="C00000"/>
+          <w:lang w:val="en-US"/>
+        </w:rPr>
+        <w:t>("Lisp"));</w:t>
+      </w:r>
+    </w:p>
+    <w:p>
+      <w:pPr>
+        <w:rPr>
+          <w:color w:val="C00000"/>
+          <w:lang w:val="en-US"/>
+        </w:rPr>
+      </w:pPr>
+    </w:p>
+    <w:p>
+      <w:pPr>
+        <w:rPr>
+          <w:color w:val="C00000"/>
+          <w:lang w:val="en-US"/>
+        </w:rPr>
+      </w:pPr>
+      <w:r>
+        <w:rPr>
+          <w:color w:val="C00000"/>
+          <w:lang w:val="en-US"/>
+        </w:rPr>
+        <w:t xml:space="preserve">      foreach (var lang in </w:t>
+      </w:r>
+      <w:proofErr w:type="spellStart"/>
+      <w:r>
+        <w:rPr>
+          <w:color w:val="C00000"/>
+          <w:lang w:val="en-US"/>
+        </w:rPr>
+        <w:t>resultLisp</w:t>
+      </w:r>
+      <w:proofErr w:type="spellEnd"/>
+      <w:r>
+        <w:rPr>
+          <w:color w:val="C00000"/>
+          <w:lang w:val="en-US"/>
+        </w:rPr>
+        <w:t>)</w:t>
+      </w:r>
+    </w:p>
+    <w:p>
+      <w:pPr>
+        <w:rPr>
+          <w:color w:val="C00000"/>
+          <w:lang w:val="en-US"/>
+        </w:rPr>
+      </w:pPr>
+      <w:r>
+        <w:rPr>
+          <w:color w:val="C00000"/>
+          <w:lang w:val="en-US"/>
+        </w:rPr>
+        <w:t>      {</w:t>
+      </w:r>
+    </w:p>
+    <w:p>
+      <w:pPr>
+        <w:rPr>
+          <w:color w:val="C00000"/>
+          <w:lang w:val="en-US"/>
+        </w:rPr>
+      </w:pPr>
+      <w:r>
+        <w:rPr>
+          <w:color w:val="C00000"/>
+          <w:lang w:val="en-US"/>
+        </w:rPr>
+        <w:t xml:space="preserve">        </w:t>
+      </w:r>
+      <w:proofErr w:type="spellStart"/>
+      <w:r>
+        <w:rPr>
+          <w:color w:val="C00000"/>
+          <w:lang w:val="en-US"/>
+        </w:rPr>
+        <w:t>Console.WriteLine</w:t>
+      </w:r>
+      <w:proofErr w:type="spellEnd"/>
+      <w:r>
+        <w:rPr>
+          <w:color w:val="C00000"/>
+          <w:lang w:val="en-US"/>
+        </w:rPr>
+        <w:t>(</w:t>
+      </w:r>
+      <w:proofErr w:type="spellStart"/>
+      <w:r>
+        <w:rPr>
+          <w:color w:val="C00000"/>
+          <w:lang w:val="en-US"/>
+        </w:rPr>
+        <w:t>lang.Prettify</w:t>
+      </w:r>
+      <w:proofErr w:type="spellEnd"/>
+      <w:r>
+        <w:rPr>
+          <w:color w:val="C00000"/>
+          <w:lang w:val="en-US"/>
+        </w:rPr>
+        <w:t>());</w:t>
+      </w:r>
+    </w:p>
+    <w:p>
+      <w:pPr>
+        <w:rPr>
+          <w:color w:val="C00000"/>
+          <w:lang w:val="en-US"/>
+        </w:rPr>
+      </w:pPr>
+      <w:r>
+        <w:rPr>
+          <w:color w:val="C00000"/>
+          <w:lang w:val="en-US"/>
+        </w:rPr>
+        <w:t>      }</w:t>
+      </w:r>
+    </w:p>
+    <w:p>
+      <w:pPr>
+        <w:rPr>
+          <w:color w:val="C00000"/>
+          <w:lang w:val="en-US"/>
+        </w:rPr>
+      </w:pPr>
+    </w:p>
+    <w:p>
+      <w:pPr>
+        <w:rPr>
+          <w:color w:val="C00000"/>
+          <w:lang w:val="en-US"/>
+        </w:rPr>
+      </w:pPr>
+      <w:r>
+        <w:rPr>
+          <w:color w:val="C00000"/>
+          <w:lang w:val="en-US"/>
+        </w:rPr>
+        <w:t xml:space="preserve">      var </w:t>
+      </w:r>
+      <w:proofErr w:type="spellStart"/>
+      <w:r>
+        <w:rPr>
+          <w:color w:val="C00000"/>
+          <w:lang w:val="en-US"/>
+        </w:rPr>
+        <w:t>resultScripts</w:t>
+      </w:r>
+      <w:proofErr w:type="spellEnd"/>
+      <w:r>
+        <w:rPr>
+          <w:color w:val="C00000"/>
+          <w:lang w:val="en-US"/>
+        </w:rPr>
+        <w:t xml:space="preserve"> = languages</w:t>
+      </w:r>
+    </w:p>
+    <w:p>
+      <w:pPr>
+        <w:rPr>
+          <w:color w:val="C00000"/>
+          <w:lang w:val="en-US"/>
+        </w:rPr>
+      </w:pPr>
+      <w:r>
+        <w:rPr>
+          <w:color w:val="C00000"/>
+          <w:lang w:val="en-US"/>
+        </w:rPr>
+        <w:t xml:space="preserve">      .Where(x =&gt; </w:t>
+      </w:r>
+      <w:proofErr w:type="spellStart"/>
+      <w:r>
+        <w:rPr>
+          <w:color w:val="C00000"/>
+          <w:lang w:val="en-US"/>
+        </w:rPr>
+        <w:t>x.Name.Contains</w:t>
+      </w:r>
+      <w:proofErr w:type="spellEnd"/>
+      <w:r>
+        <w:rPr>
+          <w:color w:val="C00000"/>
+          <w:lang w:val="en-US"/>
+        </w:rPr>
+        <w:t>("Script"))</w:t>
+      </w:r>
+    </w:p>
+    <w:p>
+      <w:pPr>
+        <w:rPr>
+          <w:color w:val="C00000"/>
+        </w:rPr>
+      </w:pPr>
+      <w:r>
+        <w:rPr>
+          <w:color w:val="C00000"/>
+          <w:lang w:val="en-US"/>
+        </w:rPr>
+        <w:t xml:space="preserve">      </w:t>
+      </w:r>
+      <w:r>
+        <w:rPr>
+          <w:color w:val="C00000"/>
+        </w:rPr>
+        <w:t xml:space="preserve">.Select(x =&gt; </w:t>
+      </w:r>
+      <w:proofErr w:type="spellStart"/>
+      <w:r>
+        <w:rPr>
+          <w:color w:val="C00000"/>
+        </w:rPr>
+        <w:t>x.Name</w:t>
+      </w:r>
+      <w:proofErr w:type="spellEnd"/>
+      <w:r>
+        <w:rPr>
+          <w:color w:val="C00000"/>
+        </w:rPr>
+        <w:t>);</w:t>
+      </w:r>
+    </w:p>
+    <w:p>
+      <w:pPr>
+        <w:rPr>
+          <w:color w:val="C00000"/>
+        </w:rPr>
+      </w:pPr>
+    </w:p>
+    <w:p>
+      <w:pPr>
+        <w:rPr>
+          <w:color w:val="C00000"/>
+          <w:lang w:val="en-US"/>
+        </w:rPr>
+      </w:pPr>
+      <w:r>
+        <w:rPr>
+          <w:color w:val="C00000"/>
+        </w:rPr>
+        <w:t xml:space="preserve">      </w:t>
+      </w:r>
+      <w:r>
+        <w:rPr>
+          <w:color w:val="C00000"/>
+          <w:lang w:val="en-US"/>
+        </w:rPr>
+        <w:t xml:space="preserve">foreach (var lang in </w:t>
+      </w:r>
+      <w:proofErr w:type="spellStart"/>
+      <w:r>
+        <w:rPr>
+          <w:color w:val="C00000"/>
+          <w:lang w:val="en-US"/>
+        </w:rPr>
+        <w:t>resultScripts</w:t>
+      </w:r>
+      <w:proofErr w:type="spellEnd"/>
+      <w:r>
+        <w:rPr>
+          <w:color w:val="C00000"/>
+          <w:lang w:val="en-US"/>
+        </w:rPr>
+        <w:t>)</w:t>
+      </w:r>
+    </w:p>
+    <w:p>
+      <w:pPr>
+        <w:rPr>
+          <w:color w:val="C00000"/>
+          <w:lang w:val="en-US"/>
+        </w:rPr>
+      </w:pPr>
+      <w:r>
+        <w:rPr>
+          <w:color w:val="C00000"/>
+          <w:lang w:val="en-US"/>
+        </w:rPr>
+        <w:t>      {</w:t>
+      </w:r>
+    </w:p>
+    <w:p>
+      <w:pPr>
+        <w:rPr>
+          <w:color w:val="C00000"/>
+          <w:lang w:val="en-US"/>
+        </w:rPr>
+      </w:pPr>
+      <w:r>
+        <w:rPr>
+          <w:color w:val="C00000"/>
+          <w:lang w:val="en-US"/>
+        </w:rPr>
+        <w:t xml:space="preserve">        </w:t>
+      </w:r>
+      <w:proofErr w:type="spellStart"/>
+      <w:r>
+        <w:rPr>
+          <w:color w:val="C00000"/>
+          <w:lang w:val="en-US"/>
+        </w:rPr>
+        <w:t>Console.WriteLine</w:t>
+      </w:r>
+      <w:proofErr w:type="spellEnd"/>
+      <w:r>
+        <w:rPr>
+          <w:color w:val="C00000"/>
+          <w:lang w:val="en-US"/>
+        </w:rPr>
+        <w:t>(lang);</w:t>
+      </w:r>
+    </w:p>
+    <w:p>
+      <w:pPr>
+        <w:rPr>
+          <w:color w:val="C00000"/>
+          <w:lang w:val="en-US"/>
+        </w:rPr>
+      </w:pPr>
+      <w:r>
+        <w:rPr>
+          <w:color w:val="C00000"/>
+          <w:lang w:val="en-US"/>
+        </w:rPr>
+        <w:t>      }</w:t>
+      </w:r>
+    </w:p>
+    <w:p>
+      <w:pPr>
+        <w:rPr>
+          <w:color w:val="C00000"/>
+          <w:lang w:val="en-US"/>
+        </w:rPr>
+      </w:pPr>
+      <w:r>
+        <w:rPr>
+          <w:color w:val="C00000"/>
+          <w:lang w:val="en-US"/>
+        </w:rPr>
+        <w:t xml:space="preserve">      </w:t>
+      </w:r>
+      <w:proofErr w:type="spellStart"/>
+      <w:r>
+        <w:rPr>
+          <w:color w:val="C00000"/>
+          <w:lang w:val="en-US"/>
+        </w:rPr>
+        <w:t>Console.WriteLine</w:t>
+      </w:r>
+      <w:proofErr w:type="spellEnd"/>
+      <w:r>
+        <w:rPr>
+          <w:color w:val="C00000"/>
+          <w:lang w:val="en-US"/>
+        </w:rPr>
+        <w:t>(</w:t>
+      </w:r>
+      <w:proofErr w:type="spellStart"/>
+      <w:r>
+        <w:rPr>
+          <w:color w:val="C00000"/>
+          <w:lang w:val="en-US"/>
+        </w:rPr>
+        <w:t>languages.Count</w:t>
+      </w:r>
+      <w:proofErr w:type="spellEnd"/>
+      <w:r>
+        <w:rPr>
+          <w:color w:val="C00000"/>
+          <w:lang w:val="en-US"/>
+        </w:rPr>
+        <w:t>());</w:t>
+      </w:r>
+    </w:p>
+    <w:p>
+      <w:pPr>
+        <w:rPr>
+          <w:color w:val="C00000"/>
+          <w:lang w:val="en-US"/>
+        </w:rPr>
+      </w:pPr>
+    </w:p>
+    <w:p>
+      <w:pPr>
+        <w:rPr>
+          <w:color w:val="C00000"/>
+          <w:lang w:val="en-US"/>
+        </w:rPr>
+      </w:pPr>
+      <w:r>
+        <w:rPr>
+          <w:color w:val="C00000"/>
+          <w:lang w:val="en-US"/>
+        </w:rPr>
+        <w:t xml:space="preserve">      foreach (var lang in </w:t>
+      </w:r>
+      <w:proofErr w:type="spellStart"/>
+      <w:r>
+        <w:rPr>
+          <w:color w:val="C00000"/>
+          <w:lang w:val="en-US"/>
+        </w:rPr>
+        <w:t>resultScripts</w:t>
+      </w:r>
+      <w:proofErr w:type="spellEnd"/>
+      <w:r>
+        <w:rPr>
+          <w:color w:val="C00000"/>
+          <w:lang w:val="en-US"/>
+        </w:rPr>
+        <w:t>)</w:t>
+      </w:r>
+    </w:p>
+    <w:p>
+      <w:pPr>
+        <w:rPr>
+          <w:color w:val="C00000"/>
+          <w:lang w:val="en-US"/>
+        </w:rPr>
+      </w:pPr>
+      <w:r>
+        <w:rPr>
+          <w:color w:val="C00000"/>
+          <w:lang w:val="en-US"/>
+        </w:rPr>
+        <w:t>      {</w:t>
+      </w:r>
+    </w:p>
+    <w:p>
+      <w:pPr>
+        <w:rPr>
+          <w:color w:val="C00000"/>
+          <w:lang w:val="en-US"/>
+        </w:rPr>
+      </w:pPr>
+      <w:r>
+        <w:rPr>
+          <w:color w:val="C00000"/>
+          <w:lang w:val="en-US"/>
+        </w:rPr>
+        <w:t xml:space="preserve">        </w:t>
+      </w:r>
+      <w:proofErr w:type="spellStart"/>
+      <w:r>
+        <w:rPr>
+          <w:color w:val="C00000"/>
+          <w:lang w:val="en-US"/>
+        </w:rPr>
+        <w:t>Console.WriteLine</w:t>
+      </w:r>
+      <w:proofErr w:type="spellEnd"/>
+      <w:r>
+        <w:rPr>
+          <w:color w:val="C00000"/>
+          <w:lang w:val="en-US"/>
+        </w:rPr>
+        <w:t>(lang);</w:t>
+      </w:r>
+    </w:p>
+    <w:p>
+      <w:pPr>
+        <w:rPr>
+          <w:color w:val="C00000"/>
+          <w:lang w:val="en-US"/>
+        </w:rPr>
+      </w:pPr>
+      <w:r>
+        <w:rPr>
+          <w:color w:val="C00000"/>
+          <w:lang w:val="en-US"/>
+        </w:rPr>
+        <w:t>      }</w:t>
+      </w:r>
+    </w:p>
+    <w:p>
+      <w:pPr>
+        <w:rPr>
+          <w:color w:val="C00000"/>
+          <w:lang w:val="en-US"/>
+        </w:rPr>
+      </w:pPr>
+    </w:p>
+    <w:p>
+      <w:pPr>
+        <w:rPr>
+          <w:color w:val="C00000"/>
+          <w:lang w:val="en-US"/>
+        </w:rPr>
+      </w:pPr>
+      <w:r>
+        <w:rPr>
+          <w:color w:val="C00000"/>
+          <w:lang w:val="en-US"/>
+        </w:rPr>
+        <w:t>      var result19952005 = languages</w:t>
+      </w:r>
+    </w:p>
+    <w:p>
+      <w:pPr>
+        <w:rPr>
+          <w:color w:val="C00000"/>
+          <w:lang w:val="en-US"/>
+        </w:rPr>
+      </w:pPr>
+      <w:r>
+        <w:rPr>
+          <w:color w:val="C00000"/>
+          <w:lang w:val="en-US"/>
+        </w:rPr>
+        <w:t xml:space="preserve">      .Where(x =&gt; </w:t>
+      </w:r>
+      <w:proofErr w:type="spellStart"/>
+      <w:r>
+        <w:rPr>
+          <w:color w:val="C00000"/>
+          <w:lang w:val="en-US"/>
+        </w:rPr>
+        <w:t>x.Year</w:t>
+      </w:r>
+      <w:proofErr w:type="spellEnd"/>
+      <w:r>
+        <w:rPr>
+          <w:color w:val="C00000"/>
+          <w:lang w:val="en-US"/>
+        </w:rPr>
+        <w:t xml:space="preserve"> &gt;= 1995 &amp;&amp; </w:t>
+      </w:r>
+      <w:proofErr w:type="spellStart"/>
+      <w:r>
+        <w:rPr>
+          <w:color w:val="C00000"/>
+          <w:lang w:val="en-US"/>
+        </w:rPr>
+        <w:t>x.Year</w:t>
+      </w:r>
+      <w:proofErr w:type="spellEnd"/>
+      <w:r>
+        <w:rPr>
+          <w:color w:val="C00000"/>
+          <w:lang w:val="en-US"/>
+        </w:rPr>
+        <w:t xml:space="preserve"> &lt;= 2005);</w:t>
+      </w:r>
+    </w:p>
+    <w:p>
+      <w:pPr>
+        <w:rPr>
+          <w:color w:val="C00000"/>
+          <w:lang w:val="en-US"/>
+        </w:rPr>
+      </w:pPr>
+      <w:r>
+        <w:rPr>
+          <w:color w:val="C00000"/>
+          <w:lang w:val="en-US"/>
+        </w:rPr>
+        <w:t xml:space="preserve">      </w:t>
+      </w:r>
+      <w:proofErr w:type="spellStart"/>
+      <w:r>
+        <w:rPr>
+          <w:color w:val="C00000"/>
+          <w:lang w:val="en-US"/>
+        </w:rPr>
+        <w:t>Console.WriteLine</w:t>
+      </w:r>
+      <w:proofErr w:type="spellEnd"/>
+      <w:r>
+        <w:rPr>
+          <w:color w:val="C00000"/>
+          <w:lang w:val="en-US"/>
+        </w:rPr>
+        <w:t>(result19952005.Count());</w:t>
+      </w:r>
+    </w:p>
+    <w:p>
+      <w:pPr>
+        <w:rPr>
+          <w:color w:val="C00000"/>
+          <w:lang w:val="en-US"/>
+        </w:rPr>
+      </w:pPr>
+    </w:p>
+    <w:p>
+      <w:pPr>
+        <w:rPr>
+          <w:color w:val="C00000"/>
+          <w:lang w:val="en-US"/>
+        </w:rPr>
+      </w:pPr>
+      <w:r>
+        <w:rPr>
+          <w:color w:val="C00000"/>
+          <w:lang w:val="en-US"/>
+        </w:rPr>
+        <w:t>      foreach (var lang in result19952005)</w:t>
+      </w:r>
+    </w:p>
+    <w:p>
+      <w:pPr>
+        <w:rPr>
+          <w:color w:val="C00000"/>
+          <w:lang w:val="en-US"/>
+        </w:rPr>
+      </w:pPr>
+      <w:r>
+        <w:rPr>
+          <w:color w:val="C00000"/>
+          <w:lang w:val="en-US"/>
+        </w:rPr>
+        <w:t>      {</w:t>
+      </w:r>
+    </w:p>
+    <w:p>
+      <w:pPr>
+        <w:rPr>
+          <w:color w:val="C00000"/>
+          <w:lang w:val="en-US"/>
+        </w:rPr>
+      </w:pPr>
+      <w:r>
+        <w:rPr>
+          <w:color w:val="C00000"/>
+          <w:lang w:val="en-US"/>
+        </w:rPr>
+        <w:t xml:space="preserve">        </w:t>
+      </w:r>
+      <w:proofErr w:type="spellStart"/>
+      <w:r>
+        <w:rPr>
+          <w:color w:val="C00000"/>
+          <w:lang w:val="en-US"/>
+        </w:rPr>
+        <w:t>Console.WriteLine</w:t>
+      </w:r>
+      <w:proofErr w:type="spellEnd"/>
+      <w:r>
+        <w:rPr>
+          <w:color w:val="C00000"/>
+          <w:lang w:val="en-US"/>
+        </w:rPr>
+        <w:t>($"{</w:t>
+      </w:r>
+      <w:proofErr w:type="spellStart"/>
+      <w:r>
+        <w:rPr>
+          <w:color w:val="C00000"/>
+          <w:lang w:val="en-US"/>
+        </w:rPr>
+        <w:t>lang.Name</w:t>
+      </w:r>
+      <w:proofErr w:type="spellEnd"/>
+      <w:r>
+        <w:rPr>
+          <w:color w:val="C00000"/>
+          <w:lang w:val="en-US"/>
+        </w:rPr>
+        <w:t>} was invented in {</w:t>
+      </w:r>
+      <w:proofErr w:type="spellStart"/>
+      <w:r>
+        <w:rPr>
+          <w:color w:val="C00000"/>
+          <w:lang w:val="en-US"/>
+        </w:rPr>
+        <w:t>lang.Year</w:t>
+      </w:r>
+      <w:proofErr w:type="spellEnd"/>
+      <w:r>
+        <w:rPr>
+          <w:color w:val="C00000"/>
+          <w:lang w:val="en-US"/>
+        </w:rPr>
+        <w:t>}");</w:t>
+      </w:r>
+    </w:p>
+    <w:p>
+      <w:pPr>
+        <w:rPr>
+          <w:color w:val="C00000"/>
+          <w:lang w:val="en-US"/>
+        </w:rPr>
+      </w:pPr>
+      <w:r>
+        <w:rPr>
+          <w:color w:val="C00000"/>
+          <w:lang w:val="en-US"/>
+        </w:rPr>
+        <w:t>      }</w:t>
+      </w:r>
+    </w:p>
+    <w:p>
+      <w:pPr>
+        <w:rPr>
+          <w:color w:val="C00000"/>
+          <w:lang w:val="en-US"/>
+        </w:rPr>
+      </w:pPr>
+      <w:r>
+        <w:rPr>
+          <w:color w:val="C00000"/>
+          <w:lang w:val="en-US"/>
+        </w:rPr>
+        <w:t>    }</w:t>
+      </w:r>
+    </w:p>
+    <w:p>
+      <w:pPr>
+        <w:rPr>
+          <w:color w:val="C00000"/>
+          <w:lang w:val="en-US"/>
+        </w:rPr>
+      </w:pPr>
+    </w:p>
+    <w:p>
+      <w:pPr>
+        <w:rPr>
+          <w:color w:val="C00000"/>
+          <w:lang w:val="en-US"/>
+        </w:rPr>
+      </w:pPr>
+      <w:r>
+        <w:rPr>
+          <w:color w:val="C00000"/>
+          <w:lang w:val="en-US"/>
+        </w:rPr>
+        <w:t xml:space="preserve">    public static void </w:t>
+      </w:r>
+      <w:proofErr w:type="spellStart"/>
+      <w:r>
+        <w:rPr>
+          <w:color w:val="C00000"/>
+          <w:lang w:val="en-US"/>
+        </w:rPr>
+        <w:t>PrettyPrintAll</w:t>
+      </w:r>
+      <w:proofErr w:type="spellEnd"/>
+      <w:r>
+        <w:rPr>
+          <w:color w:val="C00000"/>
+          <w:lang w:val="en-US"/>
+        </w:rPr>
+        <w:t>(</w:t>
+      </w:r>
+      <w:proofErr w:type="spellStart"/>
+      <w:r>
+        <w:rPr>
+          <w:color w:val="C00000"/>
+          <w:lang w:val="en-US"/>
+        </w:rPr>
+        <w:t>IEnumerable</w:t>
+      </w:r>
+      <w:proofErr w:type="spellEnd"/>
+      <w:r>
+        <w:rPr>
+          <w:color w:val="C00000"/>
+          <w:lang w:val="en-US"/>
+        </w:rPr>
+        <w:t xml:space="preserve">&lt;Language&gt; </w:t>
+      </w:r>
+      <w:proofErr w:type="spellStart"/>
+      <w:r>
+        <w:rPr>
+          <w:color w:val="C00000"/>
+          <w:lang w:val="en-US"/>
+        </w:rPr>
+        <w:t>langs</w:t>
+      </w:r>
+      <w:proofErr w:type="spellEnd"/>
+      <w:r>
+        <w:rPr>
+          <w:color w:val="C00000"/>
+          <w:lang w:val="en-US"/>
+        </w:rPr>
+        <w:t>)</w:t>
+      </w:r>
+    </w:p>
+    <w:p>
+      <w:pPr>
+        <w:rPr>
+          <w:color w:val="C00000"/>
+          <w:lang w:val="en-US"/>
+        </w:rPr>
+      </w:pPr>
+      <w:r>
+        <w:rPr>
+          <w:color w:val="C00000"/>
+          <w:lang w:val="en-US"/>
+        </w:rPr>
+        <w:t>    {</w:t>
+      </w:r>
+    </w:p>
+    <w:p>
+      <w:pPr>
+        <w:rPr>
+          <w:color w:val="C00000"/>
+          <w:lang w:val="en-US"/>
+        </w:rPr>
+      </w:pPr>
+      <w:r>
+        <w:rPr>
+          <w:color w:val="C00000"/>
+          <w:lang w:val="en-US"/>
+        </w:rPr>
+        <w:t xml:space="preserve">      foreach (var lang in </w:t>
+      </w:r>
+      <w:proofErr w:type="spellStart"/>
+      <w:r>
+        <w:rPr>
+          <w:color w:val="C00000"/>
+          <w:lang w:val="en-US"/>
+        </w:rPr>
+        <w:t>langs</w:t>
+      </w:r>
+      <w:proofErr w:type="spellEnd"/>
+      <w:r>
+        <w:rPr>
+          <w:color w:val="C00000"/>
+          <w:lang w:val="en-US"/>
+        </w:rPr>
+        <w:t>)</w:t>
+      </w:r>
+    </w:p>
+    <w:p>
+      <w:pPr>
+        <w:rPr>
+          <w:color w:val="C00000"/>
+          <w:lang w:val="en-US"/>
+        </w:rPr>
+      </w:pPr>
+      <w:r>
+        <w:rPr>
+          <w:color w:val="C00000"/>
+          <w:lang w:val="en-US"/>
+        </w:rPr>
+        <w:t>      {</w:t>
+      </w:r>
+    </w:p>
+    <w:p>
+      <w:pPr>
+        <w:rPr>
+          <w:color w:val="C00000"/>
+          <w:lang w:val="en-US"/>
+        </w:rPr>
+      </w:pPr>
+      <w:r>
+        <w:rPr>
+          <w:color w:val="C00000"/>
+          <w:lang w:val="en-US"/>
+        </w:rPr>
+        <w:t xml:space="preserve">        </w:t>
+      </w:r>
+      <w:proofErr w:type="spellStart"/>
+      <w:r>
+        <w:rPr>
+          <w:color w:val="C00000"/>
+          <w:lang w:val="en-US"/>
+        </w:rPr>
+        <w:t>Console.WriteLine</w:t>
+      </w:r>
+      <w:proofErr w:type="spellEnd"/>
+      <w:r>
+        <w:rPr>
+          <w:color w:val="C00000"/>
+          <w:lang w:val="en-US"/>
+        </w:rPr>
+        <w:t>(</w:t>
+      </w:r>
+      <w:proofErr w:type="spellStart"/>
+      <w:r>
+        <w:rPr>
+          <w:color w:val="C00000"/>
+          <w:lang w:val="en-US"/>
+        </w:rPr>
+        <w:t>lang.Prettify</w:t>
+      </w:r>
+      <w:proofErr w:type="spellEnd"/>
+      <w:r>
+        <w:rPr>
+          <w:color w:val="C00000"/>
+          <w:lang w:val="en-US"/>
+        </w:rPr>
+        <w:t>());</w:t>
+      </w:r>
+    </w:p>
+    <w:p>
+      <w:pPr>
+        <w:rPr>
+          <w:color w:val="C00000"/>
+          <w:lang w:val="en-US"/>
+        </w:rPr>
+      </w:pPr>
+      <w:r>
+        <w:rPr>
+          <w:color w:val="C00000"/>
+          <w:lang w:val="en-US"/>
+        </w:rPr>
+        <w:t>      }</w:t>
+      </w:r>
+    </w:p>
+    <w:p>
+      <w:pPr>
+        <w:rPr>
+          <w:color w:val="C00000"/>
+          <w:lang w:val="en-US"/>
+        </w:rPr>
+      </w:pPr>
+      <w:r>
+        <w:rPr>
+          <w:color w:val="C00000"/>
+          <w:lang w:val="en-US"/>
+        </w:rPr>
+        <w:t>    }</w:t>
+      </w:r>
+    </w:p>
+    <w:p>
+      <w:pPr>
+        <w:rPr>
+          <w:color w:val="C00000"/>
+          <w:lang w:val="en-US"/>
+        </w:rPr>
+      </w:pPr>
+    </w:p>
+    <w:p>
+      <w:pPr>
+        <w:rPr>
+          <w:color w:val="C00000"/>
+          <w:lang w:val="en-US"/>
+        </w:rPr>
+      </w:pPr>
+      <w:r>
+        <w:rPr>
+          <w:color w:val="C00000"/>
+          <w:lang w:val="en-US"/>
+        </w:rPr>
+        <w:t xml:space="preserve">    public static void </w:t>
+      </w:r>
+      <w:proofErr w:type="spellStart"/>
+      <w:r>
+        <w:rPr>
+          <w:color w:val="C00000"/>
+          <w:lang w:val="en-US"/>
+        </w:rPr>
+        <w:t>PrintAll</w:t>
+      </w:r>
+      <w:proofErr w:type="spellEnd"/>
+    </w:p>
+    <w:p>
+      <w:pPr>
+        <w:rPr>
+          <w:color w:val="C00000"/>
+          <w:lang w:val="en-US"/>
+        </w:rPr>
+      </w:pPr>
+      <w:r>
+        <w:rPr>
+          <w:color w:val="C00000"/>
+          <w:lang w:val="en-US"/>
+        </w:rPr>
+        <w:t>    (</w:t>
+      </w:r>
+      <w:proofErr w:type="spellStart"/>
+      <w:r>
+        <w:rPr>
+          <w:color w:val="C00000"/>
+          <w:lang w:val="en-US"/>
+        </w:rPr>
+        <w:t>IEnumerable</w:t>
+      </w:r>
+      <w:proofErr w:type="spellEnd"/>
+      <w:r>
+        <w:rPr>
+          <w:color w:val="C00000"/>
+          <w:lang w:val="en-US"/>
+        </w:rPr>
+        <w:t>&lt;Object&gt; sequence)</w:t>
+      </w:r>
+    </w:p>
+    <w:p>
+      <w:pPr>
+        <w:rPr>
+          <w:color w:val="C00000"/>
+          <w:lang w:val="en-US"/>
+        </w:rPr>
+      </w:pPr>
+      <w:r>
+        <w:rPr>
+          <w:color w:val="C00000"/>
+          <w:lang w:val="en-US"/>
+        </w:rPr>
+        <w:t>    {</w:t>
+      </w:r>
+    </w:p>
+    <w:p>
+      <w:pPr>
+        <w:rPr>
+          <w:color w:val="C00000"/>
+          <w:lang w:val="en-US"/>
+        </w:rPr>
+      </w:pPr>
+      <w:r>
+        <w:rPr>
+          <w:color w:val="C00000"/>
+          <w:lang w:val="en-US"/>
+        </w:rPr>
+        <w:t>      foreach (var lang in sequence)</w:t>
+      </w:r>
+    </w:p>
+    <w:p>
+      <w:pPr>
+        <w:rPr>
+          <w:color w:val="C00000"/>
+          <w:lang w:val="en-US"/>
+        </w:rPr>
+      </w:pPr>
+      <w:r>
+        <w:rPr>
+          <w:color w:val="C00000"/>
+          <w:lang w:val="en-US"/>
+        </w:rPr>
+        <w:t>      {</w:t>
+      </w:r>
+    </w:p>
+    <w:p>
+      <w:pPr>
+        <w:rPr>
+          <w:color w:val="C00000"/>
+          <w:lang w:val="en-US"/>
+        </w:rPr>
+      </w:pPr>
+      <w:r>
+        <w:rPr>
+          <w:color w:val="C00000"/>
+          <w:lang w:val="en-US"/>
+        </w:rPr>
+        <w:t xml:space="preserve">        </w:t>
+      </w:r>
+      <w:proofErr w:type="spellStart"/>
+      <w:r>
+        <w:rPr>
+          <w:color w:val="C00000"/>
+          <w:lang w:val="en-US"/>
+        </w:rPr>
+        <w:t>Console.WriteLine</w:t>
+      </w:r>
+      <w:proofErr w:type="spellEnd"/>
+      <w:r>
+        <w:rPr>
+          <w:color w:val="C00000"/>
+          <w:lang w:val="en-US"/>
+        </w:rPr>
+        <w:t>(lang);</w:t>
+      </w:r>
+    </w:p>
+    <w:p>
+      <w:pPr>
+        <w:rPr>
+          <w:color w:val="C00000"/>
+          <w:lang w:val="en-US"/>
+        </w:rPr>
+      </w:pPr>
+      <w:r>
+        <w:rPr>
+          <w:color w:val="C00000"/>
+          <w:lang w:val="en-US"/>
+        </w:rPr>
+        <w:t>      }</w:t>
+      </w:r>
+    </w:p>
+    <w:p>
+      <w:pPr>
+        <w:rPr>
+          <w:color w:val="C00000"/>
+          <w:lang w:val="en-US"/>
+        </w:rPr>
+      </w:pPr>
+      <w:r>
+        <w:rPr>
+          <w:color w:val="C00000"/>
+          <w:lang w:val="en-US"/>
+        </w:rPr>
+        <w:t>    }</w:t>
+      </w:r>
+    </w:p>
+    <w:p>
+      <w:pPr>
+        <w:rPr>
+          <w:color w:val="C00000"/>
+          <w:lang w:val="en-US"/>
+        </w:rPr>
+      </w:pPr>
+      <w:r>
+        <w:rPr>
+          <w:color w:val="C00000"/>
+          <w:lang w:val="en-US"/>
+        </w:rPr>
+        <w:t>  }</w:t>
+      </w:r>
+    </w:p>
+    <w:p>
+      <w:pPr>
+        <w:rPr>
+          <w:color w:val="C00000"/>
+          <w:lang w:val="en-US"/>
+        </w:rPr>
+      </w:pPr>
+      <w:r>
+        <w:rPr>
+          <w:color w:val="C00000"/>
+          <w:lang w:val="en-US"/>
+        </w:rPr>
+        <w:t>}</w:t>
+      </w:r>
+    </w:p>
+    <w:p>
+      <w:pPr>
+        <w:rPr>
+          <w:color w:val="C00000"/>
+          <w:lang w:val="en-US"/>
+        </w:rPr>
+      </w:pPr>
+    </w:p>
+    <w:p>
+      <w:pPr>
+        <w:rPr>
+          <w:b/>
+          <w:bCs/>
+          <w:color w:val="000000" w:themeColor="text1"/>
+          <w:lang w:val="en-US"/>
+        </w:rPr>
+      </w:pPr>
+      <w:proofErr w:type="spellStart"/>
+      <w:r>
+        <w:rPr>
+          <w:b/>
+          <w:bCs/>
+          <w:color w:val="000000" w:themeColor="text1"/>
+          <w:lang w:val="en-US"/>
+        </w:rPr>
+        <w:t>Language.cs</w:t>
+      </w:r>
+      <w:proofErr w:type="spellEnd"/>
+    </w:p>
+    <w:p>
+      <w:pPr>
+        <w:rPr>
+          <w:color w:val="C00000"/>
+          <w:lang w:val="en-US"/>
+        </w:rPr>
+      </w:pPr>
+      <w:r>
+        <w:rPr>
+          <w:color w:val="C00000"/>
+          <w:lang w:val="en-US"/>
+        </w:rPr>
+        <w:t>using System;</w:t>
+      </w:r>
+    </w:p>
+    <w:p>
+      <w:pPr>
+        <w:rPr>
+          <w:color w:val="C00000"/>
+          <w:lang w:val="en-US"/>
+        </w:rPr>
+      </w:pPr>
+    </w:p>
+    <w:p>
+      <w:pPr>
+        <w:rPr>
+          <w:color w:val="C00000"/>
+          <w:lang w:val="en-US"/>
+        </w:rPr>
+      </w:pPr>
+      <w:r>
+        <w:rPr>
+          <w:color w:val="C00000"/>
+          <w:lang w:val="en-US"/>
+        </w:rPr>
+        <w:t xml:space="preserve">namespace </w:t>
+      </w:r>
+      <w:proofErr w:type="spellStart"/>
+      <w:r>
+        <w:rPr>
+          <w:color w:val="C00000"/>
+          <w:lang w:val="en-US"/>
+        </w:rPr>
+        <w:t>ProgrammingLanguages</w:t>
+      </w:r>
+      <w:proofErr w:type="spellEnd"/>
+    </w:p>
+    <w:p>
+      <w:pPr>
+        <w:rPr>
+          <w:color w:val="C00000"/>
+          <w:lang w:val="en-US"/>
+        </w:rPr>
+      </w:pPr>
+      <w:r>
+        <w:rPr>
+          <w:color w:val="C00000"/>
+          <w:lang w:val="en-US"/>
+        </w:rPr>
+        <w:t>{</w:t>
+      </w:r>
+    </w:p>
+    <w:p>
+      <w:pPr>
+        <w:rPr>
+          <w:color w:val="C00000"/>
+          <w:lang w:val="en-US"/>
+        </w:rPr>
+      </w:pPr>
+      <w:r>
+        <w:rPr>
+          <w:color w:val="C00000"/>
+          <w:lang w:val="en-US"/>
+        </w:rPr>
+        <w:t>  public class Language</w:t>
+      </w:r>
+    </w:p>
+    <w:p>
+      <w:pPr>
+        <w:rPr>
+          <w:color w:val="C00000"/>
+          <w:lang w:val="en-US"/>
+        </w:rPr>
+      </w:pPr>
+      <w:r>
+        <w:rPr>
+          <w:color w:val="C00000"/>
+          <w:lang w:val="en-US"/>
+        </w:rPr>
+        <w:t>  {</w:t>
+      </w:r>
+    </w:p>
+    <w:p>
+      <w:pPr>
+        <w:rPr>
+          <w:color w:val="C00000"/>
+          <w:lang w:val="en-US"/>
+        </w:rPr>
+      </w:pPr>
+      <w:r>
+        <w:rPr>
+          <w:color w:val="C00000"/>
+          <w:lang w:val="en-US"/>
+        </w:rPr>
+        <w:t xml:space="preserve">    public static Language </w:t>
+      </w:r>
+      <w:proofErr w:type="spellStart"/>
+      <w:r>
+        <w:rPr>
+          <w:color w:val="C00000"/>
+          <w:lang w:val="en-US"/>
+        </w:rPr>
+        <w:t>FromTsv</w:t>
+      </w:r>
+      <w:proofErr w:type="spellEnd"/>
+      <w:r>
+        <w:rPr>
+          <w:color w:val="C00000"/>
+          <w:lang w:val="en-US"/>
+        </w:rPr>
+        <w:t xml:space="preserve">(string </w:t>
+      </w:r>
+      <w:proofErr w:type="spellStart"/>
+      <w:r>
+        <w:rPr>
+          <w:color w:val="C00000"/>
+          <w:lang w:val="en-US"/>
+        </w:rPr>
+        <w:t>tsvLine</w:t>
+      </w:r>
+      <w:proofErr w:type="spellEnd"/>
+      <w:r>
+        <w:rPr>
+          <w:color w:val="C00000"/>
+          <w:lang w:val="en-US"/>
+        </w:rPr>
+        <w:t>)</w:t>
+      </w:r>
+    </w:p>
+    <w:p>
+      <w:pPr>
+        <w:rPr>
+          <w:color w:val="C00000"/>
+          <w:lang w:val="en-US"/>
+        </w:rPr>
+      </w:pPr>
+      <w:r>
+        <w:rPr>
+          <w:color w:val="C00000"/>
+          <w:lang w:val="en-US"/>
+        </w:rPr>
+        <w:t>    {</w:t>
+      </w:r>
+    </w:p>
+    <w:p>
+      <w:pPr>
+        <w:rPr>
+          <w:color w:val="C00000"/>
+          <w:lang w:val="en-US"/>
+        </w:rPr>
+      </w:pPr>
+      <w:r>
+        <w:rPr>
+          <w:color w:val="C00000"/>
+          <w:lang w:val="en-US"/>
+        </w:rPr>
+        <w:t xml:space="preserve">      string[] values = </w:t>
+      </w:r>
+      <w:proofErr w:type="spellStart"/>
+      <w:r>
+        <w:rPr>
+          <w:color w:val="C00000"/>
+          <w:lang w:val="en-US"/>
+        </w:rPr>
+        <w:t>tsvLine.Split</w:t>
+      </w:r>
+      <w:proofErr w:type="spellEnd"/>
+      <w:r>
+        <w:rPr>
+          <w:color w:val="C00000"/>
+          <w:lang w:val="en-US"/>
+        </w:rPr>
+        <w:t>('\t');</w:t>
+      </w:r>
+    </w:p>
+    <w:p>
+      <w:pPr>
+        <w:rPr>
+          <w:color w:val="C00000"/>
+          <w:lang w:val="en-US"/>
+        </w:rPr>
+      </w:pPr>
+      <w:r>
+        <w:rPr>
+          <w:color w:val="C00000"/>
+          <w:lang w:val="en-US"/>
+        </w:rPr>
+        <w:t>      Language lang = new Language(</w:t>
+      </w:r>
+    </w:p>
+    <w:p>
+      <w:pPr>
+        <w:rPr>
+          <w:color w:val="C00000"/>
+          <w:lang w:val="en-US"/>
+        </w:rPr>
+      </w:pPr>
+      <w:r>
+        <w:rPr>
+          <w:color w:val="C00000"/>
+          <w:lang w:val="en-US"/>
+        </w:rPr>
+        <w:t>        Convert.ToInt32(values[0]),</w:t>
+      </w:r>
+    </w:p>
+    <w:p>
+      <w:pPr>
+        <w:rPr>
+          <w:color w:val="C00000"/>
+          <w:lang w:val="en-US"/>
+        </w:rPr>
+      </w:pPr>
+      <w:r>
+        <w:rPr>
+          <w:color w:val="C00000"/>
+          <w:lang w:val="en-US"/>
+        </w:rPr>
+        <w:t xml:space="preserve">        </w:t>
+      </w:r>
+      <w:proofErr w:type="spellStart"/>
+      <w:r>
+        <w:rPr>
+          <w:color w:val="C00000"/>
+          <w:lang w:val="en-US"/>
+        </w:rPr>
+        <w:t>Convert.ToString</w:t>
+      </w:r>
+      <w:proofErr w:type="spellEnd"/>
+      <w:r>
+        <w:rPr>
+          <w:color w:val="C00000"/>
+          <w:lang w:val="en-US"/>
+        </w:rPr>
+        <w:t>(values[1]),</w:t>
+      </w:r>
+    </w:p>
+    <w:p>
+      <w:pPr>
+        <w:rPr>
+          <w:color w:val="C00000"/>
+          <w:lang w:val="en-US"/>
+        </w:rPr>
+      </w:pPr>
+      <w:r>
+        <w:rPr>
+          <w:color w:val="C00000"/>
+          <w:lang w:val="en-US"/>
+        </w:rPr>
+        <w:t xml:space="preserve">        </w:t>
+      </w:r>
+      <w:proofErr w:type="spellStart"/>
+      <w:r>
+        <w:rPr>
+          <w:color w:val="C00000"/>
+          <w:lang w:val="en-US"/>
+        </w:rPr>
+        <w:t>Convert.ToString</w:t>
+      </w:r>
+      <w:proofErr w:type="spellEnd"/>
+      <w:r>
+        <w:rPr>
+          <w:color w:val="C00000"/>
+          <w:lang w:val="en-US"/>
+        </w:rPr>
+        <w:t>(values[2]),</w:t>
+      </w:r>
+    </w:p>
+    <w:p>
+      <w:pPr>
+        <w:rPr>
+          <w:color w:val="C00000"/>
+          <w:lang w:val="en-US"/>
+        </w:rPr>
+      </w:pPr>
+      <w:r>
+        <w:rPr>
+          <w:color w:val="C00000"/>
+          <w:lang w:val="en-US"/>
+        </w:rPr>
+        <w:t xml:space="preserve">        </w:t>
+      </w:r>
+      <w:proofErr w:type="spellStart"/>
+      <w:r>
+        <w:rPr>
+          <w:color w:val="C00000"/>
+          <w:lang w:val="en-US"/>
+        </w:rPr>
+        <w:t>Convert.ToString</w:t>
+      </w:r>
+      <w:proofErr w:type="spellEnd"/>
+      <w:r>
+        <w:rPr>
+          <w:color w:val="C00000"/>
+          <w:lang w:val="en-US"/>
+        </w:rPr>
+        <w:t>(values[3]));</w:t>
+      </w:r>
+    </w:p>
+    <w:p>
+      <w:pPr>
+        <w:rPr>
+          <w:color w:val="C00000"/>
+          <w:lang w:val="en-US"/>
+        </w:rPr>
+      </w:pPr>
+      <w:r>
+        <w:rPr>
+          <w:color w:val="C00000"/>
+          <w:lang w:val="en-US"/>
+        </w:rPr>
+        <w:t>      return lang;</w:t>
+      </w:r>
+    </w:p>
+    <w:p>
+      <w:pPr>
+        <w:rPr>
+          <w:color w:val="C00000"/>
+        </w:rPr>
+      </w:pPr>
+      <w:r>
+        <w:rPr>
+          <w:color w:val="C00000"/>
+          <w:lang w:val="en-US"/>
+        </w:rPr>
+        <w:t xml:space="preserve">    </w:t>
+      </w:r>
+      <w:r>
+        <w:rPr>
+          <w:color w:val="C00000"/>
+        </w:rPr>
+        <w:t>}</w:t>
+      </w:r>
+    </w:p>
+    <w:p>
+      <w:pPr>
+        <w:rPr>
+          <w:color w:val="C00000"/>
+        </w:rPr>
+      </w:pPr>
+    </w:p>
+    <w:p>
+      <w:pPr>
+        <w:rPr>
+          <w:color w:val="C00000"/>
+          <w:lang w:val="en-US"/>
+        </w:rPr>
+      </w:pPr>
+      <w:r>
+        <w:rPr>
+          <w:color w:val="C00000"/>
+        </w:rPr>
+        <w:t xml:space="preserve">    </w:t>
+      </w:r>
+      <w:r>
+        <w:rPr>
+          <w:color w:val="C00000"/>
+          <w:lang w:val="en-US"/>
+        </w:rPr>
+        <w:t>public int Year</w:t>
+      </w:r>
+    </w:p>
+    <w:p>
+      <w:pPr>
+        <w:rPr>
+          <w:color w:val="C00000"/>
+          <w:lang w:val="en-US"/>
+        </w:rPr>
+      </w:pPr>
+      <w:r>
+        <w:rPr>
+          <w:color w:val="C00000"/>
+          <w:lang w:val="en-US"/>
+        </w:rPr>
+        <w:t>    { get; set; }</w:t>
+      </w:r>
+    </w:p>
+    <w:p>
+      <w:pPr>
+        <w:rPr>
+          <w:color w:val="C00000"/>
+          <w:lang w:val="en-US"/>
+        </w:rPr>
+      </w:pPr>
+    </w:p>
+    <w:p>
+      <w:pPr>
+        <w:rPr>
+          <w:color w:val="C00000"/>
+          <w:lang w:val="en-US"/>
+        </w:rPr>
+      </w:pPr>
+      <w:r>
+        <w:rPr>
+          <w:color w:val="C00000"/>
+          <w:lang w:val="en-US"/>
+        </w:rPr>
+        <w:t>    public string Name</w:t>
+      </w:r>
+    </w:p>
+    <w:p>
+      <w:pPr>
+        <w:rPr>
+          <w:color w:val="C00000"/>
+          <w:lang w:val="en-US"/>
+        </w:rPr>
+      </w:pPr>
+      <w:r>
+        <w:rPr>
+          <w:color w:val="C00000"/>
+          <w:lang w:val="en-US"/>
+        </w:rPr>
+        <w:t>    { get; set; }</w:t>
+      </w:r>
+    </w:p>
+    <w:p>
+      <w:pPr>
+        <w:rPr>
+          <w:color w:val="C00000"/>
+          <w:lang w:val="en-US"/>
+        </w:rPr>
+      </w:pPr>
+    </w:p>
+    <w:p>
+      <w:pPr>
+        <w:rPr>
+          <w:color w:val="C00000"/>
+          <w:lang w:val="en-US"/>
+        </w:rPr>
+      </w:pPr>
+      <w:r>
+        <w:rPr>
+          <w:color w:val="C00000"/>
+          <w:lang w:val="en-US"/>
+        </w:rPr>
+        <w:t xml:space="preserve">    public string </w:t>
+      </w:r>
+      <w:proofErr w:type="spellStart"/>
+      <w:r>
+        <w:rPr>
+          <w:color w:val="C00000"/>
+          <w:lang w:val="en-US"/>
+        </w:rPr>
+        <w:t>ChiefDeveloper</w:t>
+      </w:r>
+      <w:proofErr w:type="spellEnd"/>
+    </w:p>
+    <w:p>
+      <w:pPr>
+        <w:rPr>
+          <w:color w:val="C00000"/>
+          <w:lang w:val="en-US"/>
+        </w:rPr>
+      </w:pPr>
+      <w:r>
+        <w:rPr>
+          <w:color w:val="C00000"/>
+          <w:lang w:val="en-US"/>
+        </w:rPr>
+        <w:t>    { get; set; }</w:t>
+      </w:r>
+    </w:p>
+    <w:p>
+      <w:pPr>
+        <w:rPr>
+          <w:color w:val="C00000"/>
+          <w:lang w:val="en-US"/>
+        </w:rPr>
+      </w:pPr>
+    </w:p>
+    <w:p>
+      <w:pPr>
+        <w:rPr>
+          <w:color w:val="C00000"/>
+          <w:lang w:val="en-US"/>
+        </w:rPr>
+      </w:pPr>
+      <w:r>
+        <w:rPr>
+          <w:color w:val="C00000"/>
+          <w:lang w:val="en-US"/>
+        </w:rPr>
+        <w:t>    public string Predecessors</w:t>
+      </w:r>
+    </w:p>
+    <w:p>
+      <w:pPr>
+        <w:rPr>
+          <w:color w:val="C00000"/>
+          <w:lang w:val="en-US"/>
+        </w:rPr>
+      </w:pPr>
+      <w:r>
+        <w:rPr>
+          <w:color w:val="C00000"/>
+          <w:lang w:val="en-US"/>
+        </w:rPr>
+        <w:t>    { get; set; }</w:t>
+      </w:r>
+    </w:p>
+    <w:p>
+      <w:pPr>
+        <w:rPr>
+          <w:color w:val="C00000"/>
+          <w:lang w:val="en-US"/>
+        </w:rPr>
+      </w:pPr>
+    </w:p>
+    <w:p>
+      <w:pPr>
+        <w:rPr>
+          <w:color w:val="C00000"/>
+          <w:lang w:val="en-US"/>
+        </w:rPr>
+      </w:pPr>
+      <w:r>
+        <w:rPr>
+          <w:color w:val="C00000"/>
+          <w:lang w:val="en-US"/>
+        </w:rPr>
+        <w:t xml:space="preserve">    public Language(int year, string name, string </w:t>
+      </w:r>
+      <w:proofErr w:type="spellStart"/>
+      <w:r>
+        <w:rPr>
+          <w:color w:val="C00000"/>
+          <w:lang w:val="en-US"/>
+        </w:rPr>
+        <w:t>chiefDeveloper</w:t>
+      </w:r>
+      <w:proofErr w:type="spellEnd"/>
+      <w:r>
+        <w:rPr>
+          <w:color w:val="C00000"/>
+          <w:lang w:val="en-US"/>
+        </w:rPr>
+        <w:t>, string predecessors)</w:t>
+      </w:r>
+    </w:p>
+    <w:p>
+      <w:pPr>
+        <w:rPr>
+          <w:color w:val="C00000"/>
+          <w:lang w:val="en-US"/>
+        </w:rPr>
+      </w:pPr>
+      <w:r>
+        <w:rPr>
+          <w:color w:val="C00000"/>
+          <w:lang w:val="en-US"/>
+        </w:rPr>
+        <w:t>    {</w:t>
+      </w:r>
+    </w:p>
+    <w:p>
+      <w:pPr>
+        <w:rPr>
+          <w:color w:val="C00000"/>
+          <w:lang w:val="en-US"/>
+        </w:rPr>
+      </w:pPr>
+      <w:r>
+        <w:rPr>
+          <w:color w:val="C00000"/>
+          <w:lang w:val="en-US"/>
+        </w:rPr>
+        <w:t>      Year = year;</w:t>
+      </w:r>
+    </w:p>
+    <w:p>
+      <w:pPr>
+        <w:rPr>
+          <w:color w:val="C00000"/>
+          <w:lang w:val="en-US"/>
+        </w:rPr>
+      </w:pPr>
+      <w:r>
+        <w:rPr>
+          <w:color w:val="C00000"/>
+          <w:lang w:val="en-US"/>
+        </w:rPr>
+        <w:t>      Name = name;</w:t>
+      </w:r>
+    </w:p>
+    <w:p>
+      <w:pPr>
+        <w:rPr>
+          <w:color w:val="C00000"/>
+          <w:lang w:val="en-US"/>
+        </w:rPr>
+      </w:pPr>
+      <w:r>
+        <w:rPr>
+          <w:color w:val="C00000"/>
+          <w:lang w:val="en-US"/>
+        </w:rPr>
+        <w:t xml:space="preserve">      </w:t>
+      </w:r>
+      <w:proofErr w:type="spellStart"/>
+      <w:r>
+        <w:rPr>
+          <w:color w:val="C00000"/>
+          <w:lang w:val="en-US"/>
+        </w:rPr>
+        <w:t>ChiefDeveloper</w:t>
+      </w:r>
+      <w:proofErr w:type="spellEnd"/>
+      <w:r>
+        <w:rPr>
+          <w:color w:val="C00000"/>
+          <w:lang w:val="en-US"/>
+        </w:rPr>
+        <w:t xml:space="preserve"> = </w:t>
+      </w:r>
+      <w:proofErr w:type="spellStart"/>
+      <w:r>
+        <w:rPr>
+          <w:color w:val="C00000"/>
+          <w:lang w:val="en-US"/>
+        </w:rPr>
+        <w:t>chiefDeveloper</w:t>
+      </w:r>
+      <w:proofErr w:type="spellEnd"/>
+      <w:r>
+        <w:rPr>
+          <w:color w:val="C00000"/>
+          <w:lang w:val="en-US"/>
+        </w:rPr>
+        <w:t>;</w:t>
+      </w:r>
+    </w:p>
+    <w:p>
+      <w:pPr>
+        <w:rPr>
+          <w:color w:val="C00000"/>
+          <w:lang w:val="en-US"/>
+        </w:rPr>
+      </w:pPr>
+      <w:r>
+        <w:rPr>
+          <w:color w:val="C00000"/>
+          <w:lang w:val="en-US"/>
+        </w:rPr>
+        <w:t>      Predecessors = predecessors;</w:t>
+      </w:r>
+    </w:p>
+    <w:p>
+      <w:pPr>
+        <w:rPr>
+          <w:color w:val="C00000"/>
+          <w:lang w:val="en-US"/>
+        </w:rPr>
+      </w:pPr>
+      <w:r>
+        <w:rPr>
+          <w:color w:val="C00000"/>
+          <w:lang w:val="en-US"/>
+        </w:rPr>
+        <w:t>    }</w:t>
+      </w:r>
+    </w:p>
+    <w:p>
+      <w:pPr>
+        <w:rPr>
+          <w:color w:val="C00000"/>
+          <w:lang w:val="en-US"/>
+        </w:rPr>
+      </w:pPr>
+    </w:p>
+    <w:p>
+      <w:pPr>
+        <w:rPr>
+          <w:color w:val="C00000"/>
+          <w:lang w:val="en-US"/>
+        </w:rPr>
+      </w:pPr>
+      <w:r>
+        <w:rPr>
+          <w:color w:val="C00000"/>
+          <w:lang w:val="en-US"/>
+        </w:rPr>
+        <w:t>    public string Prettify()</w:t>
+      </w:r>
+    </w:p>
+    <w:p>
+      <w:pPr>
+        <w:rPr>
+          <w:color w:val="C00000"/>
+          <w:lang w:val="en-US"/>
+        </w:rPr>
+      </w:pPr>
+      <w:r>
+        <w:rPr>
+          <w:color w:val="C00000"/>
+          <w:lang w:val="en-US"/>
+        </w:rPr>
+        <w:t>    {</w:t>
+      </w:r>
+    </w:p>
+    <w:p>
+      <w:pPr>
+        <w:rPr>
+          <w:color w:val="C00000"/>
+          <w:lang w:val="en-US"/>
+        </w:rPr>
+      </w:pPr>
+      <w:r>
+        <w:rPr>
+          <w:color w:val="C00000"/>
+          <w:lang w:val="en-US"/>
+        </w:rPr>
+        <w:t>      return $"{Year}, {Name}, {</w:t>
+      </w:r>
+      <w:proofErr w:type="spellStart"/>
+      <w:r>
+        <w:rPr>
+          <w:color w:val="C00000"/>
+          <w:lang w:val="en-US"/>
+        </w:rPr>
+        <w:t>ChiefDeveloper</w:t>
+      </w:r>
+      <w:proofErr w:type="spellEnd"/>
+      <w:r>
+        <w:rPr>
+          <w:color w:val="C00000"/>
+          <w:lang w:val="en-US"/>
+        </w:rPr>
+        <w:t>}, {Predecessors}";</w:t>
+      </w:r>
+    </w:p>
+    <w:p>
+      <w:pPr>
+        <w:rPr>
+          <w:color w:val="C00000"/>
+        </w:rPr>
+      </w:pPr>
+      <w:r>
+        <w:rPr>
+          <w:color w:val="C00000"/>
+          <w:lang w:val="en-US"/>
+        </w:rPr>
+        <w:t xml:space="preserve">    </w:t>
+      </w:r>
+      <w:r>
+        <w:rPr>
+          <w:color w:val="C00000"/>
+        </w:rPr>
+        <w:t>}</w:t>
+      </w:r>
+    </w:p>
+    <w:p>
+      <w:pPr>
+        <w:rPr>
+          <w:color w:val="C00000"/>
+        </w:rPr>
+      </w:pPr>
+      <w:r>
+        <w:rPr>
+          <w:color w:val="C00000"/>
+        </w:rPr>
+        <w:t>  }</w:t>
+      </w:r>
+    </w:p>
+    <w:p>
+      <w:pPr>
+        <w:rPr>
+          <w:color w:val="C00000"/>
+        </w:rPr>
+      </w:pPr>
+      <w:r>
+        <w:rPr>
+          <w:color w:val="C00000"/>
+        </w:rPr>
+        <w:t>}</w:t>
+      </w:r>
+    </w:p>
+    <w:p>
+      <w:pPr>
+        <w:rPr>
+          <w:color w:val="000000" w:themeColor="text1"/>
+          <w:lang w:val="en-US"/>
+        </w:rPr>
+      </w:pPr>
+      <w:r>
+        <w:rPr>
+          <w:color w:val="000000" w:themeColor="text1"/>
+          <w:lang w:val="en-US"/>
+        </w:rPr>
+        <w:t>______________________________________________________________________________</w:t>
+      </w:r>
+    </w:p>
+    <w:p>
+      <w:pPr>
+        <w:rPr>
+          <w:color w:val="000000" w:themeColor="text1"/>
+          <w:lang w:val="en-US"/>
+        </w:rPr>
+      </w:pPr>
+    </w:p>
+    <w:p>
+      <w:pPr>
+        <w:rPr>
+          <w:color w:val="000000" w:themeColor="text1"/>
+          <w:lang w:val="en-US"/>
+        </w:rPr>
+      </w:pPr>
+    </w:p>
+    <w:p>
+      <w:pPr>
+        <w:rPr>
+          <w:b/>
+          <w:bCs/>
+          <w:color w:val="000000" w:themeColor="text1"/>
+          <w:lang w:val="en-US"/>
+        </w:rPr>
+      </w:pPr>
+      <w:r>
+        <w:rPr>
+          <w:b/>
+          <w:bCs/>
+          <w:color w:val="000000" w:themeColor="text1"/>
+          <w:lang w:val="en-US"/>
+        </w:rPr>
+        <w:t>Next Steps</w:t>
+      </w:r>
+    </w:p>
+    <w:p>
+      <w:pPr>
+        <w:rPr>
+          <w:b/>
+          <w:bCs/>
+          <w:color w:val="000000" w:themeColor="text1"/>
+          <w:lang w:val="en-US"/>
+        </w:rPr>
+      </w:pPr>
+      <w:r>
+        <w:rPr>
+          <w:b/>
+          <w:bCs/>
+          <w:color w:val="000000" w:themeColor="text1"/>
+          <w:lang w:val="en-US"/>
+        </w:rPr>
+        <w:t>What comes next?</w:t>
+      </w:r>
+    </w:p>
+    <w:p>
+      <w:pPr>
+        <w:rPr>
+          <w:color w:val="000000" w:themeColor="text1"/>
+          <w:lang w:val="en-US"/>
+        </w:rPr>
+      </w:pPr>
+      <w:r>
+        <w:rPr>
+          <w:color w:val="000000" w:themeColor="text1"/>
+          <w:lang w:val="en-US"/>
+        </w:rPr>
+        <w:t>Congratulations, you’ve successfully completed the Learn C#: Lists and LINQ course! You’ve learned how to create and manipulate lists, which are sequential collections of values that can hold references to any type.</w:t>
+      </w:r>
+    </w:p>
+    <w:p>
+      <w:pPr>
+        <w:rPr>
+          <w:color w:val="000000" w:themeColor="text1"/>
+          <w:lang w:val="en-US"/>
+        </w:rPr>
+      </w:pPr>
+      <w:r>
+        <w:rPr>
+          <w:color w:val="000000" w:themeColor="text1"/>
+          <w:lang w:val="en-US"/>
+        </w:rPr>
+        <w:t>Here is our roadmap to mastering C#:</w:t>
+      </w:r>
+    </w:p>
+    <w:p>
+      <w:pPr>
+        <w:numPr>
+          <w:ilvl w:val="0"/>
+          <w:numId w:val="23"/>
+        </w:numPr>
+        <w:rPr>
+          <w:color w:val="000000" w:themeColor="text1"/>
+        </w:rPr>
+      </w:pPr>
+      <w:hyperlink r:id="rId23" w:tgtFrame="_blank" w:history="1">
+        <w:proofErr w:type="spellStart"/>
+        <w:r>
+          <w:rPr>
+            <w:rStyle w:val="ac"/>
+          </w:rPr>
+          <w:t>Intro</w:t>
+        </w:r>
+        <w:proofErr w:type="spellEnd"/>
+        <w:r>
+          <w:rPr>
+            <w:rStyle w:val="ac"/>
+          </w:rPr>
+          <w:t xml:space="preserve"> </w:t>
+        </w:r>
+        <w:proofErr w:type="spellStart"/>
+        <w:r>
+          <w:rPr>
+            <w:rStyle w:val="ac"/>
+          </w:rPr>
+          <w:t>to</w:t>
+        </w:r>
+        <w:proofErr w:type="spellEnd"/>
+        <w:r>
+          <w:rPr>
+            <w:rStyle w:val="ac"/>
+          </w:rPr>
+          <w:t xml:space="preserve"> C#</w:t>
+        </w:r>
+      </w:hyperlink>
+      <w:r>
+        <w:rPr>
+          <w:color w:val="000000" w:themeColor="text1"/>
+        </w:rPr>
+        <w:t xml:space="preserve"> &lt;– </w:t>
+      </w:r>
+      <w:proofErr w:type="spellStart"/>
+      <w:r>
+        <w:rPr>
+          <w:color w:val="000000" w:themeColor="text1"/>
+        </w:rPr>
+        <w:t>Completed</w:t>
+      </w:r>
+      <w:proofErr w:type="spellEnd"/>
+      <w:r>
+        <w:rPr>
+          <w:color w:val="000000" w:themeColor="text1"/>
+        </w:rPr>
+        <w:t>!</w:t>
+      </w:r>
+    </w:p>
+    <w:p>
+      <w:pPr>
+        <w:numPr>
+          <w:ilvl w:val="0"/>
+          <w:numId w:val="23"/>
+        </w:numPr>
+        <w:rPr>
+          <w:color w:val="000000" w:themeColor="text1"/>
+          <w:lang w:val="en-US"/>
+        </w:rPr>
+      </w:pPr>
+      <w:hyperlink r:id="rId24" w:tgtFrame="_blank" w:history="1">
+        <w:r>
+          <w:rPr>
+            <w:rStyle w:val="ac"/>
+            <w:lang w:val="en-US"/>
+          </w:rPr>
+          <w:t>Learn C#: Logic and Conditionals</w:t>
+        </w:r>
+      </w:hyperlink>
+      <w:r>
+        <w:rPr>
+          <w:color w:val="000000" w:themeColor="text1"/>
+          <w:lang w:val="en-US"/>
+        </w:rPr>
+        <w:t> &lt;– Completed!</w:t>
+      </w:r>
+    </w:p>
+    <w:p>
+      <w:pPr>
+        <w:numPr>
+          <w:ilvl w:val="0"/>
+          <w:numId w:val="23"/>
+        </w:numPr>
+        <w:rPr>
+          <w:color w:val="000000" w:themeColor="text1"/>
+        </w:rPr>
+      </w:pPr>
+      <w:hyperlink r:id="rId25" w:tgtFrame="_blank" w:history="1">
+        <w:proofErr w:type="spellStart"/>
+        <w:r>
+          <w:rPr>
+            <w:rStyle w:val="ac"/>
+          </w:rPr>
+          <w:t>Learn</w:t>
+        </w:r>
+        <w:proofErr w:type="spellEnd"/>
+        <w:r>
+          <w:rPr>
+            <w:rStyle w:val="ac"/>
+          </w:rPr>
+          <w:t xml:space="preserve"> C#: </w:t>
+        </w:r>
+        <w:proofErr w:type="spellStart"/>
+        <w:r>
+          <w:rPr>
+            <w:rStyle w:val="ac"/>
+          </w:rPr>
+          <w:t>Methods</w:t>
+        </w:r>
+        <w:proofErr w:type="spellEnd"/>
+      </w:hyperlink>
+      <w:r>
+        <w:rPr>
+          <w:color w:val="000000" w:themeColor="text1"/>
+        </w:rPr>
+        <w:t xml:space="preserve"> &lt;– </w:t>
+      </w:r>
+      <w:proofErr w:type="spellStart"/>
+      <w:r>
+        <w:rPr>
+          <w:color w:val="000000" w:themeColor="text1"/>
+        </w:rPr>
+        <w:t>Completed</w:t>
+      </w:r>
+      <w:proofErr w:type="spellEnd"/>
+      <w:r>
+        <w:rPr>
+          <w:color w:val="000000" w:themeColor="text1"/>
+        </w:rPr>
+        <w:t>!</w:t>
+      </w:r>
+    </w:p>
+    <w:p>
+      <w:pPr>
+        <w:numPr>
+          <w:ilvl w:val="0"/>
+          <w:numId w:val="23"/>
+        </w:numPr>
+        <w:rPr>
+          <w:color w:val="000000" w:themeColor="text1"/>
+          <w:lang w:val="en-US"/>
+        </w:rPr>
+      </w:pPr>
+      <w:hyperlink r:id="rId26" w:tgtFrame="_blank" w:history="1">
+        <w:r>
+          <w:rPr>
+            <w:rStyle w:val="ac"/>
+            <w:lang w:val="en-US"/>
+          </w:rPr>
+          <w:t>Learn C#: Arrays and Loops</w:t>
+        </w:r>
+      </w:hyperlink>
+      <w:r>
+        <w:rPr>
+          <w:color w:val="000000" w:themeColor="text1"/>
+          <w:lang w:val="en-US"/>
+        </w:rPr>
+        <w:t> &lt;– Completed!</w:t>
+      </w:r>
+    </w:p>
+    <w:p>
+      <w:pPr>
+        <w:numPr>
+          <w:ilvl w:val="0"/>
+          <w:numId w:val="23"/>
+        </w:numPr>
+        <w:rPr>
+          <w:color w:val="000000" w:themeColor="text1"/>
+          <w:lang w:val="en-US"/>
+        </w:rPr>
+      </w:pPr>
+      <w:hyperlink r:id="rId27" w:tgtFrame="_blank" w:history="1">
+        <w:r>
+          <w:rPr>
+            <w:rStyle w:val="ac"/>
+            <w:lang w:val="en-US"/>
+          </w:rPr>
+          <w:t>Learn C#: Classes, Objects, Interfaces, and Inheritance</w:t>
+        </w:r>
+      </w:hyperlink>
+      <w:r>
+        <w:rPr>
+          <w:color w:val="000000" w:themeColor="text1"/>
+          <w:lang w:val="en-US"/>
+        </w:rPr>
+        <w:t> &lt;– Completed!</w:t>
+      </w:r>
+    </w:p>
+    <w:p>
+      <w:pPr>
+        <w:numPr>
+          <w:ilvl w:val="0"/>
+          <w:numId w:val="23"/>
+        </w:numPr>
+        <w:rPr>
+          <w:color w:val="000000" w:themeColor="text1"/>
+        </w:rPr>
+      </w:pPr>
+      <w:hyperlink r:id="rId28" w:tgtFrame="_blank" w:history="1">
+        <w:proofErr w:type="spellStart"/>
+        <w:r>
+          <w:rPr>
+            <w:rStyle w:val="ac"/>
+          </w:rPr>
+          <w:t>Learn</w:t>
+        </w:r>
+        <w:proofErr w:type="spellEnd"/>
+        <w:r>
+          <w:rPr>
+            <w:rStyle w:val="ac"/>
+          </w:rPr>
+          <w:t xml:space="preserve"> C#: </w:t>
+        </w:r>
+        <w:proofErr w:type="spellStart"/>
+        <w:r>
+          <w:rPr>
+            <w:rStyle w:val="ac"/>
+          </w:rPr>
+          <w:t>References</w:t>
+        </w:r>
+        <w:proofErr w:type="spellEnd"/>
+      </w:hyperlink>
+      <w:r>
+        <w:rPr>
+          <w:color w:val="000000" w:themeColor="text1"/>
+        </w:rPr>
+        <w:t xml:space="preserve"> &lt;– </w:t>
+      </w:r>
+      <w:proofErr w:type="spellStart"/>
+      <w:r>
+        <w:rPr>
+          <w:color w:val="000000" w:themeColor="text1"/>
+        </w:rPr>
+        <w:t>Completed</w:t>
+      </w:r>
+      <w:proofErr w:type="spellEnd"/>
+      <w:r>
+        <w:rPr>
+          <w:color w:val="000000" w:themeColor="text1"/>
+        </w:rPr>
+        <w:t>!</w:t>
+      </w:r>
+    </w:p>
+    <w:p>
+      <w:pPr>
+        <w:numPr>
+          <w:ilvl w:val="0"/>
+          <w:numId w:val="23"/>
+        </w:numPr>
+        <w:rPr>
+          <w:color w:val="000000" w:themeColor="text1"/>
+          <w:lang w:val="en-US"/>
+        </w:rPr>
+      </w:pPr>
+      <w:hyperlink r:id="rId29" w:tgtFrame="_blank" w:history="1">
+        <w:r>
+          <w:rPr>
+            <w:rStyle w:val="ac"/>
+            <w:lang w:val="en-US"/>
+          </w:rPr>
+          <w:t>Learn C#: Lists and LINQ</w:t>
+        </w:r>
+      </w:hyperlink>
+      <w:r>
+        <w:rPr>
+          <w:color w:val="000000" w:themeColor="text1"/>
+          <w:lang w:val="en-US"/>
+        </w:rPr>
+        <w:t> &lt;– Completed!</w:t>
+      </w:r>
+    </w:p>
+    <w:p>
+      <w:pPr>
+        <w:rPr>
+          <w:color w:val="000000" w:themeColor="text1"/>
+        </w:rPr>
+      </w:pPr>
+      <w:r>
+        <w:rPr>
+          <w:color w:val="000000" w:themeColor="text1"/>
+          <w:lang w:val="en-US"/>
+        </w:rPr>
+        <w:t xml:space="preserve">Once again, congratulations on finishing the Learn C#: Lists and LINQ course! </w:t>
+      </w:r>
+      <w:r>
+        <w:rPr>
+          <w:color w:val="000000" w:themeColor="text1"/>
+        </w:rPr>
+        <w:t xml:space="preserve">We </w:t>
+      </w:r>
+      <w:proofErr w:type="spellStart"/>
+      <w:r>
+        <w:rPr>
+          <w:color w:val="000000" w:themeColor="text1"/>
+        </w:rPr>
+        <w:t>are</w:t>
+      </w:r>
+      <w:proofErr w:type="spellEnd"/>
+      <w:r>
+        <w:rPr>
+          <w:color w:val="000000" w:themeColor="text1"/>
+        </w:rPr>
+        <w:t xml:space="preserve"> </w:t>
+      </w:r>
+      <w:proofErr w:type="spellStart"/>
+      <w:r>
+        <w:rPr>
+          <w:color w:val="000000" w:themeColor="text1"/>
+        </w:rPr>
+        <w:t>excited</w:t>
+      </w:r>
+      <w:proofErr w:type="spellEnd"/>
+      <w:r>
+        <w:rPr>
+          <w:color w:val="000000" w:themeColor="text1"/>
+        </w:rPr>
+        <w:t xml:space="preserve"> </w:t>
+      </w:r>
+      <w:proofErr w:type="spellStart"/>
+      <w:r>
+        <w:rPr>
+          <w:color w:val="000000" w:themeColor="text1"/>
+        </w:rPr>
+        <w:t>to</w:t>
+      </w:r>
+      <w:proofErr w:type="spellEnd"/>
+      <w:r>
+        <w:rPr>
+          <w:color w:val="000000" w:themeColor="text1"/>
+        </w:rPr>
+        <w:t xml:space="preserve"> </w:t>
+      </w:r>
+      <w:proofErr w:type="spellStart"/>
+      <w:r>
+        <w:rPr>
+          <w:color w:val="000000" w:themeColor="text1"/>
+        </w:rPr>
+        <w:t>see</w:t>
+      </w:r>
+      <w:proofErr w:type="spellEnd"/>
+      <w:r>
+        <w:rPr>
+          <w:color w:val="000000" w:themeColor="text1"/>
+        </w:rPr>
+        <w:t xml:space="preserve"> </w:t>
+      </w:r>
+      <w:proofErr w:type="spellStart"/>
+      <w:r>
+        <w:rPr>
+          <w:color w:val="000000" w:themeColor="text1"/>
+        </w:rPr>
+        <w:t>what</w:t>
+      </w:r>
+      <w:proofErr w:type="spellEnd"/>
+      <w:r>
+        <w:rPr>
+          <w:color w:val="000000" w:themeColor="text1"/>
+        </w:rPr>
+        <w:t xml:space="preserve"> </w:t>
+      </w:r>
+      <w:proofErr w:type="spellStart"/>
+      <w:r>
+        <w:rPr>
+          <w:color w:val="000000" w:themeColor="text1"/>
+        </w:rPr>
+        <w:t>you</w:t>
+      </w:r>
+      <w:proofErr w:type="spellEnd"/>
+      <w:r>
+        <w:rPr>
+          <w:color w:val="000000" w:themeColor="text1"/>
+        </w:rPr>
+        <w:t xml:space="preserve"> </w:t>
+      </w:r>
+      <w:proofErr w:type="spellStart"/>
+      <w:r>
+        <w:rPr>
+          <w:color w:val="000000" w:themeColor="text1"/>
+        </w:rPr>
+        <w:t>accomplish</w:t>
+      </w:r>
+      <w:proofErr w:type="spellEnd"/>
+      <w:r>
+        <w:rPr>
+          <w:color w:val="000000" w:themeColor="text1"/>
+        </w:rPr>
+        <w:t xml:space="preserve"> </w:t>
+      </w:r>
+      <w:proofErr w:type="spellStart"/>
+      <w:r>
+        <w:rPr>
+          <w:color w:val="000000" w:themeColor="text1"/>
+        </w:rPr>
+        <w:t>next</w:t>
+      </w:r>
+      <w:proofErr w:type="spellEnd"/>
+      <w:r>
+        <w:rPr>
+          <w:color w:val="000000" w:themeColor="text1"/>
+        </w:rPr>
+        <w:t>.</w:t>
+      </w:r>
+    </w:p>
+    <w:p>
+      <w:pPr>
+        <w:rPr>
+          <w:color w:val="000000" w:themeColor="text1"/>
+          <w:lang w:val="en-US"/>
+        </w:rPr>
+      </w:pPr>
+      <w:r>
+        <w:rPr>
+          <w:color w:val="000000" w:themeColor="text1"/>
+          <w:lang w:val="en-US"/>
+        </w:rPr>
+        <w:t>______________________________________________________________________________</w:t>
+      </w:r>
+    </w:p>
+    <w:p>
+      <w:pPr>
+        <w:jc w:val="center"/>
+        <w:rPr>
+          <w:b/>
+          <w:bCs/>
+          <w:color w:val="000000" w:themeColor="text1"/>
+          <w:lang w:val="en-US"/>
+        </w:rPr>
+      </w:pPr>
+    </w:p>
+    <w:p>
+      <w:pPr>
+        <w:jc w:val="center"/>
+        <w:rPr>
+          <w:b/>
+          <w:bCs/>
+          <w:color w:val="000000" w:themeColor="text1"/>
+          <w:lang w:val="en-US"/>
+        </w:rPr>
+      </w:pPr>
+    </w:p>
+    <w:p>
+      <w:pPr>
+        <w:jc w:val="center"/>
+        <w:rPr>
+          <w:b/>
+          <w:bCs/>
+          <w:color w:val="000000" w:themeColor="text1"/>
+          <w:lang w:val="en-US"/>
+        </w:rPr>
+      </w:pPr>
+    </w:p>
+    <w:p>
+      <w:pPr>
+        <w:jc w:val="center"/>
+        <w:rPr>
+          <w:b/>
+          <w:bCs/>
+          <w:color w:val="000000" w:themeColor="text1"/>
+          <w:lang w:val="en-US"/>
+        </w:rPr>
+      </w:pPr>
+    </w:p>
+    <w:p>
+      <w:pPr>
+        <w:jc w:val="center"/>
+        <w:rPr>
+          <w:b/>
+          <w:bCs/>
+          <w:color w:val="000000" w:themeColor="text1"/>
+          <w:lang w:val="en-US"/>
+        </w:rPr>
+      </w:pPr>
+    </w:p>
+    <w:p>
+      <w:pPr>
+        <w:jc w:val="center"/>
+        <w:rPr>
+          <w:b/>
+          <w:bCs/>
+          <w:color w:val="000000" w:themeColor="text1"/>
+          <w:lang w:val="en-US"/>
+        </w:rPr>
+      </w:pPr>
+    </w:p>
+    <w:p>
+      <w:pPr>
+        <w:jc w:val="center"/>
+        <w:rPr>
+          <w:b/>
+          <w:bCs/>
+          <w:color w:val="000000" w:themeColor="text1"/>
+          <w:lang w:val="en-US"/>
+        </w:rPr>
+      </w:pPr>
+    </w:p>
+    <w:p>
+      <w:pPr>
+        <w:jc w:val="center"/>
+        <w:rPr>
+          <w:b/>
+          <w:bCs/>
+          <w:color w:val="000000" w:themeColor="text1"/>
+          <w:lang w:val="en-US"/>
+        </w:rPr>
+      </w:pPr>
+    </w:p>
+    <w:p>
+      <w:pPr>
+        <w:jc w:val="center"/>
+        <w:rPr>
+          <w:b/>
+          <w:bCs/>
+          <w:color w:val="000000" w:themeColor="text1"/>
+          <w:lang w:val="en-US"/>
+        </w:rPr>
+      </w:pPr>
+    </w:p>
+    <w:p>
+      <w:pPr>
+        <w:jc w:val="center"/>
+        <w:rPr>
+          <w:b/>
+          <w:bCs/>
+          <w:color w:val="000000" w:themeColor="text1"/>
+          <w:lang w:val="en-US"/>
+        </w:rPr>
+      </w:pPr>
+    </w:p>
+    <w:p>
+      <w:pPr>
+        <w:jc w:val="center"/>
+        <w:rPr>
+          <w:b/>
+          <w:bCs/>
+          <w:color w:val="000000" w:themeColor="text1"/>
+          <w:lang w:val="en-US"/>
+        </w:rPr>
+      </w:pPr>
+    </w:p>
+    <w:p>
+      <w:pPr>
+        <w:jc w:val="center"/>
+        <w:rPr>
+          <w:b/>
+          <w:bCs/>
+          <w:color w:val="000000" w:themeColor="text1"/>
+          <w:lang w:val="en-US"/>
+        </w:rPr>
+      </w:pPr>
+    </w:p>
+    <w:p>
+      <w:pPr>
+        <w:jc w:val="center"/>
+        <w:rPr>
+          <w:b/>
+          <w:bCs/>
+          <w:color w:val="000000" w:themeColor="text1"/>
+          <w:lang w:val="en-US"/>
+        </w:rPr>
+      </w:pPr>
+    </w:p>
+    <w:p>
+      <w:pPr>
+        <w:jc w:val="center"/>
+        <w:rPr>
+          <w:b/>
+          <w:bCs/>
+          <w:color w:val="000000" w:themeColor="text1"/>
+          <w:lang w:val="en-US"/>
+        </w:rPr>
+      </w:pPr>
+    </w:p>
+    <w:p>
+      <w:pPr>
+        <w:jc w:val="center"/>
+        <w:rPr>
+          <w:b/>
+          <w:bCs/>
+          <w:color w:val="000000" w:themeColor="text1"/>
+          <w:lang w:val="en-US"/>
+        </w:rPr>
+      </w:pPr>
+      <w:r>
+        <w:rPr>
+          <w:b/>
+          <w:bCs/>
+          <w:color w:val="000000" w:themeColor="text1"/>
+          <w:lang w:val="en-US"/>
+        </w:rPr>
+        <w:t>MODULE PRACTICE</w:t>
+      </w:r>
+    </w:p>
+    <w:p>
+      <w:pPr>
+        <w:jc w:val="center"/>
+        <w:rPr>
+          <w:b/>
+          <w:bCs/>
+          <w:color w:val="000000" w:themeColor="text1"/>
+          <w:lang w:val="en-US"/>
+        </w:rPr>
+      </w:pPr>
+      <w:r>
+        <w:rPr>
+          <w:b/>
+          <w:bCs/>
+          <w:noProof/>
+          <w:color w:val="000000" w:themeColor="text1"/>
+          <w:lang w:val="en-US"/>
+        </w:rPr>
+        <w:drawing>
+          <wp:inline distT="0" distB="0" distL="0" distR="0" wp14:anchorId="5F9B6A2D" wp14:editId="6AB2C923">
+            <wp:extent cx="5029200" cy="2598420"/>
+            <wp:effectExtent l="0" t="0" r="0" b="0"/>
+            <wp:docPr id="74444992" name="Рисунок 1"/>
+            <wp:cNvGraphicFramePr>
+              <a:graphicFrameLocks xmlns:a="http://schemas.openxmlformats.org/drawingml/2006/main" noChangeAspect="1"/>
+            </wp:cNvGraphicFramePr>
+            <a:graphic xmlns:a="http://schemas.openxmlformats.org/drawingml/2006/main">
+              <a:graphicData uri="http://schemas.openxmlformats.org/drawingml/2006/picture">
+                <pic:pic xmlns:pic="http://schemas.openxmlformats.org/drawingml/2006/picture">
+                  <pic:nvPicPr>
+                    <pic:cNvPr id="0" name="Picture 1"/>
+                    <pic:cNvPicPr>
+                      <a:picLocks noChangeAspect="1" noChangeArrowheads="1"/>
+                    </pic:cNvPicPr>
+                  </pic:nvPicPr>
+                  <pic:blipFill>
+                    <a:blip r:embed="rId30">
+                      <a:extLst>
+                        <a:ext uri="{28A0092B-C50C-407E-A947-70E740481C1C}">
+                          <a14:useLocalDpi xmlns:a14="http://schemas.microsoft.com/office/drawing/2010/main" val="0"/>
+                        </a:ext>
+                      </a:extLst>
+                    </a:blip>
+                    <a:srcRect/>
+                    <a:stretch>
+                      <a:fillRect/>
+                    </a:stretch>
+                  </pic:blipFill>
+                  <pic:spPr bwMode="auto">
+                    <a:xfrm>
+                      <a:off x="0" y="0"/>
+                      <a:ext cx="5029200" cy="2598420"/>
+                    </a:xfrm>
+                    <a:prstGeom prst="rect">
+                      <a:avLst/>
+                    </a:prstGeom>
+                    <a:noFill/>
+                    <a:ln>
+                      <a:noFill/>
+                    </a:ln>
+                  </pic:spPr>
+                </pic:pic>
+              </a:graphicData>
+            </a:graphic>
+          </wp:inline>
+        </w:drawing>
+      </w:r>
+    </w:p>
+    <w:p>
+      <w:pPr>
+        <w:jc w:val="center"/>
+        <w:rPr>
+          <w:b/>
+          <w:bCs/>
+          <w:color w:val="000000" w:themeColor="text1"/>
+          <w:lang w:val="en-US"/>
+        </w:rPr>
+      </w:pPr>
+      <w:r>
+        <w:rPr>
+          <w:b/>
+          <w:bCs/>
+          <w:noProof/>
+          <w:color w:val="000000" w:themeColor="text1"/>
+          <w:lang w:val="en-US"/>
+        </w:rPr>
+        <w:drawing>
+          <wp:inline distT="0" distB="0" distL="0" distR="0" wp14:anchorId="1760949E" wp14:editId="2D05AC4F">
+            <wp:extent cx="5029200" cy="4899660"/>
+            <wp:effectExtent l="0" t="0" r="0" b="0"/>
+            <wp:docPr id="834524942" name="Рисунок 2"/>
+            <wp:cNvGraphicFramePr>
+              <a:graphicFrameLocks xmlns:a="http://schemas.openxmlformats.org/drawingml/2006/main" noChangeAspect="1"/>
+            </wp:cNvGraphicFramePr>
+            <a:graphic xmlns:a="http://schemas.openxmlformats.org/drawingml/2006/main">
+              <a:graphicData uri="http://schemas.openxmlformats.org/drawingml/2006/picture">
+                <pic:pic xmlns:pic="http://schemas.openxmlformats.org/drawingml/2006/picture">
+                  <pic:nvPicPr>
+                    <pic:cNvPr id="0" name="Picture 2"/>
+                    <pic:cNvPicPr>
+                      <a:picLocks noChangeAspect="1" noChangeArrowheads="1"/>
+                    </pic:cNvPicPr>
+                  </pic:nvPicPr>
+                  <pic:blipFill>
+                    <a:blip r:embed="rId31">
+                      <a:extLst>
+                        <a:ext uri="{28A0092B-C50C-407E-A947-70E740481C1C}">
+                          <a14:useLocalDpi xmlns:a14="http://schemas.microsoft.com/office/drawing/2010/main" val="0"/>
+                        </a:ext>
+                      </a:extLst>
+                    </a:blip>
+                    <a:srcRect/>
+                    <a:stretch>
+                      <a:fillRect/>
+                    </a:stretch>
+                  </pic:blipFill>
+                  <pic:spPr bwMode="auto">
+                    <a:xfrm>
+                      <a:off x="0" y="0"/>
+                      <a:ext cx="5029200" cy="4899660"/>
+                    </a:xfrm>
+                    <a:prstGeom prst="rect">
+                      <a:avLst/>
+                    </a:prstGeom>
+                    <a:noFill/>
+                    <a:ln>
+                      <a:noFill/>
+                    </a:ln>
+                  </pic:spPr>
+                </pic:pic>
+              </a:graphicData>
+            </a:graphic>
+          </wp:inline>
+        </w:drawing>
+      </w:r>
+    </w:p>
+    <w:p>
+      <w:pPr>
+        <w:jc w:val="center"/>
+        <w:rPr>
+          <w:b/>
+          <w:bCs/>
+          <w:color w:val="000000" w:themeColor="text1"/>
+          <w:lang w:val="en-US"/>
+        </w:rPr>
+      </w:pPr>
+      <w:r>
+        <w:rPr>
+          <w:b/>
+          <w:bCs/>
+          <w:noProof/>
+          <w:color w:val="000000" w:themeColor="text1"/>
+          <w:lang w:val="en-US"/>
+        </w:rPr>
+        <w:drawing>
+          <wp:inline distT="0" distB="0" distL="0" distR="0" wp14:anchorId="139090E2" wp14:editId="24E330DB">
+            <wp:extent cx="4975860" cy="4853940"/>
+            <wp:effectExtent l="0" t="0" r="0" b="3810"/>
+            <wp:docPr id="1993078101" name="Рисунок 3"/>
+            <wp:cNvGraphicFramePr>
+              <a:graphicFrameLocks xmlns:a="http://schemas.openxmlformats.org/drawingml/2006/main" noChangeAspect="1"/>
+            </wp:cNvGraphicFramePr>
+            <a:graphic xmlns:a="http://schemas.openxmlformats.org/drawingml/2006/main">
+              <a:graphicData uri="http://schemas.openxmlformats.org/drawingml/2006/picture">
+                <pic:pic xmlns:pic="http://schemas.openxmlformats.org/drawingml/2006/picture">
+                  <pic:nvPicPr>
+                    <pic:cNvPr id="0" name="Picture 3"/>
+                    <pic:cNvPicPr>
+                      <a:picLocks noChangeAspect="1" noChangeArrowheads="1"/>
+                    </pic:cNvPicPr>
+                  </pic:nvPicPr>
+                  <pic:blipFill>
+                    <a:blip r:embed="rId32">
+                      <a:extLst>
+                        <a:ext uri="{28A0092B-C50C-407E-A947-70E740481C1C}">
+                          <a14:useLocalDpi xmlns:a14="http://schemas.microsoft.com/office/drawing/2010/main" val="0"/>
+                        </a:ext>
+                      </a:extLst>
+                    </a:blip>
+                    <a:srcRect/>
+                    <a:stretch>
+                      <a:fillRect/>
+                    </a:stretch>
+                  </pic:blipFill>
+                  <pic:spPr bwMode="auto">
+                    <a:xfrm>
+                      <a:off x="0" y="0"/>
+                      <a:ext cx="4975860" cy="4853940"/>
+                    </a:xfrm>
+                    <a:prstGeom prst="rect">
+                      <a:avLst/>
+                    </a:prstGeom>
+                    <a:noFill/>
+                    <a:ln>
+                      <a:noFill/>
+                    </a:ln>
+                  </pic:spPr>
+                </pic:pic>
+              </a:graphicData>
+            </a:graphic>
+          </wp:inline>
+        </w:drawing>
+      </w:r>
+    </w:p>
+    <w:p>
+      <w:pPr>
+        <w:jc w:val="center"/>
+        <w:rPr>
+          <w:b/>
+          <w:bCs/>
+          <w:color w:val="000000" w:themeColor="text1"/>
+          <w:lang w:val="en-US"/>
+        </w:rPr>
+      </w:pPr>
+      <w:r>
+        <w:rPr>
+          <w:b/>
+          <w:bCs/>
+          <w:noProof/>
+          <w:color w:val="000000" w:themeColor="text1"/>
+          <w:lang w:val="en-US"/>
+        </w:rPr>
+        <w:drawing>
+          <wp:inline distT="0" distB="0" distL="0" distR="0" wp14:anchorId="23EA1657" wp14:editId="1D1CFBA4">
+            <wp:extent cx="4991100" cy="2217420"/>
+            <wp:effectExtent l="0" t="0" r="0" b="0"/>
+            <wp:docPr id="842992542" name="Рисунок 4"/>
+            <wp:cNvGraphicFramePr>
+              <a:graphicFrameLocks xmlns:a="http://schemas.openxmlformats.org/drawingml/2006/main" noChangeAspect="1"/>
+            </wp:cNvGraphicFramePr>
+            <a:graphic xmlns:a="http://schemas.openxmlformats.org/drawingml/2006/main">
+              <a:graphicData uri="http://schemas.openxmlformats.org/drawingml/2006/picture">
+                <pic:pic xmlns:pic="http://schemas.openxmlformats.org/drawingml/2006/picture">
+                  <pic:nvPicPr>
+                    <pic:cNvPr id="0" name="Picture 4"/>
+                    <pic:cNvPicPr>
+                      <a:picLocks noChangeAspect="1" noChangeArrowheads="1"/>
+                    </pic:cNvPicPr>
+                  </pic:nvPicPr>
+                  <pic:blipFill>
+                    <a:blip r:embed="rId33">
+                      <a:extLst>
+                        <a:ext uri="{28A0092B-C50C-407E-A947-70E740481C1C}">
+                          <a14:useLocalDpi xmlns:a14="http://schemas.microsoft.com/office/drawing/2010/main" val="0"/>
+                        </a:ext>
+                      </a:extLst>
+                    </a:blip>
+                    <a:srcRect/>
+                    <a:stretch>
+                      <a:fillRect/>
+                    </a:stretch>
+                  </pic:blipFill>
+                  <pic:spPr bwMode="auto">
+                    <a:xfrm>
+                      <a:off x="0" y="0"/>
+                      <a:ext cx="4991100" cy="2217420"/>
+                    </a:xfrm>
+                    <a:prstGeom prst="rect">
+                      <a:avLst/>
+                    </a:prstGeom>
+                    <a:noFill/>
+                    <a:ln>
+                      <a:noFill/>
+                    </a:ln>
+                  </pic:spPr>
+                </pic:pic>
+              </a:graphicData>
+            </a:graphic>
+          </wp:inline>
+        </w:drawing>
+      </w:r>
+    </w:p>
+    <w:p>
+      <w:pPr>
+        <w:jc w:val="center"/>
+        <w:rPr>
+          <w:b/>
+          <w:bCs/>
+          <w:color w:val="000000" w:themeColor="text1"/>
+          <w:lang w:val="en-US"/>
+        </w:rPr>
+      </w:pPr>
+      <w:r>
+        <w:rPr>
+          <w:b/>
+          <w:bCs/>
+          <w:noProof/>
+          <w:color w:val="000000" w:themeColor="text1"/>
+          <w:lang w:val="en-US"/>
+        </w:rPr>
+        <w:drawing>
+          <wp:inline distT="0" distB="0" distL="0" distR="0" wp14:anchorId="524C1C6A" wp14:editId="65FD1317">
+            <wp:extent cx="4991100" cy="3253740"/>
+            <wp:effectExtent l="0" t="0" r="0" b="3810"/>
+            <wp:docPr id="1771603526" name="Рисунок 5"/>
+            <wp:cNvGraphicFramePr>
+              <a:graphicFrameLocks xmlns:a="http://schemas.openxmlformats.org/drawingml/2006/main" noChangeAspect="1"/>
+            </wp:cNvGraphicFramePr>
+            <a:graphic xmlns:a="http://schemas.openxmlformats.org/drawingml/2006/main">
+              <a:graphicData uri="http://schemas.openxmlformats.org/drawingml/2006/picture">
+                <pic:pic xmlns:pic="http://schemas.openxmlformats.org/drawingml/2006/picture">
+                  <pic:nvPicPr>
+                    <pic:cNvPr id="0" name="Picture 5"/>
+                    <pic:cNvPicPr>
+                      <a:picLocks noChangeAspect="1" noChangeArrowheads="1"/>
+                    </pic:cNvPicPr>
+                  </pic:nvPicPr>
+                  <pic:blipFill>
+                    <a:blip r:embed="rId34">
+                      <a:extLst>
+                        <a:ext uri="{28A0092B-C50C-407E-A947-70E740481C1C}">
+                          <a14:useLocalDpi xmlns:a14="http://schemas.microsoft.com/office/drawing/2010/main" val="0"/>
+                        </a:ext>
+                      </a:extLst>
+                    </a:blip>
+                    <a:srcRect/>
+                    <a:stretch>
+                      <a:fillRect/>
+                    </a:stretch>
+                  </pic:blipFill>
+                  <pic:spPr bwMode="auto">
+                    <a:xfrm>
+                      <a:off x="0" y="0"/>
+                      <a:ext cx="4991100" cy="3253740"/>
+                    </a:xfrm>
+                    <a:prstGeom prst="rect">
+                      <a:avLst/>
+                    </a:prstGeom>
+                    <a:noFill/>
+                    <a:ln>
+                      <a:noFill/>
+                    </a:ln>
+                  </pic:spPr>
+                </pic:pic>
+              </a:graphicData>
+            </a:graphic>
+          </wp:inline>
+        </w:drawing>
+      </w:r>
+    </w:p>
+    <w:p>
+      <w:pPr>
+        <w:jc w:val="center"/>
+        <w:rPr>
+          <w:b/>
+          <w:bCs/>
+          <w:color w:val="000000" w:themeColor="text1"/>
+          <w:lang w:val="en-US"/>
+        </w:rPr>
+      </w:pPr>
+      <w:r>
+        <w:rPr>
+          <w:b/>
+          <w:bCs/>
+          <w:noProof/>
+          <w:color w:val="000000" w:themeColor="text1"/>
+          <w:lang w:val="en-US"/>
+        </w:rPr>
+        <w:drawing>
+          <wp:inline distT="0" distB="0" distL="0" distR="0" wp14:anchorId="6FB71CBD" wp14:editId="63CA93F9">
+            <wp:extent cx="3764280" cy="5745480"/>
+            <wp:effectExtent l="0" t="0" r="7620" b="7620"/>
+            <wp:docPr id="963376626" name="Рисунок 6"/>
+            <wp:cNvGraphicFramePr>
+              <a:graphicFrameLocks xmlns:a="http://schemas.openxmlformats.org/drawingml/2006/main" noChangeAspect="1"/>
+            </wp:cNvGraphicFramePr>
+            <a:graphic xmlns:a="http://schemas.openxmlformats.org/drawingml/2006/main">
+              <a:graphicData uri="http://schemas.openxmlformats.org/drawingml/2006/picture">
+                <pic:pic xmlns:pic="http://schemas.openxmlformats.org/drawingml/2006/picture">
+                  <pic:nvPicPr>
+                    <pic:cNvPr id="0" name="Picture 6"/>
+                    <pic:cNvPicPr>
+                      <a:picLocks noChangeAspect="1" noChangeArrowheads="1"/>
+                    </pic:cNvPicPr>
+                  </pic:nvPicPr>
+                  <pic:blipFill>
+                    <a:blip r:embed="rId35">
+                      <a:extLst>
+                        <a:ext uri="{28A0092B-C50C-407E-A947-70E740481C1C}">
+                          <a14:useLocalDpi xmlns:a14="http://schemas.microsoft.com/office/drawing/2010/main" val="0"/>
+                        </a:ext>
+                      </a:extLst>
+                    </a:blip>
+                    <a:srcRect/>
+                    <a:stretch>
+                      <a:fillRect/>
+                    </a:stretch>
+                  </pic:blipFill>
+                  <pic:spPr bwMode="auto">
+                    <a:xfrm>
+                      <a:off x="0" y="0"/>
+                      <a:ext cx="3764280" cy="5745480"/>
+                    </a:xfrm>
+                    <a:prstGeom prst="rect">
+                      <a:avLst/>
+                    </a:prstGeom>
+                    <a:noFill/>
+                    <a:ln>
+                      <a:noFill/>
+                    </a:ln>
+                  </pic:spPr>
+                </pic:pic>
+              </a:graphicData>
+            </a:graphic>
+          </wp:inline>
+        </w:drawing>
+      </w:r>
+    </w:p>
+    <w:p>
+      <w:pPr>
+        <w:jc w:val="center"/>
+        <w:rPr>
+          <w:b/>
+          <w:bCs/>
+          <w:color w:val="000000" w:themeColor="text1"/>
+          <w:lang w:val="en-US"/>
+        </w:rPr>
+      </w:pPr>
+      <w:r>
+        <w:rPr>
+          <w:b/>
+          <w:bCs/>
+          <w:noProof/>
+          <w:color w:val="000000" w:themeColor="text1"/>
+          <w:lang w:val="en-US"/>
+        </w:rPr>
+        <w:drawing>
+          <wp:inline distT="0" distB="0" distL="0" distR="0" wp14:anchorId="53803725" wp14:editId="630F37CF">
+            <wp:extent cx="4998720" cy="4267200"/>
+            <wp:effectExtent l="0" t="0" r="0" b="0"/>
+            <wp:docPr id="1158922043" name="Рисунок 7"/>
+            <wp:cNvGraphicFramePr>
+              <a:graphicFrameLocks xmlns:a="http://schemas.openxmlformats.org/drawingml/2006/main" noChangeAspect="1"/>
+            </wp:cNvGraphicFramePr>
+            <a:graphic xmlns:a="http://schemas.openxmlformats.org/drawingml/2006/main">
+              <a:graphicData uri="http://schemas.openxmlformats.org/drawingml/2006/picture">
+                <pic:pic xmlns:pic="http://schemas.openxmlformats.org/drawingml/2006/picture">
+                  <pic:nvPicPr>
+                    <pic:cNvPr id="0" name="Picture 7"/>
+                    <pic:cNvPicPr>
+                      <a:picLocks noChangeAspect="1" noChangeArrowheads="1"/>
+                    </pic:cNvPicPr>
+                  </pic:nvPicPr>
+                  <pic:blipFill>
+                    <a:blip r:embed="rId36">
+                      <a:extLst>
+                        <a:ext uri="{28A0092B-C50C-407E-A947-70E740481C1C}">
+                          <a14:useLocalDpi xmlns:a14="http://schemas.microsoft.com/office/drawing/2010/main" val="0"/>
+                        </a:ext>
+                      </a:extLst>
+                    </a:blip>
+                    <a:srcRect/>
+                    <a:stretch>
+                      <a:fillRect/>
+                    </a:stretch>
+                  </pic:blipFill>
+                  <pic:spPr bwMode="auto">
+                    <a:xfrm>
+                      <a:off x="0" y="0"/>
+                      <a:ext cx="4998720" cy="4267200"/>
+                    </a:xfrm>
+                    <a:prstGeom prst="rect">
+                      <a:avLst/>
+                    </a:prstGeom>
+                    <a:noFill/>
+                    <a:ln>
+                      <a:noFill/>
+                    </a:ln>
+                  </pic:spPr>
+                </pic:pic>
+              </a:graphicData>
+            </a:graphic>
+          </wp:inline>
+        </w:drawing>
+      </w:r>
+    </w:p>
+    <w:p>
+      <w:pPr>
+        <w:jc w:val="center"/>
+        <w:rPr>
+          <w:b/>
+          <w:bCs/>
+          <w:color w:val="000000" w:themeColor="text1"/>
+          <w:lang w:val="en-US"/>
+        </w:rPr>
+      </w:pPr>
+      <w:r>
+        <w:rPr>
+          <w:b/>
+          <w:bCs/>
+          <w:noProof/>
+          <w:color w:val="000000" w:themeColor="text1"/>
+          <w:lang w:val="en-US"/>
+        </w:rPr>
+        <w:drawing>
+          <wp:inline distT="0" distB="0" distL="0" distR="0" wp14:anchorId="732499BA" wp14:editId="33A88D10">
+            <wp:extent cx="4991100" cy="5242560"/>
+            <wp:effectExtent l="0" t="0" r="0" b="0"/>
+            <wp:docPr id="461161252" name="Рисунок 8"/>
+            <wp:cNvGraphicFramePr>
+              <a:graphicFrameLocks xmlns:a="http://schemas.openxmlformats.org/drawingml/2006/main" noChangeAspect="1"/>
+            </wp:cNvGraphicFramePr>
+            <a:graphic xmlns:a="http://schemas.openxmlformats.org/drawingml/2006/main">
+              <a:graphicData uri="http://schemas.openxmlformats.org/drawingml/2006/picture">
+                <pic:pic xmlns:pic="http://schemas.openxmlformats.org/drawingml/2006/picture">
+                  <pic:nvPicPr>
+                    <pic:cNvPr id="0" name="Picture 8"/>
+                    <pic:cNvPicPr>
+                      <a:picLocks noChangeAspect="1" noChangeArrowheads="1"/>
+                    </pic:cNvPicPr>
+                  </pic:nvPicPr>
+                  <pic:blipFill>
+                    <a:blip r:embed="rId37">
+                      <a:extLst>
+                        <a:ext uri="{28A0092B-C50C-407E-A947-70E740481C1C}">
+                          <a14:useLocalDpi xmlns:a14="http://schemas.microsoft.com/office/drawing/2010/main" val="0"/>
+                        </a:ext>
+                      </a:extLst>
+                    </a:blip>
+                    <a:srcRect/>
+                    <a:stretch>
+                      <a:fillRect/>
+                    </a:stretch>
+                  </pic:blipFill>
+                  <pic:spPr bwMode="auto">
+                    <a:xfrm>
+                      <a:off x="0" y="0"/>
+                      <a:ext cx="4991100" cy="5242560"/>
+                    </a:xfrm>
+                    <a:prstGeom prst="rect">
+                      <a:avLst/>
+                    </a:prstGeom>
+                    <a:noFill/>
+                    <a:ln>
+                      <a:noFill/>
+                    </a:ln>
+                  </pic:spPr>
+                </pic:pic>
+              </a:graphicData>
+            </a:graphic>
+          </wp:inline>
+        </w:drawing>
+      </w:r>
+    </w:p>
+    <w:p>
+      <w:pPr>
+        <w:jc w:val="center"/>
+        <w:rPr>
+          <w:b/>
+          <w:bCs/>
           <w:color w:val="000000" w:themeColor="text1"/>
           <w:lang w:val="en-US"/>
         </w:rPr>
@@ -17638,6 +24622,155 @@
     </w:lvl>
   </w:abstractNum>
   <w:abstractNum w:abstractNumId="5" w15:restartNumberingAfterBreak="0">
+    <w:nsid w:val="1BFC4C79"/>
+    <w:multiLevelType w:val="multilevel"/>
+    <w:tmpl w:val="F654ABCE"/>
+    <w:lvl w:ilvl="0">
+      <w:start w:val="1"/>
+      <w:numFmt w:val="bullet"/>
+      <w:lvlText w:val=""/>
+      <w:lvlJc w:val="left"/>
+      <w:pPr>
+        <w:tabs>
+          <w:tab w:val="num" w:pos="720"/>
+        </w:tabs>
+        <w:ind w:left="720" w:hanging="360"/>
+      </w:pPr>
+      <w:rPr>
+        <w:rFonts w:ascii="Symbol" w:hAnsi="Symbol" w:hint="default"/>
+        <w:sz w:val="20"/>
+      </w:rPr>
+    </w:lvl>
+    <w:lvl w:ilvl="1">
+      <w:start w:val="1"/>
+      <w:numFmt w:val="bullet"/>
+      <w:lvlText w:val="o"/>
+      <w:lvlJc w:val="left"/>
+      <w:pPr>
+        <w:tabs>
+          <w:tab w:val="num" w:pos="1440"/>
+        </w:tabs>
+        <w:ind w:left="1440" w:hanging="360"/>
+      </w:pPr>
+      <w:rPr>
+        <w:rFonts w:ascii="Courier New" w:hAnsi="Courier New" w:hint="default"/>
+        <w:sz w:val="20"/>
+      </w:rPr>
+    </w:lvl>
+    <w:lvl w:ilvl="2" w:tentative="1">
+      <w:start w:val="1"/>
+      <w:numFmt w:val="bullet"/>
+      <w:lvlText w:val=""/>
+      <w:lvlJc w:val="left"/>
+      <w:pPr>
+        <w:tabs>
+          <w:tab w:val="num" w:pos="2160"/>
+        </w:tabs>
+        <w:ind w:left="2160" w:hanging="360"/>
+      </w:pPr>
+      <w:rPr>
+        <w:rFonts w:ascii="Wingdings" w:hAnsi="Wingdings" w:hint="default"/>
+        <w:sz w:val="20"/>
+      </w:rPr>
+    </w:lvl>
+    <w:lvl w:ilvl="3" w:tentative="1">
+      <w:start w:val="1"/>
+      <w:numFmt w:val="bullet"/>
+      <w:lvlText w:val=""/>
+      <w:lvlJc w:val="left"/>
+      <w:pPr>
+        <w:tabs>
+          <w:tab w:val="num" w:pos="2880"/>
+        </w:tabs>
+        <w:ind w:left="2880" w:hanging="360"/>
+      </w:pPr>
+      <w:rPr>
+        <w:rFonts w:ascii="Wingdings" w:hAnsi="Wingdings" w:hint="default"/>
+        <w:sz w:val="20"/>
+      </w:rPr>
+    </w:lvl>
+    <w:lvl w:ilvl="4" w:tentative="1">
+      <w:start w:val="1"/>
+      <w:numFmt w:val="bullet"/>
+      <w:lvlText w:val=""/>
+      <w:lvlJc w:val="left"/>
+      <w:pPr>
+        <w:tabs>
+          <w:tab w:val="num" w:pos="3600"/>
+        </w:tabs>
+        <w:ind w:left="3600" w:hanging="360"/>
+      </w:pPr>
+      <w:rPr>
+        <w:rFonts w:ascii="Wingdings" w:hAnsi="Wingdings" w:hint="default"/>
+        <w:sz w:val="20"/>
+      </w:rPr>
+    </w:lvl>
+    <w:lvl w:ilvl="5" w:tentative="1">
+      <w:start w:val="1"/>
+      <w:numFmt w:val="bullet"/>
+      <w:lvlText w:val=""/>
+      <w:lvlJc w:val="left"/>
+      <w:pPr>
+        <w:tabs>
+          <w:tab w:val="num" w:pos="4320"/>
+        </w:tabs>
+        <w:ind w:left="4320" w:hanging="360"/>
+      </w:pPr>
+      <w:rPr>
+        <w:rFonts w:ascii="Wingdings" w:hAnsi="Wingdings" w:hint="default"/>
+        <w:sz w:val="20"/>
+      </w:rPr>
+    </w:lvl>
+    <w:lvl w:ilvl="6" w:tentative="1">
+      <w:start w:val="1"/>
+      <w:numFmt w:val="bullet"/>
+      <w:lvlText w:val=""/>
+      <w:lvlJc w:val="left"/>
+      <w:pPr>
+        <w:tabs>
+          <w:tab w:val="num" w:pos="5040"/>
+        </w:tabs>
+        <w:ind w:left="5040" w:hanging="360"/>
+      </w:pPr>
+      <w:rPr>
+        <w:rFonts w:ascii="Wingdings" w:hAnsi="Wingdings" w:hint="default"/>
+        <w:sz w:val="20"/>
+      </w:rPr>
+    </w:lvl>
+    <w:lvl w:ilvl="7" w:tentative="1">
+      <w:start w:val="1"/>
+      <w:numFmt w:val="bullet"/>
+      <w:lvlText w:val=""/>
+      <w:lvlJc w:val="left"/>
+      <w:pPr>
+        <w:tabs>
+          <w:tab w:val="num" w:pos="5760"/>
+        </w:tabs>
+        <w:ind w:left="5760" w:hanging="360"/>
+      </w:pPr>
+      <w:rPr>
+        <w:rFonts w:ascii="Wingdings" w:hAnsi="Wingdings" w:hint="default"/>
+        <w:sz w:val="20"/>
+      </w:rPr>
+    </w:lvl>
+    <w:lvl w:ilvl="8" w:tentative="1">
+      <w:start w:val="1"/>
+      <w:numFmt w:val="bullet"/>
+      <w:lvlText w:val=""/>
+      <w:lvlJc w:val="left"/>
+      <w:pPr>
+        <w:tabs>
+          <w:tab w:val="num" w:pos="6480"/>
+        </w:tabs>
+        <w:ind w:left="6480" w:hanging="360"/>
+      </w:pPr>
+      <w:rPr>
+        <w:rFonts w:ascii="Wingdings" w:hAnsi="Wingdings" w:hint="default"/>
+        <w:sz w:val="20"/>
+      </w:rPr>
+    </w:lvl>
+  </w:abstractNum>
+  <w:abstractNum w:abstractNumId="6" w15:restartNumberingAfterBreak="0">
     <w:nsid w:val="26901E39"/>
     <w:multiLevelType w:val="multilevel"/>
     <w:tmpl w:val="5198B5C8"/>
@@ -17750,7 +24883,156 @@
       </w:pPr>
     </w:lvl>
   </w:abstractNum>
-  <w:abstractNum w:abstractNumId="6" w15:restartNumberingAfterBreak="0">
+  <w:abstractNum w:abstractNumId="7" w15:restartNumberingAfterBreak="0">
+    <w:nsid w:val="2936334D"/>
+    <w:multiLevelType w:val="multilevel"/>
+    <w:tmpl w:val="7D6284F2"/>
+    <w:lvl w:ilvl="0">
+      <w:start w:val="1"/>
+      <w:numFmt w:val="bullet"/>
+      <w:lvlText w:val=""/>
+      <w:lvlJc w:val="left"/>
+      <w:pPr>
+        <w:tabs>
+          <w:tab w:val="num" w:pos="720"/>
+        </w:tabs>
+        <w:ind w:left="720" w:hanging="360"/>
+      </w:pPr>
+      <w:rPr>
+        <w:rFonts w:ascii="Symbol" w:hAnsi="Symbol" w:hint="default"/>
+        <w:sz w:val="20"/>
+      </w:rPr>
+    </w:lvl>
+    <w:lvl w:ilvl="1">
+      <w:start w:val="1"/>
+      <w:numFmt w:val="bullet"/>
+      <w:lvlText w:val="o"/>
+      <w:lvlJc w:val="left"/>
+      <w:pPr>
+        <w:tabs>
+          <w:tab w:val="num" w:pos="1440"/>
+        </w:tabs>
+        <w:ind w:left="1440" w:hanging="360"/>
+      </w:pPr>
+      <w:rPr>
+        <w:rFonts w:ascii="Courier New" w:hAnsi="Courier New" w:hint="default"/>
+        <w:sz w:val="20"/>
+      </w:rPr>
+    </w:lvl>
+    <w:lvl w:ilvl="2" w:tentative="1">
+      <w:start w:val="1"/>
+      <w:numFmt w:val="bullet"/>
+      <w:lvlText w:val=""/>
+      <w:lvlJc w:val="left"/>
+      <w:pPr>
+        <w:tabs>
+          <w:tab w:val="num" w:pos="2160"/>
+        </w:tabs>
+        <w:ind w:left="2160" w:hanging="360"/>
+      </w:pPr>
+      <w:rPr>
+        <w:rFonts w:ascii="Wingdings" w:hAnsi="Wingdings" w:hint="default"/>
+        <w:sz w:val="20"/>
+      </w:rPr>
+    </w:lvl>
+    <w:lvl w:ilvl="3" w:tentative="1">
+      <w:start w:val="1"/>
+      <w:numFmt w:val="bullet"/>
+      <w:lvlText w:val=""/>
+      <w:lvlJc w:val="left"/>
+      <w:pPr>
+        <w:tabs>
+          <w:tab w:val="num" w:pos="2880"/>
+        </w:tabs>
+        <w:ind w:left="2880" w:hanging="360"/>
+      </w:pPr>
+      <w:rPr>
+        <w:rFonts w:ascii="Wingdings" w:hAnsi="Wingdings" w:hint="default"/>
+        <w:sz w:val="20"/>
+      </w:rPr>
+    </w:lvl>
+    <w:lvl w:ilvl="4" w:tentative="1">
+      <w:start w:val="1"/>
+      <w:numFmt w:val="bullet"/>
+      <w:lvlText w:val=""/>
+      <w:lvlJc w:val="left"/>
+      <w:pPr>
+        <w:tabs>
+          <w:tab w:val="num" w:pos="3600"/>
+        </w:tabs>
+        <w:ind w:left="3600" w:hanging="360"/>
+      </w:pPr>
+      <w:rPr>
+        <w:rFonts w:ascii="Wingdings" w:hAnsi="Wingdings" w:hint="default"/>
+        <w:sz w:val="20"/>
+      </w:rPr>
+    </w:lvl>
+    <w:lvl w:ilvl="5" w:tentative="1">
+      <w:start w:val="1"/>
+      <w:numFmt w:val="bullet"/>
+      <w:lvlText w:val=""/>
+      <w:lvlJc w:val="left"/>
+      <w:pPr>
+        <w:tabs>
+          <w:tab w:val="num" w:pos="4320"/>
+        </w:tabs>
+        <w:ind w:left="4320" w:hanging="360"/>
+      </w:pPr>
+      <w:rPr>
+        <w:rFonts w:ascii="Wingdings" w:hAnsi="Wingdings" w:hint="default"/>
+        <w:sz w:val="20"/>
+      </w:rPr>
+    </w:lvl>
+    <w:lvl w:ilvl="6" w:tentative="1">
+      <w:start w:val="1"/>
+      <w:numFmt w:val="bullet"/>
+      <w:lvlText w:val=""/>
+      <w:lvlJc w:val="left"/>
+      <w:pPr>
+        <w:tabs>
+          <w:tab w:val="num" w:pos="5040"/>
+        </w:tabs>
+        <w:ind w:left="5040" w:hanging="360"/>
+      </w:pPr>
+      <w:rPr>
+        <w:rFonts w:ascii="Wingdings" w:hAnsi="Wingdings" w:hint="default"/>
+        <w:sz w:val="20"/>
+      </w:rPr>
+    </w:lvl>
+    <w:lvl w:ilvl="7" w:tentative="1">
+      <w:start w:val="1"/>
+      <w:numFmt w:val="bullet"/>
+      <w:lvlText w:val=""/>
+      <w:lvlJc w:val="left"/>
+      <w:pPr>
+        <w:tabs>
+          <w:tab w:val="num" w:pos="5760"/>
+        </w:tabs>
+        <w:ind w:left="5760" w:hanging="360"/>
+      </w:pPr>
+      <w:rPr>
+        <w:rFonts w:ascii="Wingdings" w:hAnsi="Wingdings" w:hint="default"/>
+        <w:sz w:val="20"/>
+      </w:rPr>
+    </w:lvl>
+    <w:lvl w:ilvl="8" w:tentative="1">
+      <w:start w:val="1"/>
+      <w:numFmt w:val="bullet"/>
+      <w:lvlText w:val=""/>
+      <w:lvlJc w:val="left"/>
+      <w:pPr>
+        <w:tabs>
+          <w:tab w:val="num" w:pos="6480"/>
+        </w:tabs>
+        <w:ind w:left="6480" w:hanging="360"/>
+      </w:pPr>
+      <w:rPr>
+        <w:rFonts w:ascii="Wingdings" w:hAnsi="Wingdings" w:hint="default"/>
+        <w:sz w:val="20"/>
+      </w:rPr>
+    </w:lvl>
+  </w:abstractNum>
+  <w:abstractNum w:abstractNumId="8" w15:restartNumberingAfterBreak="0">
     <w:nsid w:val="328E3911"/>
     <w:multiLevelType w:val="multilevel"/>
     <w:tmpl w:val="256018B2"/>
@@ -17863,7 +25145,7 @@
       </w:pPr>
     </w:lvl>
   </w:abstractNum>
-  <w:abstractNum w:abstractNumId="7" w15:restartNumberingAfterBreak="0">
+  <w:abstractNum w:abstractNumId="9" w15:restartNumberingAfterBreak="0">
     <w:nsid w:val="3A447DF7"/>
     <w:multiLevelType w:val="multilevel"/>
     <w:tmpl w:val="89D6675A"/>
@@ -17976,7 +25258,7 @@
       </w:pPr>
     </w:lvl>
   </w:abstractNum>
-  <w:abstractNum w:abstractNumId="8" w15:restartNumberingAfterBreak="0">
+  <w:abstractNum w:abstractNumId="10" w15:restartNumberingAfterBreak="0">
     <w:nsid w:val="3B5141DF"/>
     <w:multiLevelType w:val="multilevel"/>
     <w:tmpl w:val="A1860BB0"/>
@@ -18089,7 +25371,7 @@
       </w:pPr>
     </w:lvl>
   </w:abstractNum>
-  <w:abstractNum w:abstractNumId="9" w15:restartNumberingAfterBreak="0">
+  <w:abstractNum w:abstractNumId="11" w15:restartNumberingAfterBreak="0">
     <w:nsid w:val="426A2FD9"/>
     <w:multiLevelType w:val="multilevel"/>
     <w:tmpl w:val="A4E6960C"/>
@@ -18238,7 +25520,156 @@
       </w:rPr>
     </w:lvl>
   </w:abstractNum>
-  <w:abstractNum w:abstractNumId="10" w15:restartNumberingAfterBreak="0">
+  <w:abstractNum w:abstractNumId="12" w15:restartNumberingAfterBreak="0">
+    <w:nsid w:val="4C7F6CF3"/>
+    <w:multiLevelType w:val="multilevel"/>
+    <w:tmpl w:val="0D9682B6"/>
+    <w:lvl w:ilvl="0">
+      <w:start w:val="1"/>
+      <w:numFmt w:val="bullet"/>
+      <w:lvlText w:val=""/>
+      <w:lvlJc w:val="left"/>
+      <w:pPr>
+        <w:tabs>
+          <w:tab w:val="num" w:pos="720"/>
+        </w:tabs>
+        <w:ind w:left="720" w:hanging="360"/>
+      </w:pPr>
+      <w:rPr>
+        <w:rFonts w:ascii="Symbol" w:hAnsi="Symbol" w:hint="default"/>
+        <w:sz w:val="20"/>
+      </w:rPr>
+    </w:lvl>
+    <w:lvl w:ilvl="1">
+      <w:start w:val="1"/>
+      <w:numFmt w:val="bullet"/>
+      <w:lvlText w:val="o"/>
+      <w:lvlJc w:val="left"/>
+      <w:pPr>
+        <w:tabs>
+          <w:tab w:val="num" w:pos="1440"/>
+        </w:tabs>
+        <w:ind w:left="1440" w:hanging="360"/>
+      </w:pPr>
+      <w:rPr>
+        <w:rFonts w:ascii="Courier New" w:hAnsi="Courier New" w:hint="default"/>
+        <w:sz w:val="20"/>
+      </w:rPr>
+    </w:lvl>
+    <w:lvl w:ilvl="2" w:tentative="1">
+      <w:start w:val="1"/>
+      <w:numFmt w:val="bullet"/>
+      <w:lvlText w:val=""/>
+      <w:lvlJc w:val="left"/>
+      <w:pPr>
+        <w:tabs>
+          <w:tab w:val="num" w:pos="2160"/>
+        </w:tabs>
+        <w:ind w:left="2160" w:hanging="360"/>
+      </w:pPr>
+      <w:rPr>
+        <w:rFonts w:ascii="Wingdings" w:hAnsi="Wingdings" w:hint="default"/>
+        <w:sz w:val="20"/>
+      </w:rPr>
+    </w:lvl>
+    <w:lvl w:ilvl="3" w:tentative="1">
+      <w:start w:val="1"/>
+      <w:numFmt w:val="bullet"/>
+      <w:lvlText w:val=""/>
+      <w:lvlJc w:val="left"/>
+      <w:pPr>
+        <w:tabs>
+          <w:tab w:val="num" w:pos="2880"/>
+        </w:tabs>
+        <w:ind w:left="2880" w:hanging="360"/>
+      </w:pPr>
+      <w:rPr>
+        <w:rFonts w:ascii="Wingdings" w:hAnsi="Wingdings" w:hint="default"/>
+        <w:sz w:val="20"/>
+      </w:rPr>
+    </w:lvl>
+    <w:lvl w:ilvl="4" w:tentative="1">
+      <w:start w:val="1"/>
+      <w:numFmt w:val="bullet"/>
+      <w:lvlText w:val=""/>
+      <w:lvlJc w:val="left"/>
+      <w:pPr>
+        <w:tabs>
+          <w:tab w:val="num" w:pos="3600"/>
+        </w:tabs>
+        <w:ind w:left="3600" w:hanging="360"/>
+      </w:pPr>
+      <w:rPr>
+        <w:rFonts w:ascii="Wingdings" w:hAnsi="Wingdings" w:hint="default"/>
+        <w:sz w:val="20"/>
+      </w:rPr>
+    </w:lvl>
+    <w:lvl w:ilvl="5" w:tentative="1">
+      <w:start w:val="1"/>
+      <w:numFmt w:val="bullet"/>
+      <w:lvlText w:val=""/>
+      <w:lvlJc w:val="left"/>
+      <w:pPr>
+        <w:tabs>
+          <w:tab w:val="num" w:pos="4320"/>
+        </w:tabs>
+        <w:ind w:left="4320" w:hanging="360"/>
+      </w:pPr>
+      <w:rPr>
+        <w:rFonts w:ascii="Wingdings" w:hAnsi="Wingdings" w:hint="default"/>
+        <w:sz w:val="20"/>
+      </w:rPr>
+    </w:lvl>
+    <w:lvl w:ilvl="6" w:tentative="1">
+      <w:start w:val="1"/>
+      <w:numFmt w:val="bullet"/>
+      <w:lvlText w:val=""/>
+      <w:lvlJc w:val="left"/>
+      <w:pPr>
+        <w:tabs>
+          <w:tab w:val="num" w:pos="5040"/>
+        </w:tabs>
+        <w:ind w:left="5040" w:hanging="360"/>
+      </w:pPr>
+      <w:rPr>
+        <w:rFonts w:ascii="Wingdings" w:hAnsi="Wingdings" w:hint="default"/>
+        <w:sz w:val="20"/>
+      </w:rPr>
+    </w:lvl>
+    <w:lvl w:ilvl="7" w:tentative="1">
+      <w:start w:val="1"/>
+      <w:numFmt w:val="bullet"/>
+      <w:lvlText w:val=""/>
+      <w:lvlJc w:val="left"/>
+      <w:pPr>
+        <w:tabs>
+          <w:tab w:val="num" w:pos="5760"/>
+        </w:tabs>
+        <w:ind w:left="5760" w:hanging="360"/>
+      </w:pPr>
+      <w:rPr>
+        <w:rFonts w:ascii="Wingdings" w:hAnsi="Wingdings" w:hint="default"/>
+        <w:sz w:val="20"/>
+      </w:rPr>
+    </w:lvl>
+    <w:lvl w:ilvl="8" w:tentative="1">
+      <w:start w:val="1"/>
+      <w:numFmt w:val="bullet"/>
+      <w:lvlText w:val=""/>
+      <w:lvlJc w:val="left"/>
+      <w:pPr>
+        <w:tabs>
+          <w:tab w:val="num" w:pos="6480"/>
+        </w:tabs>
+        <w:ind w:left="6480" w:hanging="360"/>
+      </w:pPr>
+      <w:rPr>
+        <w:rFonts w:ascii="Wingdings" w:hAnsi="Wingdings" w:hint="default"/>
+        <w:sz w:val="20"/>
+      </w:rPr>
+    </w:lvl>
+  </w:abstractNum>
+  <w:abstractNum w:abstractNumId="13" w15:restartNumberingAfterBreak="0">
     <w:nsid w:val="4EE55CE5"/>
     <w:multiLevelType w:val="multilevel"/>
     <w:tmpl w:val="328A3BF8"/>
@@ -18355,7 +25786,7 @@
       </w:pPr>
     </w:lvl>
   </w:abstractNum>
-  <w:abstractNum w:abstractNumId="11" w15:restartNumberingAfterBreak="0">
+  <w:abstractNum w:abstractNumId="14" w15:restartNumberingAfterBreak="0">
     <w:nsid w:val="517D66EA"/>
     <w:multiLevelType w:val="multilevel"/>
     <w:tmpl w:val="DC5AF5D4"/>
@@ -18472,236 +25903,10 @@
       </w:pPr>
     </w:lvl>
   </w:abstractNum>
-  <w:abstractNum w:abstractNumId="12" w15:restartNumberingAfterBreak="0">
-    <w:nsid w:val="59B241F5"/>
+  <w:abstractNum w:abstractNumId="15" w15:restartNumberingAfterBreak="0">
+    <w:nsid w:val="5299781D"/>
     <w:multiLevelType w:val="multilevel"/>
-    <w:tmpl w:val="2A705476"/>
-    <w:lvl w:ilvl="0">
-      <w:start w:val="1"/>
-      <w:numFmt w:val="decimal"/>
-      <w:lvlText w:val="%1."/>
-      <w:lvlJc w:val="left"/>
-      <w:pPr>
-        <w:tabs>
-          <w:tab w:val="num" w:pos="720"/>
-        </w:tabs>
-        <w:ind w:left="720" w:hanging="360"/>
-      </w:pPr>
-    </w:lvl>
-    <w:lvl w:ilvl="1">
-      <w:start w:val="1"/>
-      <w:numFmt w:val="decimal"/>
-      <w:lvlText w:val="%2."/>
-      <w:lvlJc w:val="left"/>
-      <w:pPr>
-        <w:tabs>
-          <w:tab w:val="num" w:pos="1440"/>
-        </w:tabs>
-        <w:ind w:left="1440" w:hanging="360"/>
-      </w:pPr>
-    </w:lvl>
-    <w:lvl w:ilvl="2" w:tentative="1">
-      <w:start w:val="1"/>
-      <w:numFmt w:val="decimal"/>
-      <w:lvlText w:val="%3."/>
-      <w:lvlJc w:val="left"/>
-      <w:pPr>
-        <w:tabs>
-          <w:tab w:val="num" w:pos="2160"/>
-        </w:tabs>
-        <w:ind w:left="2160" w:hanging="360"/>
-      </w:pPr>
-    </w:lvl>
-    <w:lvl w:ilvl="3" w:tentative="1">
-      <w:start w:val="1"/>
-      <w:numFmt w:val="decimal"/>
-      <w:lvlText w:val="%4."/>
-      <w:lvlJc w:val="left"/>
-      <w:pPr>
-        <w:tabs>
-          <w:tab w:val="num" w:pos="2880"/>
-        </w:tabs>
-        <w:ind w:left="2880" w:hanging="360"/>
-      </w:pPr>
-    </w:lvl>
-    <w:lvl w:ilvl="4" w:tentative="1">
-      <w:start w:val="1"/>
-      <w:numFmt w:val="decimal"/>
-      <w:lvlText w:val="%5."/>
-      <w:lvlJc w:val="left"/>
-      <w:pPr>
-        <w:tabs>
-          <w:tab w:val="num" w:pos="3600"/>
-        </w:tabs>
-        <w:ind w:left="3600" w:hanging="360"/>
-      </w:pPr>
-    </w:lvl>
-    <w:lvl w:ilvl="5" w:tentative="1">
-      <w:start w:val="1"/>
-      <w:numFmt w:val="decimal"/>
-      <w:lvlText w:val="%6."/>
-      <w:lvlJc w:val="left"/>
-      <w:pPr>
-        <w:tabs>
-          <w:tab w:val="num" w:pos="4320"/>
-        </w:tabs>
-        <w:ind w:left="4320" w:hanging="360"/>
-      </w:pPr>
-    </w:lvl>
-    <w:lvl w:ilvl="6" w:tentative="1">
-      <w:start w:val="1"/>
-      <w:numFmt w:val="decimal"/>
-      <w:lvlText w:val="%7."/>
-      <w:lvlJc w:val="left"/>
-      <w:pPr>
-        <w:tabs>
-          <w:tab w:val="num" w:pos="5040"/>
-        </w:tabs>
-        <w:ind w:left="5040" w:hanging="360"/>
-      </w:pPr>
-    </w:lvl>
-    <w:lvl w:ilvl="7" w:tentative="1">
-      <w:start w:val="1"/>
-      <w:numFmt w:val="decimal"/>
-      <w:lvlText w:val="%8."/>
-      <w:lvlJc w:val="left"/>
-      <w:pPr>
-        <w:tabs>
-          <w:tab w:val="num" w:pos="5760"/>
-        </w:tabs>
-        <w:ind w:left="5760" w:hanging="360"/>
-      </w:pPr>
-    </w:lvl>
-    <w:lvl w:ilvl="8" w:tentative="1">
-      <w:start w:val="1"/>
-      <w:numFmt w:val="decimal"/>
-      <w:lvlText w:val="%9."/>
-      <w:lvlJc w:val="left"/>
-      <w:pPr>
-        <w:tabs>
-          <w:tab w:val="num" w:pos="6480"/>
-        </w:tabs>
-        <w:ind w:left="6480" w:hanging="360"/>
-      </w:pPr>
-    </w:lvl>
-  </w:abstractNum>
-  <w:abstractNum w:abstractNumId="13" w15:restartNumberingAfterBreak="0">
-    <w:nsid w:val="630F744A"/>
-    <w:multiLevelType w:val="multilevel"/>
-    <w:tmpl w:val="05E46B58"/>
-    <w:lvl w:ilvl="0">
-      <w:start w:val="1"/>
-      <w:numFmt w:val="decimal"/>
-      <w:lvlText w:val="%1."/>
-      <w:lvlJc w:val="left"/>
-      <w:pPr>
-        <w:tabs>
-          <w:tab w:val="num" w:pos="720"/>
-        </w:tabs>
-        <w:ind w:left="720" w:hanging="360"/>
-      </w:pPr>
-    </w:lvl>
-    <w:lvl w:ilvl="1" w:tentative="1">
-      <w:start w:val="1"/>
-      <w:numFmt w:val="decimal"/>
-      <w:lvlText w:val="%2."/>
-      <w:lvlJc w:val="left"/>
-      <w:pPr>
-        <w:tabs>
-          <w:tab w:val="num" w:pos="1440"/>
-        </w:tabs>
-        <w:ind w:left="1440" w:hanging="360"/>
-      </w:pPr>
-    </w:lvl>
-    <w:lvl w:ilvl="2" w:tentative="1">
-      <w:start w:val="1"/>
-      <w:numFmt w:val="decimal"/>
-      <w:lvlText w:val="%3."/>
-      <w:lvlJc w:val="left"/>
-      <w:pPr>
-        <w:tabs>
-          <w:tab w:val="num" w:pos="2160"/>
-        </w:tabs>
-        <w:ind w:left="2160" w:hanging="360"/>
-      </w:pPr>
-    </w:lvl>
-    <w:lvl w:ilvl="3" w:tentative="1">
-      <w:start w:val="1"/>
-      <w:numFmt w:val="decimal"/>
-      <w:lvlText w:val="%4."/>
-      <w:lvlJc w:val="left"/>
-      <w:pPr>
-        <w:tabs>
-          <w:tab w:val="num" w:pos="2880"/>
-        </w:tabs>
-        <w:ind w:left="2880" w:hanging="360"/>
-      </w:pPr>
-    </w:lvl>
-    <w:lvl w:ilvl="4" w:tentative="1">
-      <w:start w:val="1"/>
-      <w:numFmt w:val="decimal"/>
-      <w:lvlText w:val="%5."/>
-      <w:lvlJc w:val="left"/>
-      <w:pPr>
-        <w:tabs>
-          <w:tab w:val="num" w:pos="3600"/>
-        </w:tabs>
-        <w:ind w:left="3600" w:hanging="360"/>
-      </w:pPr>
-    </w:lvl>
-    <w:lvl w:ilvl="5" w:tentative="1">
-      <w:start w:val="1"/>
-      <w:numFmt w:val="decimal"/>
-      <w:lvlText w:val="%6."/>
-      <w:lvlJc w:val="left"/>
-      <w:pPr>
-        <w:tabs>
-          <w:tab w:val="num" w:pos="4320"/>
-        </w:tabs>
-        <w:ind w:left="4320" w:hanging="360"/>
-      </w:pPr>
-    </w:lvl>
-    <w:lvl w:ilvl="6" w:tentative="1">
-      <w:start w:val="1"/>
-      <w:numFmt w:val="decimal"/>
-      <w:lvlText w:val="%7."/>
-      <w:lvlJc w:val="left"/>
-      <w:pPr>
-        <w:tabs>
-          <w:tab w:val="num" w:pos="5040"/>
-        </w:tabs>
-        <w:ind w:left="5040" w:hanging="360"/>
-      </w:pPr>
-    </w:lvl>
-    <w:lvl w:ilvl="7" w:tentative="1">
-      <w:start w:val="1"/>
-      <w:numFmt w:val="decimal"/>
-      <w:lvlText w:val="%8."/>
-      <w:lvlJc w:val="left"/>
-      <w:pPr>
-        <w:tabs>
-          <w:tab w:val="num" w:pos="5760"/>
-        </w:tabs>
-        <w:ind w:left="5760" w:hanging="360"/>
-      </w:pPr>
-    </w:lvl>
-    <w:lvl w:ilvl="8" w:tentative="1">
-      <w:start w:val="1"/>
-      <w:numFmt w:val="decimal"/>
-      <w:lvlText w:val="%9."/>
-      <w:lvlJc w:val="left"/>
-      <w:pPr>
-        <w:tabs>
-          <w:tab w:val="num" w:pos="6480"/>
-        </w:tabs>
-        <w:ind w:left="6480" w:hanging="360"/>
-      </w:pPr>
-    </w:lvl>
-  </w:abstractNum>
-  <w:abstractNum w:abstractNumId="14" w15:restartNumberingAfterBreak="0">
-    <w:nsid w:val="676561E5"/>
-    <w:multiLevelType w:val="multilevel"/>
-    <w:tmpl w:val="C610D4BC"/>
+    <w:tmpl w:val="A3487D24"/>
     <w:lvl w:ilvl="0">
       <w:start w:val="1"/>
       <w:numFmt w:val="bullet"/>
@@ -18847,7 +26052,382 @@
       </w:rPr>
     </w:lvl>
   </w:abstractNum>
-  <w:abstractNum w:abstractNumId="15" w15:restartNumberingAfterBreak="0">
+  <w:abstractNum w:abstractNumId="16" w15:restartNumberingAfterBreak="0">
+    <w:nsid w:val="59B241F5"/>
+    <w:multiLevelType w:val="multilevel"/>
+    <w:tmpl w:val="2A705476"/>
+    <w:lvl w:ilvl="0">
+      <w:start w:val="1"/>
+      <w:numFmt w:val="decimal"/>
+      <w:lvlText w:val="%1."/>
+      <w:lvlJc w:val="left"/>
+      <w:pPr>
+        <w:tabs>
+          <w:tab w:val="num" w:pos="720"/>
+        </w:tabs>
+        <w:ind w:left="720" w:hanging="360"/>
+      </w:pPr>
+    </w:lvl>
+    <w:lvl w:ilvl="1">
+      <w:start w:val="1"/>
+      <w:numFmt w:val="decimal"/>
+      <w:lvlText w:val="%2."/>
+      <w:lvlJc w:val="left"/>
+      <w:pPr>
+        <w:tabs>
+          <w:tab w:val="num" w:pos="1440"/>
+        </w:tabs>
+        <w:ind w:left="1440" w:hanging="360"/>
+      </w:pPr>
+    </w:lvl>
+    <w:lvl w:ilvl="2" w:tentative="1">
+      <w:start w:val="1"/>
+      <w:numFmt w:val="decimal"/>
+      <w:lvlText w:val="%3."/>
+      <w:lvlJc w:val="left"/>
+      <w:pPr>
+        <w:tabs>
+          <w:tab w:val="num" w:pos="2160"/>
+        </w:tabs>
+        <w:ind w:left="2160" w:hanging="360"/>
+      </w:pPr>
+    </w:lvl>
+    <w:lvl w:ilvl="3" w:tentative="1">
+      <w:start w:val="1"/>
+      <w:numFmt w:val="decimal"/>
+      <w:lvlText w:val="%4."/>
+      <w:lvlJc w:val="left"/>
+      <w:pPr>
+        <w:tabs>
+          <w:tab w:val="num" w:pos="2880"/>
+        </w:tabs>
+        <w:ind w:left="2880" w:hanging="360"/>
+      </w:pPr>
+    </w:lvl>
+    <w:lvl w:ilvl="4" w:tentative="1">
+      <w:start w:val="1"/>
+      <w:numFmt w:val="decimal"/>
+      <w:lvlText w:val="%5."/>
+      <w:lvlJc w:val="left"/>
+      <w:pPr>
+        <w:tabs>
+          <w:tab w:val="num" w:pos="3600"/>
+        </w:tabs>
+        <w:ind w:left="3600" w:hanging="360"/>
+      </w:pPr>
+    </w:lvl>
+    <w:lvl w:ilvl="5" w:tentative="1">
+      <w:start w:val="1"/>
+      <w:numFmt w:val="decimal"/>
+      <w:lvlText w:val="%6."/>
+      <w:lvlJc w:val="left"/>
+      <w:pPr>
+        <w:tabs>
+          <w:tab w:val="num" w:pos="4320"/>
+        </w:tabs>
+        <w:ind w:left="4320" w:hanging="360"/>
+      </w:pPr>
+    </w:lvl>
+    <w:lvl w:ilvl="6" w:tentative="1">
+      <w:start w:val="1"/>
+      <w:numFmt w:val="decimal"/>
+      <w:lvlText w:val="%7."/>
+      <w:lvlJc w:val="left"/>
+      <w:pPr>
+        <w:tabs>
+          <w:tab w:val="num" w:pos="5040"/>
+        </w:tabs>
+        <w:ind w:left="5040" w:hanging="360"/>
+      </w:pPr>
+    </w:lvl>
+    <w:lvl w:ilvl="7" w:tentative="1">
+      <w:start w:val="1"/>
+      <w:numFmt w:val="decimal"/>
+      <w:lvlText w:val="%8."/>
+      <w:lvlJc w:val="left"/>
+      <w:pPr>
+        <w:tabs>
+          <w:tab w:val="num" w:pos="5760"/>
+        </w:tabs>
+        <w:ind w:left="5760" w:hanging="360"/>
+      </w:pPr>
+    </w:lvl>
+    <w:lvl w:ilvl="8" w:tentative="1">
+      <w:start w:val="1"/>
+      <w:numFmt w:val="decimal"/>
+      <w:lvlText w:val="%9."/>
+      <w:lvlJc w:val="left"/>
+      <w:pPr>
+        <w:tabs>
+          <w:tab w:val="num" w:pos="6480"/>
+        </w:tabs>
+        <w:ind w:left="6480" w:hanging="360"/>
+      </w:pPr>
+    </w:lvl>
+  </w:abstractNum>
+  <w:abstractNum w:abstractNumId="17" w15:restartNumberingAfterBreak="0">
+    <w:nsid w:val="630F744A"/>
+    <w:multiLevelType w:val="multilevel"/>
+    <w:tmpl w:val="05E46B58"/>
+    <w:lvl w:ilvl="0">
+      <w:start w:val="1"/>
+      <w:numFmt w:val="decimal"/>
+      <w:lvlText w:val="%1."/>
+      <w:lvlJc w:val="left"/>
+      <w:pPr>
+        <w:tabs>
+          <w:tab w:val="num" w:pos="720"/>
+        </w:tabs>
+        <w:ind w:left="720" w:hanging="360"/>
+      </w:pPr>
+    </w:lvl>
+    <w:lvl w:ilvl="1" w:tentative="1">
+      <w:start w:val="1"/>
+      <w:numFmt w:val="decimal"/>
+      <w:lvlText w:val="%2."/>
+      <w:lvlJc w:val="left"/>
+      <w:pPr>
+        <w:tabs>
+          <w:tab w:val="num" w:pos="1440"/>
+        </w:tabs>
+        <w:ind w:left="1440" w:hanging="360"/>
+      </w:pPr>
+    </w:lvl>
+    <w:lvl w:ilvl="2" w:tentative="1">
+      <w:start w:val="1"/>
+      <w:numFmt w:val="decimal"/>
+      <w:lvlText w:val="%3."/>
+      <w:lvlJc w:val="left"/>
+      <w:pPr>
+        <w:tabs>
+          <w:tab w:val="num" w:pos="2160"/>
+        </w:tabs>
+        <w:ind w:left="2160" w:hanging="360"/>
+      </w:pPr>
+    </w:lvl>
+    <w:lvl w:ilvl="3" w:tentative="1">
+      <w:start w:val="1"/>
+      <w:numFmt w:val="decimal"/>
+      <w:lvlText w:val="%4."/>
+      <w:lvlJc w:val="left"/>
+      <w:pPr>
+        <w:tabs>
+          <w:tab w:val="num" w:pos="2880"/>
+        </w:tabs>
+        <w:ind w:left="2880" w:hanging="360"/>
+      </w:pPr>
+    </w:lvl>
+    <w:lvl w:ilvl="4" w:tentative="1">
+      <w:start w:val="1"/>
+      <w:numFmt w:val="decimal"/>
+      <w:lvlText w:val="%5."/>
+      <w:lvlJc w:val="left"/>
+      <w:pPr>
+        <w:tabs>
+          <w:tab w:val="num" w:pos="3600"/>
+        </w:tabs>
+        <w:ind w:left="3600" w:hanging="360"/>
+      </w:pPr>
+    </w:lvl>
+    <w:lvl w:ilvl="5" w:tentative="1">
+      <w:start w:val="1"/>
+      <w:numFmt w:val="decimal"/>
+      <w:lvlText w:val="%6."/>
+      <w:lvlJc w:val="left"/>
+      <w:pPr>
+        <w:tabs>
+          <w:tab w:val="num" w:pos="4320"/>
+        </w:tabs>
+        <w:ind w:left="4320" w:hanging="360"/>
+      </w:pPr>
+    </w:lvl>
+    <w:lvl w:ilvl="6" w:tentative="1">
+      <w:start w:val="1"/>
+      <w:numFmt w:val="decimal"/>
+      <w:lvlText w:val="%7."/>
+      <w:lvlJc w:val="left"/>
+      <w:pPr>
+        <w:tabs>
+          <w:tab w:val="num" w:pos="5040"/>
+        </w:tabs>
+        <w:ind w:left="5040" w:hanging="360"/>
+      </w:pPr>
+    </w:lvl>
+    <w:lvl w:ilvl="7" w:tentative="1">
+      <w:start w:val="1"/>
+      <w:numFmt w:val="decimal"/>
+      <w:lvlText w:val="%8."/>
+      <w:lvlJc w:val="left"/>
+      <w:pPr>
+        <w:tabs>
+          <w:tab w:val="num" w:pos="5760"/>
+        </w:tabs>
+        <w:ind w:left="5760" w:hanging="360"/>
+      </w:pPr>
+    </w:lvl>
+    <w:lvl w:ilvl="8" w:tentative="1">
+      <w:start w:val="1"/>
+      <w:numFmt w:val="decimal"/>
+      <w:lvlText w:val="%9."/>
+      <w:lvlJc w:val="left"/>
+      <w:pPr>
+        <w:tabs>
+          <w:tab w:val="num" w:pos="6480"/>
+        </w:tabs>
+        <w:ind w:left="6480" w:hanging="360"/>
+      </w:pPr>
+    </w:lvl>
+  </w:abstractNum>
+  <w:abstractNum w:abstractNumId="18" w15:restartNumberingAfterBreak="0">
+    <w:nsid w:val="676561E5"/>
+    <w:multiLevelType w:val="multilevel"/>
+    <w:tmpl w:val="C610D4BC"/>
+    <w:lvl w:ilvl="0">
+      <w:start w:val="1"/>
+      <w:numFmt w:val="bullet"/>
+      <w:lvlText w:val=""/>
+      <w:lvlJc w:val="left"/>
+      <w:pPr>
+        <w:tabs>
+          <w:tab w:val="num" w:pos="720"/>
+        </w:tabs>
+        <w:ind w:left="720" w:hanging="360"/>
+      </w:pPr>
+      <w:rPr>
+        <w:rFonts w:ascii="Symbol" w:hAnsi="Symbol" w:hint="default"/>
+        <w:sz w:val="20"/>
+      </w:rPr>
+    </w:lvl>
+    <w:lvl w:ilvl="1" w:tentative="1">
+      <w:start w:val="1"/>
+      <w:numFmt w:val="bullet"/>
+      <w:lvlText w:val="o"/>
+      <w:lvlJc w:val="left"/>
+      <w:pPr>
+        <w:tabs>
+          <w:tab w:val="num" w:pos="1440"/>
+        </w:tabs>
+        <w:ind w:left="1440" w:hanging="360"/>
+      </w:pPr>
+      <w:rPr>
+        <w:rFonts w:ascii="Courier New" w:hAnsi="Courier New" w:hint="default"/>
+        <w:sz w:val="20"/>
+      </w:rPr>
+    </w:lvl>
+    <w:lvl w:ilvl="2" w:tentative="1">
+      <w:start w:val="1"/>
+      <w:numFmt w:val="bullet"/>
+      <w:lvlText w:val=""/>
+      <w:lvlJc w:val="left"/>
+      <w:pPr>
+        <w:tabs>
+          <w:tab w:val="num" w:pos="2160"/>
+        </w:tabs>
+        <w:ind w:left="2160" w:hanging="360"/>
+      </w:pPr>
+      <w:rPr>
+        <w:rFonts w:ascii="Wingdings" w:hAnsi="Wingdings" w:hint="default"/>
+        <w:sz w:val="20"/>
+      </w:rPr>
+    </w:lvl>
+    <w:lvl w:ilvl="3" w:tentative="1">
+      <w:start w:val="1"/>
+      <w:numFmt w:val="bullet"/>
+      <w:lvlText w:val=""/>
+      <w:lvlJc w:val="left"/>
+      <w:pPr>
+        <w:tabs>
+          <w:tab w:val="num" w:pos="2880"/>
+        </w:tabs>
+        <w:ind w:left="2880" w:hanging="360"/>
+      </w:pPr>
+      <w:rPr>
+        <w:rFonts w:ascii="Wingdings" w:hAnsi="Wingdings" w:hint="default"/>
+        <w:sz w:val="20"/>
+      </w:rPr>
+    </w:lvl>
+    <w:lvl w:ilvl="4" w:tentative="1">
+      <w:start w:val="1"/>
+      <w:numFmt w:val="bullet"/>
+      <w:lvlText w:val=""/>
+      <w:lvlJc w:val="left"/>
+      <w:pPr>
+        <w:tabs>
+          <w:tab w:val="num" w:pos="3600"/>
+        </w:tabs>
+        <w:ind w:left="3600" w:hanging="360"/>
+      </w:pPr>
+      <w:rPr>
+        <w:rFonts w:ascii="Wingdings" w:hAnsi="Wingdings" w:hint="default"/>
+        <w:sz w:val="20"/>
+      </w:rPr>
+    </w:lvl>
+    <w:lvl w:ilvl="5" w:tentative="1">
+      <w:start w:val="1"/>
+      <w:numFmt w:val="bullet"/>
+      <w:lvlText w:val=""/>
+      <w:lvlJc w:val="left"/>
+      <w:pPr>
+        <w:tabs>
+          <w:tab w:val="num" w:pos="4320"/>
+        </w:tabs>
+        <w:ind w:left="4320" w:hanging="360"/>
+      </w:pPr>
+      <w:rPr>
+        <w:rFonts w:ascii="Wingdings" w:hAnsi="Wingdings" w:hint="default"/>
+        <w:sz w:val="20"/>
+      </w:rPr>
+    </w:lvl>
+    <w:lvl w:ilvl="6" w:tentative="1">
+      <w:start w:val="1"/>
+      <w:numFmt w:val="bullet"/>
+      <w:lvlText w:val=""/>
+      <w:lvlJc w:val="left"/>
+      <w:pPr>
+        <w:tabs>
+          <w:tab w:val="num" w:pos="5040"/>
+        </w:tabs>
+        <w:ind w:left="5040" w:hanging="360"/>
+      </w:pPr>
+      <w:rPr>
+        <w:rFonts w:ascii="Wingdings" w:hAnsi="Wingdings" w:hint="default"/>
+        <w:sz w:val="20"/>
+      </w:rPr>
+    </w:lvl>
+    <w:lvl w:ilvl="7" w:tentative="1">
+      <w:start w:val="1"/>
+      <w:numFmt w:val="bullet"/>
+      <w:lvlText w:val=""/>
+      <w:lvlJc w:val="left"/>
+      <w:pPr>
+        <w:tabs>
+          <w:tab w:val="num" w:pos="5760"/>
+        </w:tabs>
+        <w:ind w:left="5760" w:hanging="360"/>
+      </w:pPr>
+      <w:rPr>
+        <w:rFonts w:ascii="Wingdings" w:hAnsi="Wingdings" w:hint="default"/>
+        <w:sz w:val="20"/>
+      </w:rPr>
+    </w:lvl>
+    <w:lvl w:ilvl="8" w:tentative="1">
+      <w:start w:val="1"/>
+      <w:numFmt w:val="bullet"/>
+      <w:lvlText w:val=""/>
+      <w:lvlJc w:val="left"/>
+      <w:pPr>
+        <w:tabs>
+          <w:tab w:val="num" w:pos="6480"/>
+        </w:tabs>
+        <w:ind w:left="6480" w:hanging="360"/>
+      </w:pPr>
+      <w:rPr>
+        <w:rFonts w:ascii="Wingdings" w:hAnsi="Wingdings" w:hint="default"/>
+        <w:sz w:val="20"/>
+      </w:rPr>
+    </w:lvl>
+  </w:abstractNum>
+  <w:abstractNum w:abstractNumId="19" w15:restartNumberingAfterBreak="0">
     <w:nsid w:val="67F44BCD"/>
     <w:multiLevelType w:val="multilevel"/>
     <w:tmpl w:val="8C647A44"/>
@@ -18960,7 +26540,7 @@
       </w:pPr>
     </w:lvl>
   </w:abstractNum>
-  <w:abstractNum w:abstractNumId="16" w15:restartNumberingAfterBreak="0">
+  <w:abstractNum w:abstractNumId="20" w15:restartNumberingAfterBreak="0">
     <w:nsid w:val="6A7960BD"/>
     <w:multiLevelType w:val="multilevel"/>
     <w:tmpl w:val="208E629A"/>
@@ -19073,56 +26653,372 @@
       </w:pPr>
     </w:lvl>
   </w:abstractNum>
+  <w:abstractNum w:abstractNumId="21" w15:restartNumberingAfterBreak="0">
+    <w:nsid w:val="745832CC"/>
+    <w:multiLevelType w:val="multilevel"/>
+    <w:tmpl w:val="1618D908"/>
+    <w:lvl w:ilvl="0">
+      <w:start w:val="1"/>
+      <w:numFmt w:val="bullet"/>
+      <w:lvlText w:val=""/>
+      <w:lvlJc w:val="left"/>
+      <w:pPr>
+        <w:tabs>
+          <w:tab w:val="num" w:pos="720"/>
+        </w:tabs>
+        <w:ind w:left="720" w:hanging="360"/>
+      </w:pPr>
+      <w:rPr>
+        <w:rFonts w:ascii="Symbol" w:hAnsi="Symbol" w:hint="default"/>
+        <w:sz w:val="20"/>
+      </w:rPr>
+    </w:lvl>
+    <w:lvl w:ilvl="1" w:tentative="1">
+      <w:start w:val="1"/>
+      <w:numFmt w:val="bullet"/>
+      <w:lvlText w:val="o"/>
+      <w:lvlJc w:val="left"/>
+      <w:pPr>
+        <w:tabs>
+          <w:tab w:val="num" w:pos="1440"/>
+        </w:tabs>
+        <w:ind w:left="1440" w:hanging="360"/>
+      </w:pPr>
+      <w:rPr>
+        <w:rFonts w:ascii="Courier New" w:hAnsi="Courier New" w:hint="default"/>
+        <w:sz w:val="20"/>
+      </w:rPr>
+    </w:lvl>
+    <w:lvl w:ilvl="2" w:tentative="1">
+      <w:start w:val="1"/>
+      <w:numFmt w:val="bullet"/>
+      <w:lvlText w:val=""/>
+      <w:lvlJc w:val="left"/>
+      <w:pPr>
+        <w:tabs>
+          <w:tab w:val="num" w:pos="2160"/>
+        </w:tabs>
+        <w:ind w:left="2160" w:hanging="360"/>
+      </w:pPr>
+      <w:rPr>
+        <w:rFonts w:ascii="Wingdings" w:hAnsi="Wingdings" w:hint="default"/>
+        <w:sz w:val="20"/>
+      </w:rPr>
+    </w:lvl>
+    <w:lvl w:ilvl="3" w:tentative="1">
+      <w:start w:val="1"/>
+      <w:numFmt w:val="bullet"/>
+      <w:lvlText w:val=""/>
+      <w:lvlJc w:val="left"/>
+      <w:pPr>
+        <w:tabs>
+          <w:tab w:val="num" w:pos="2880"/>
+        </w:tabs>
+        <w:ind w:left="2880" w:hanging="360"/>
+      </w:pPr>
+      <w:rPr>
+        <w:rFonts w:ascii="Wingdings" w:hAnsi="Wingdings" w:hint="default"/>
+        <w:sz w:val="20"/>
+      </w:rPr>
+    </w:lvl>
+    <w:lvl w:ilvl="4" w:tentative="1">
+      <w:start w:val="1"/>
+      <w:numFmt w:val="bullet"/>
+      <w:lvlText w:val=""/>
+      <w:lvlJc w:val="left"/>
+      <w:pPr>
+        <w:tabs>
+          <w:tab w:val="num" w:pos="3600"/>
+        </w:tabs>
+        <w:ind w:left="3600" w:hanging="360"/>
+      </w:pPr>
+      <w:rPr>
+        <w:rFonts w:ascii="Wingdings" w:hAnsi="Wingdings" w:hint="default"/>
+        <w:sz w:val="20"/>
+      </w:rPr>
+    </w:lvl>
+    <w:lvl w:ilvl="5" w:tentative="1">
+      <w:start w:val="1"/>
+      <w:numFmt w:val="bullet"/>
+      <w:lvlText w:val=""/>
+      <w:lvlJc w:val="left"/>
+      <w:pPr>
+        <w:tabs>
+          <w:tab w:val="num" w:pos="4320"/>
+        </w:tabs>
+        <w:ind w:left="4320" w:hanging="360"/>
+      </w:pPr>
+      <w:rPr>
+        <w:rFonts w:ascii="Wingdings" w:hAnsi="Wingdings" w:hint="default"/>
+        <w:sz w:val="20"/>
+      </w:rPr>
+    </w:lvl>
+    <w:lvl w:ilvl="6" w:tentative="1">
+      <w:start w:val="1"/>
+      <w:numFmt w:val="bullet"/>
+      <w:lvlText w:val=""/>
+      <w:lvlJc w:val="left"/>
+      <w:pPr>
+        <w:tabs>
+          <w:tab w:val="num" w:pos="5040"/>
+        </w:tabs>
+        <w:ind w:left="5040" w:hanging="360"/>
+      </w:pPr>
+      <w:rPr>
+        <w:rFonts w:ascii="Wingdings" w:hAnsi="Wingdings" w:hint="default"/>
+        <w:sz w:val="20"/>
+      </w:rPr>
+    </w:lvl>
+    <w:lvl w:ilvl="7" w:tentative="1">
+      <w:start w:val="1"/>
+      <w:numFmt w:val="bullet"/>
+      <w:lvlText w:val=""/>
+      <w:lvlJc w:val="left"/>
+      <w:pPr>
+        <w:tabs>
+          <w:tab w:val="num" w:pos="5760"/>
+        </w:tabs>
+        <w:ind w:left="5760" w:hanging="360"/>
+      </w:pPr>
+      <w:rPr>
+        <w:rFonts w:ascii="Wingdings" w:hAnsi="Wingdings" w:hint="default"/>
+        <w:sz w:val="20"/>
+      </w:rPr>
+    </w:lvl>
+    <w:lvl w:ilvl="8" w:tentative="1">
+      <w:start w:val="1"/>
+      <w:numFmt w:val="bullet"/>
+      <w:lvlText w:val=""/>
+      <w:lvlJc w:val="left"/>
+      <w:pPr>
+        <w:tabs>
+          <w:tab w:val="num" w:pos="6480"/>
+        </w:tabs>
+        <w:ind w:left="6480" w:hanging="360"/>
+      </w:pPr>
+      <w:rPr>
+        <w:rFonts w:ascii="Wingdings" w:hAnsi="Wingdings" w:hint="default"/>
+        <w:sz w:val="20"/>
+      </w:rPr>
+    </w:lvl>
+  </w:abstractNum>
+  <w:abstractNum w:abstractNumId="22" w15:restartNumberingAfterBreak="0">
+    <w:nsid w:val="7F9A0ABB"/>
+    <w:multiLevelType w:val="multilevel"/>
+    <w:tmpl w:val="B1547BF2"/>
+    <w:lvl w:ilvl="0">
+      <w:start w:val="1"/>
+      <w:numFmt w:val="bullet"/>
+      <w:lvlText w:val=""/>
+      <w:lvlJc w:val="left"/>
+      <w:pPr>
+        <w:tabs>
+          <w:tab w:val="num" w:pos="720"/>
+        </w:tabs>
+        <w:ind w:left="720" w:hanging="360"/>
+      </w:pPr>
+      <w:rPr>
+        <w:rFonts w:ascii="Symbol" w:hAnsi="Symbol" w:hint="default"/>
+        <w:sz w:val="20"/>
+      </w:rPr>
+    </w:lvl>
+    <w:lvl w:ilvl="1">
+      <w:start w:val="1"/>
+      <w:numFmt w:val="bullet"/>
+      <w:lvlText w:val="o"/>
+      <w:lvlJc w:val="left"/>
+      <w:pPr>
+        <w:tabs>
+          <w:tab w:val="num" w:pos="1440"/>
+        </w:tabs>
+        <w:ind w:left="1440" w:hanging="360"/>
+      </w:pPr>
+      <w:rPr>
+        <w:rFonts w:ascii="Courier New" w:hAnsi="Courier New" w:hint="default"/>
+        <w:sz w:val="20"/>
+      </w:rPr>
+    </w:lvl>
+    <w:lvl w:ilvl="2" w:tentative="1">
+      <w:start w:val="1"/>
+      <w:numFmt w:val="bullet"/>
+      <w:lvlText w:val=""/>
+      <w:lvlJc w:val="left"/>
+      <w:pPr>
+        <w:tabs>
+          <w:tab w:val="num" w:pos="2160"/>
+        </w:tabs>
+        <w:ind w:left="2160" w:hanging="360"/>
+      </w:pPr>
+      <w:rPr>
+        <w:rFonts w:ascii="Wingdings" w:hAnsi="Wingdings" w:hint="default"/>
+        <w:sz w:val="20"/>
+      </w:rPr>
+    </w:lvl>
+    <w:lvl w:ilvl="3" w:tentative="1">
+      <w:start w:val="1"/>
+      <w:numFmt w:val="bullet"/>
+      <w:lvlText w:val=""/>
+      <w:lvlJc w:val="left"/>
+      <w:pPr>
+        <w:tabs>
+          <w:tab w:val="num" w:pos="2880"/>
+        </w:tabs>
+        <w:ind w:left="2880" w:hanging="360"/>
+      </w:pPr>
+      <w:rPr>
+        <w:rFonts w:ascii="Wingdings" w:hAnsi="Wingdings" w:hint="default"/>
+        <w:sz w:val="20"/>
+      </w:rPr>
+    </w:lvl>
+    <w:lvl w:ilvl="4" w:tentative="1">
+      <w:start w:val="1"/>
+      <w:numFmt w:val="bullet"/>
+      <w:lvlText w:val=""/>
+      <w:lvlJc w:val="left"/>
+      <w:pPr>
+        <w:tabs>
+          <w:tab w:val="num" w:pos="3600"/>
+        </w:tabs>
+        <w:ind w:left="3600" w:hanging="360"/>
+      </w:pPr>
+      <w:rPr>
+        <w:rFonts w:ascii="Wingdings" w:hAnsi="Wingdings" w:hint="default"/>
+        <w:sz w:val="20"/>
+      </w:rPr>
+    </w:lvl>
+    <w:lvl w:ilvl="5" w:tentative="1">
+      <w:start w:val="1"/>
+      <w:numFmt w:val="bullet"/>
+      <w:lvlText w:val=""/>
+      <w:lvlJc w:val="left"/>
+      <w:pPr>
+        <w:tabs>
+          <w:tab w:val="num" w:pos="4320"/>
+        </w:tabs>
+        <w:ind w:left="4320" w:hanging="360"/>
+      </w:pPr>
+      <w:rPr>
+        <w:rFonts w:ascii="Wingdings" w:hAnsi="Wingdings" w:hint="default"/>
+        <w:sz w:val="20"/>
+      </w:rPr>
+    </w:lvl>
+    <w:lvl w:ilvl="6" w:tentative="1">
+      <w:start w:val="1"/>
+      <w:numFmt w:val="bullet"/>
+      <w:lvlText w:val=""/>
+      <w:lvlJc w:val="left"/>
+      <w:pPr>
+        <w:tabs>
+          <w:tab w:val="num" w:pos="5040"/>
+        </w:tabs>
+        <w:ind w:left="5040" w:hanging="360"/>
+      </w:pPr>
+      <w:rPr>
+        <w:rFonts w:ascii="Wingdings" w:hAnsi="Wingdings" w:hint="default"/>
+        <w:sz w:val="20"/>
+      </w:rPr>
+    </w:lvl>
+    <w:lvl w:ilvl="7" w:tentative="1">
+      <w:start w:val="1"/>
+      <w:numFmt w:val="bullet"/>
+      <w:lvlText w:val=""/>
+      <w:lvlJc w:val="left"/>
+      <w:pPr>
+        <w:tabs>
+          <w:tab w:val="num" w:pos="5760"/>
+        </w:tabs>
+        <w:ind w:left="5760" w:hanging="360"/>
+      </w:pPr>
+      <w:rPr>
+        <w:rFonts w:ascii="Wingdings" w:hAnsi="Wingdings" w:hint="default"/>
+        <w:sz w:val="20"/>
+      </w:rPr>
+    </w:lvl>
+    <w:lvl w:ilvl="8" w:tentative="1">
+      <w:start w:val="1"/>
+      <w:numFmt w:val="bullet"/>
+      <w:lvlText w:val=""/>
+      <w:lvlJc w:val="left"/>
+      <w:pPr>
+        <w:tabs>
+          <w:tab w:val="num" w:pos="6480"/>
+        </w:tabs>
+        <w:ind w:left="6480" w:hanging="360"/>
+      </w:pPr>
+      <w:rPr>
+        <w:rFonts w:ascii="Wingdings" w:hAnsi="Wingdings" w:hint="default"/>
+        <w:sz w:val="20"/>
+      </w:rPr>
+    </w:lvl>
+  </w:abstractNum>
   <w:num w:numId="1" w16cid:durableId="611744191">
     <w:abstractNumId w:val="1"/>
   </w:num>
   <w:num w:numId="2" w16cid:durableId="1408916223">
-    <w:abstractNumId w:val="12"/>
+    <w:abstractNumId w:val="16"/>
   </w:num>
   <w:num w:numId="3" w16cid:durableId="909192010">
-    <w:abstractNumId w:val="7"/>
+    <w:abstractNumId w:val="9"/>
   </w:num>
   <w:num w:numId="4" w16cid:durableId="1598293773">
     <w:abstractNumId w:val="3"/>
   </w:num>
   <w:num w:numId="5" w16cid:durableId="1671519289">
-    <w:abstractNumId w:val="6"/>
+    <w:abstractNumId w:val="8"/>
   </w:num>
   <w:num w:numId="6" w16cid:durableId="341471485">
     <w:abstractNumId w:val="2"/>
   </w:num>
   <w:num w:numId="7" w16cid:durableId="1618295787">
-    <w:abstractNumId w:val="14"/>
+    <w:abstractNumId w:val="18"/>
   </w:num>
   <w:num w:numId="8" w16cid:durableId="570846319">
-    <w:abstractNumId w:val="16"/>
+    <w:abstractNumId w:val="20"/>
   </w:num>
   <w:num w:numId="9" w16cid:durableId="1086464698">
     <w:abstractNumId w:val="4"/>
   </w:num>
   <w:num w:numId="10" w16cid:durableId="108086251">
-    <w:abstractNumId w:val="15"/>
+    <w:abstractNumId w:val="19"/>
   </w:num>
   <w:num w:numId="11" w16cid:durableId="643435178">
-    <w:abstractNumId w:val="11"/>
+    <w:abstractNumId w:val="14"/>
   </w:num>
   <w:num w:numId="12" w16cid:durableId="570696462">
     <w:abstractNumId w:val="0"/>
   </w:num>
   <w:num w:numId="13" w16cid:durableId="1920165336">
-    <w:abstractNumId w:val="8"/>
+    <w:abstractNumId w:val="10"/>
   </w:num>
   <w:num w:numId="14" w16cid:durableId="2021227376">
-    <w:abstractNumId w:val="10"/>
+    <w:abstractNumId w:val="13"/>
   </w:num>
   <w:num w:numId="15" w16cid:durableId="1015419622">
-    <w:abstractNumId w:val="13"/>
+    <w:abstractNumId w:val="17"/>
   </w:num>
   <w:num w:numId="16" w16cid:durableId="1766926596">
-    <w:abstractNumId w:val="9"/>
+    <w:abstractNumId w:val="11"/>
   </w:num>
   <w:num w:numId="17" w16cid:durableId="662466926">
+    <w:abstractNumId w:val="6"/>
+  </w:num>
+  <w:num w:numId="18" w16cid:durableId="1448280944">
+    <w:abstractNumId w:val="21"/>
+  </w:num>
+  <w:num w:numId="19" w16cid:durableId="747465045">
+    <w:abstractNumId w:val="22"/>
+  </w:num>
+  <w:num w:numId="20" w16cid:durableId="1316033487">
+    <w:abstractNumId w:val="7"/>
+  </w:num>
+  <w:num w:numId="21" w16cid:durableId="1467626637">
     <w:abstractNumId w:val="5"/>
+  </w:num>
+  <w:num w:numId="22" w16cid:durableId="1961842645">
+    <w:abstractNumId w:val="12"/>
+  </w:num>
+  <w:num w:numId="23" w16cid:durableId="383258749">
+    <w:abstractNumId w:val="15"/>
   </w:num>
 </w:numbering>
 </file>
@@ -19730,7 +27626,6 @@
   <w:style w:type="character" w:default="1" w:styleId="a0">
     <w:name w:val="Default Paragraph Font"/>
     <w:uiPriority w:val="1"/>
-    <w:semiHidden/>
     <w:unhideWhenUsed/>
   </w:style>
   <w:style w:type="table" w:default="1" w:styleId="a1">
